--- a/resumes/Sergei Afonchenko - Backend Developer.docx
+++ b/resumes/Sergei Afonchenko - Backend Developer.docx
@@ -1,25 +1,17 @@
 
 <file path=word/document.xml><?xml version="1.0" encoding="utf-8"?>
-<w:document xmlns:o="urn:schemas-microsoft-com:office:office" xmlns:r="http://schemas.openxmlformats.org/officeDocument/2006/relationships" xmlns:v="urn:schemas-microsoft-com:vml" xmlns:w="http://schemas.openxmlformats.org/wordprocessingml/2006/main" xmlns:w10="urn:schemas-microsoft-com:office:word" xmlns:wp="http://schemas.openxmlformats.org/drawingml/2006/wordprocessingDrawing" xmlns:wps="http://schemas.microsoft.com/office/word/2010/wordprocessingShape" xmlns:wpg="http://schemas.microsoft.com/office/word/2010/wordprocessingGroup" xmlns:mc="http://schemas.openxmlformats.org/markup-compatibility/2006" xmlns:wp14="http://schemas.microsoft.com/office/word/2010/wordprocessingDrawing" xmlns:w14="http://schemas.microsoft.com/office/word/2010/wordml" xmlns:w15="http://schemas.microsoft.com/office/word/2012/wordml" mc:Ignorable="w14 wp14 w15">
+<w:document xmlns:wpc="http://schemas.microsoft.com/office/word/2010/wordprocessingCanvas" xmlns:cx="http://schemas.microsoft.com/office/drawing/2014/chartex" xmlns:cx1="http://schemas.microsoft.com/office/drawing/2015/9/8/chartex" xmlns:cx2="http://schemas.microsoft.com/office/drawing/2015/10/21/chartex" xmlns:cx3="http://schemas.microsoft.com/office/drawing/2016/5/9/chartex" xmlns:cx4="http://schemas.microsoft.com/office/drawing/2016/5/10/chartex" xmlns:cx5="http://schemas.microsoft.com/office/drawing/2016/5/11/chartex" xmlns:cx6="http://schemas.microsoft.com/office/drawing/2016/5/12/chartex" xmlns:cx7="http://schemas.microsoft.com/office/drawing/2016/5/13/chartex" xmlns:cx8="http://schemas.microsoft.com/office/drawing/2016/5/14/chartex" xmlns:mc="http://schemas.openxmlformats.org/markup-compatibility/2006" xmlns:aink="http://schemas.microsoft.com/office/drawing/2016/ink" xmlns:am3d="http://schemas.microsoft.com/office/drawing/2017/model3d" xmlns:o="urn:schemas-microsoft-com:office:office" xmlns:oel="http://schemas.microsoft.com/office/2019/extlst" xmlns:r="http://schemas.openxmlformats.org/officeDocument/2006/relationships" xmlns:m="http://schemas.openxmlformats.org/officeDocument/2006/math" xmlns:v="urn:schemas-microsoft-com:vml" xmlns:wp14="http://schemas.microsoft.com/office/word/2010/wordprocessingDrawing" xmlns:wp="http://schemas.openxmlformats.org/drawingml/2006/wordprocessingDrawing" xmlns:w10="urn:schemas-microsoft-com:office:word" xmlns:w="http://schemas.openxmlformats.org/wordprocessingml/2006/main" xmlns:w14="http://schemas.microsoft.com/office/word/2010/wordml" xmlns:w15="http://schemas.microsoft.com/office/word/2012/wordml" xmlns:w16cex="http://schemas.microsoft.com/office/word/2018/wordml/cex" xmlns:w16cid="http://schemas.microsoft.com/office/word/2016/wordml/cid" xmlns:w16="http://schemas.microsoft.com/office/word/2018/wordml" xmlns:w16du="http://schemas.microsoft.com/office/word/2023/wordml/word16du" xmlns:w16sdtdh="http://schemas.microsoft.com/office/word/2020/wordml/sdtdatahash" xmlns:w16sdtfl="http://schemas.microsoft.com/office/word/2024/wordml/sdtformatlock" xmlns:w16se="http://schemas.microsoft.com/office/word/2015/wordml/symex" xmlns:wpg="http://schemas.microsoft.com/office/word/2010/wordprocessingGroup" xmlns:wpi="http://schemas.microsoft.com/office/word/2010/wordprocessingInk" xmlns:wne="http://schemas.microsoft.com/office/word/2006/wordml" xmlns:wps="http://schemas.microsoft.com/office/word/2010/wordprocessingShape" mc:Ignorable="w14 w15 w16se w16cid w16 w16cex w16sdtdh w16sdtfl w16du wp14">
   <w:background w:color="FFFFFF"/>
   <w:body>
     <w:tbl>
       <w:tblPr>
         <w:tblStyle w:val="TableGrid"/>
         <w:tblW w:w="11209" w:type="dxa"/>
-        <w:jc w:val="left"/>
-        <w:tblInd w:w="0" w:type="dxa"/>
         <w:tblLayout w:type="fixed"/>
-        <w:tblCellMar>
-          <w:top w:w="0" w:type="dxa"/>
-          <w:left w:w="108" w:type="dxa"/>
-          <w:bottom w:w="0" w:type="dxa"/>
-          <w:right w:w="108" w:type="dxa"/>
-        </w:tblCellMar>
-        <w:tblLook w:val="04a0" w:noHBand="0" w:noVBand="1" w:firstColumn="1" w:lastRow="0" w:lastColumn="0" w:firstRow="1"/>
+        <w:tblLook w:val="04A0" w:firstRow="1" w:lastRow="0" w:firstColumn="1" w:lastColumn="0" w:noHBand="0" w:noVBand="1"/>
       </w:tblPr>
       <w:tblGrid>
-        <w:gridCol w:w="7034"/>
+        <w:gridCol w:w="7035"/>
         <w:gridCol w:w="1436"/>
         <w:gridCol w:w="28"/>
         <w:gridCol w:w="45"/>
@@ -28,7 +20,7 @@
       </w:tblGrid>
       <w:tr>
         <w:trPr>
-          <w:trHeight w:val="705" w:hRule="atLeast"/>
+          <w:trHeight w:val="705"/>
         </w:trPr>
         <w:tc>
           <w:tcPr>
@@ -43,53 +35,40 @@
           </w:tcPr>
           <w:p>
             <w:pPr>
-              <w:pStyle w:val="Normal"/>
-              <w:widowControl/>
-              <w:suppressAutoHyphens w:val="true"/>
-              <w:spacing w:lineRule="auto" w:line="240" w:before="0" w:after="0"/>
+              <w:spacing w:after="0" w:line="240" w:lineRule="auto"/>
               <w:jc w:val="center"/>
-              <w:rPr/>
             </w:pPr>
             <w:r>
               <w:rPr>
                 <w:rStyle w:val="Hyperlink"/>
-                <w:rFonts w:eastAsia="Noto Sans JP" w:cs="Noto Sans" w:ascii="Roboto" w:hAnsi="Roboto"/>
+                <w:rFonts w:ascii="Roboto" w:eastAsia="Noto Sans JP" w:hAnsi="Roboto" w:cs="Noto Sans"/>
                 <w:b/>
                 <w:bCs/>
                 <w:color w:val="000000"/>
-                <w:kern w:val="0"/>
                 <w:sz w:val="48"/>
                 <w:szCs w:val="48"/>
                 <w:u w:val="none"/>
-                <w:lang w:val="en-IN" w:eastAsia="en-US" w:bidi="ar-SA"/>
               </w:rPr>
               <w:t>Sergei Afonchenko</w:t>
             </w:r>
           </w:p>
           <w:p>
             <w:pPr>
-              <w:pStyle w:val="Normal"/>
-              <w:widowControl/>
-              <w:suppressAutoHyphens w:val="true"/>
-              <w:spacing w:lineRule="auto" w:line="240" w:before="0" w:after="0"/>
+              <w:spacing w:after="0" w:line="240" w:lineRule="auto"/>
               <w:jc w:val="center"/>
               <w:rPr>
-                <w:rFonts w:ascii="Roboto" w:hAnsi="Roboto" w:eastAsia="Calibri" w:cs=""/>
-                <w:kern w:val="0"/>
+                <w:rFonts w:ascii="Roboto" w:eastAsia="Calibri" w:hAnsi="Roboto"/>
                 <w:sz w:val="40"/>
                 <w:szCs w:val="40"/>
-                <w:lang w:val="en-IN" w:eastAsia="en-US" w:bidi="ar-SA"/>
-              </w:rPr>
-            </w:pPr>
-            <w:r>
-              <w:rPr>
-                <w:rFonts w:eastAsia="Noto Sans JP" w:cs="Noto Sans" w:ascii="Roboto" w:hAnsi="Roboto"/>
+              </w:rPr>
+            </w:pPr>
+            <w:r>
+              <w:rPr>
+                <w:rFonts w:ascii="Roboto" w:eastAsia="Noto Sans JP" w:hAnsi="Roboto" w:cs="Noto Sans"/>
                 <w:b/>
                 <w:bCs/>
-                <w:kern w:val="0"/>
                 <w:sz w:val="40"/>
                 <w:szCs w:val="40"/>
-                <w:lang w:val="en-IN" w:eastAsia="en-US" w:bidi="ar-SA"/>
               </w:rPr>
               <w:t>Backend Developer</w:t>
             </w:r>
@@ -98,7 +77,7 @@
       </w:tr>
       <w:tr>
         <w:trPr>
-          <w:trHeight w:val="390" w:hRule="atLeast"/>
+          <w:trHeight w:val="390"/>
         </w:trPr>
         <w:tc>
           <w:tcPr>
@@ -116,41 +95,26 @@
           </w:tcPr>
           <w:p>
             <w:pPr>
-              <w:pStyle w:val="Normal"/>
-              <w:widowControl/>
-              <w:suppressAutoHyphens w:val="true"/>
-              <w:spacing w:lineRule="auto" w:line="240" w:before="0" w:after="0"/>
+              <w:spacing w:after="0" w:line="240" w:lineRule="auto"/>
               <w:jc w:val="center"/>
               <w:rPr>
-                <w:rFonts w:ascii="Roboto" w:hAnsi="Roboto" w:eastAsia="Calibri" w:cs=""/>
-                <w:kern w:val="0"/>
-                <w:sz w:val="22"/>
-                <w:szCs w:val="22"/>
-                <w:lang w:val="en-IN" w:eastAsia="en-US" w:bidi="ar-SA"/>
-              </w:rPr>
-            </w:pPr>
-            <w:hyperlink r:id="rId2">
+                <w:rFonts w:ascii="Roboto" w:eastAsia="Calibri" w:hAnsi="Roboto"/>
+              </w:rPr>
+            </w:pPr>
+            <w:hyperlink r:id="rId7">
               <w:r>
                 <w:rPr>
                   <w:rStyle w:val="Hyperlink"/>
-                  <w:rFonts w:eastAsia="Noto Sans JP" w:cs="Noto Sans" w:ascii="Roboto" w:hAnsi="Roboto"/>
+                  <w:rFonts w:ascii="Roboto" w:eastAsia="Noto Sans JP" w:hAnsi="Roboto" w:cs="Noto Sans"/>
                   <w:color w:val="000000"/>
-                  <w:kern w:val="0"/>
-                  <w:sz w:val="22"/>
-                  <w:szCs w:val="22"/>
-                  <w:lang w:val="en-IN" w:eastAsia="en-US" w:bidi="ar-SA"/>
                 </w:rPr>
                 <w:t>sergei.afonchenko42@gmail.com</w:t>
               </w:r>
             </w:hyperlink>
             <w:r>
               <w:rPr>
-                <w:rFonts w:eastAsia="Noto Sans JP" w:cs="Noto Sans" w:ascii="Roboto" w:hAnsi="Roboto"/>
+                <w:rFonts w:ascii="Roboto" w:eastAsia="Noto Sans JP" w:hAnsi="Roboto" w:cs="Noto Sans"/>
                 <w:color w:val="000000"/>
-                <w:kern w:val="0"/>
-                <w:sz w:val="22"/>
-                <w:szCs w:val="22"/>
-                <w:lang w:val="en-IN" w:eastAsia="en-US" w:bidi="ar-SA"/>
               </w:rPr>
               <w:t xml:space="preserve"> | +54 911 2695 1443</w:t>
             </w:r>
@@ -159,7 +123,7 @@
       </w:tr>
       <w:tr>
         <w:trPr>
-          <w:trHeight w:val="954" w:hRule="atLeast"/>
+          <w:trHeight w:val="954"/>
         </w:trPr>
         <w:tc>
           <w:tcPr>
@@ -175,9 +139,7 @@
           <w:p>
             <w:pPr>
               <w:pStyle w:val="BodyText"/>
-              <w:suppressAutoHyphens w:val="true"/>
-              <w:spacing w:lineRule="auto" w:line="240" w:before="57" w:after="57"/>
-              <w:jc w:val="left"/>
+              <w:spacing w:before="57" w:after="57" w:line="240" w:lineRule="auto"/>
               <w:rPr>
                 <w:rFonts w:ascii="inherit" w:hAnsi="inherit"/>
                 <w:sz w:val="21"/>
@@ -188,16 +150,22 @@
                 <w:rFonts w:ascii="inherit" w:hAnsi="inherit"/>
                 <w:sz w:val="21"/>
               </w:rPr>
-              <w:t xml:space="preserve">Experienced Backend Developer with a focus on creating robust and efficient server-side solutions. Demonstrated ability to lead backend teams through the entire development cycle using agile methodologies, consistently delivering high-quality software. </w:t>
-            </w:r>
-            <w:r>
-              <w:rPr>
-                <w:rFonts w:eastAsia="Calibri" w:cs="" w:ascii="inherit" w:hAnsi="inherit" w:cstheme="minorBidi" w:eastAsiaTheme="minorHAnsi"/>
-                <w:color w:val="auto"/>
-                <w:kern w:val="0"/>
+              <w:t xml:space="preserve">Experienced Backend Developer with a focus on creating robust and efficient server-side solutions. </w:t>
+            </w:r>
+          </w:p>
+          <w:p>
+            <w:pPr>
+              <w:pStyle w:val="BodyText"/>
+              <w:spacing w:before="57" w:after="57" w:line="240" w:lineRule="auto"/>
+              <w:rPr>
+                <w:rFonts w:ascii="inherit" w:hAnsi="inherit"/>
                 <w:sz w:val="21"/>
-                <w:szCs w:val="22"/>
-                <w:lang w:val="en-IN" w:eastAsia="en-US" w:bidi="ar-SA"/>
+              </w:rPr>
+            </w:pPr>
+            <w:r>
+              <w:rPr>
+                <w:rFonts w:ascii="inherit" w:hAnsi="inherit"/>
+                <w:sz w:val="21"/>
               </w:rPr>
               <w:t>A versatile professional interested in exploring new technologies, adept at working in both small, dynamic teams and large, distributed environments</w:t>
             </w:r>
@@ -206,7 +174,7 @@
       </w:tr>
       <w:tr>
         <w:trPr>
-          <w:trHeight w:val="116" w:hRule="atLeast"/>
+          <w:trHeight w:val="116"/>
         </w:trPr>
         <w:tc>
           <w:tcPr>
@@ -225,74 +193,163 @@
           </w:tcPr>
           <w:p>
             <w:pPr>
-              <w:pStyle w:val="Normal"/>
-              <w:widowControl/>
-              <w:suppressAutoHyphens w:val="true"/>
-              <w:spacing w:lineRule="auto" w:line="240" w:before="0" w:after="0"/>
+              <w:spacing w:after="0" w:line="240" w:lineRule="auto"/>
               <w:jc w:val="center"/>
               <w:rPr>
-                <w:rFonts w:ascii="Roboto" w:hAnsi="Roboto" w:eastAsia="Noto Sans JP" w:cs="Noto Sans"/>
-                <w:kern w:val="0"/>
+                <w:rFonts w:ascii="Roboto" w:eastAsia="Noto Sans JP" w:hAnsi="Roboto" w:cs="Noto Sans"/>
                 <w:sz w:val="16"/>
                 <w:szCs w:val="16"/>
-                <w:lang w:val="en-IN" w:eastAsia="en-US" w:bidi="ar-SA"/>
-              </w:rPr>
-            </w:pPr>
-            <w:r>
-              <w:rPr>
-                <w:rFonts w:eastAsia="Noto Sans JP" w:cs="Noto Sans" w:ascii="Roboto" w:hAnsi="Roboto"/>
-                <w:kern w:val="0"/>
+              </w:rPr>
+            </w:pPr>
+            <w:r>
+              <w:rPr>
+                <w:rFonts w:ascii="Roboto" w:eastAsia="Noto Sans JP" w:hAnsi="Roboto" w:cs="Noto Sans"/>
                 <w:sz w:val="16"/>
                 <w:szCs w:val="16"/>
-                <w:lang w:val="en-IN" w:eastAsia="en-US" w:bidi="ar-SA"/>
-              </w:rPr>
-              <w:t>Typescript/ JavaScript | PHP | Golang | Python</w:t>
-            </w:r>
-          </w:p>
-          <w:p>
-            <w:pPr>
-              <w:pStyle w:val="Normal"/>
-              <w:widowControl/>
-              <w:suppressAutoHyphens w:val="true"/>
-              <w:spacing w:lineRule="auto" w:line="240" w:before="0" w:after="0"/>
-              <w:jc w:val="center"/>
-              <w:rPr>
-                <w:rFonts w:ascii="Roboto" w:hAnsi="Roboto" w:eastAsia="Noto Sans JP" w:cs="Noto Sans"/>
-                <w:kern w:val="0"/>
+              </w:rPr>
+              <w:t xml:space="preserve">Typescript/ JavaScript | </w:t>
+            </w:r>
+            <w:r>
+              <w:rPr>
+                <w:rFonts w:ascii="Roboto" w:eastAsia="Noto Sans JP" w:hAnsi="Roboto" w:cs="Noto Sans"/>
                 <w:sz w:val="16"/>
                 <w:szCs w:val="16"/>
-                <w:lang w:val="en-IN" w:eastAsia="en-US" w:bidi="ar-SA"/>
-              </w:rPr>
-            </w:pPr>
-            <w:r>
-              <w:rPr>
-                <w:rFonts w:eastAsia="Noto Sans JP" w:cs="Noto Sans" w:ascii="Roboto" w:hAnsi="Roboto"/>
-                <w:kern w:val="0"/>
+              </w:rPr>
+              <w:t>Node.js</w:t>
+            </w:r>
+            <w:r>
+              <w:rPr>
+                <w:rFonts w:ascii="Roboto" w:eastAsia="Noto Sans JP" w:hAnsi="Roboto" w:cs="Noto Sans"/>
                 <w:sz w:val="16"/>
                 <w:szCs w:val="16"/>
-                <w:lang w:val="en-IN" w:eastAsia="en-US" w:bidi="ar-SA"/>
-              </w:rPr>
-              <w:t xml:space="preserve"> </w:t>
-            </w:r>
-            <w:r>
-              <w:rPr>
-                <w:rFonts w:eastAsia="Noto Sans JP" w:cs="Noto Sans" w:ascii="Roboto" w:hAnsi="Roboto"/>
-                <w:kern w:val="0"/>
+              </w:rPr>
+              <w:t xml:space="preserve"> | </w:t>
+            </w:r>
+            <w:r>
+              <w:rPr>
+                <w:rFonts w:ascii="Roboto" w:eastAsia="Noto Sans JP" w:hAnsi="Roboto" w:cs="Noto Sans"/>
                 <w:sz w:val="16"/>
                 <w:szCs w:val="16"/>
-                <w:lang w:val="en-IN" w:eastAsia="en-US" w:bidi="ar-SA"/>
-              </w:rPr>
-              <w:t>Node.js | Express.js | Nest.js | Laravel | php-fpm | PHPUnit</w:t>
+              </w:rPr>
+              <w:t>PHP | Golang | Python</w:t>
+            </w:r>
+            <w:r>
+              <w:rPr>
+                <w:rFonts w:ascii="Roboto" w:eastAsia="Noto Sans JP" w:hAnsi="Roboto" w:cs="Noto Sans"/>
+                <w:sz w:val="16"/>
+                <w:szCs w:val="16"/>
+              </w:rPr>
               <w:br/>
-              <w:t>SQL | PostsgreSQL | MySQL | NoSQL | MongoDB | Redis | GraphQL | Docker| GIT</w:t>
+              <w:t xml:space="preserve">SQL </w:t>
+            </w:r>
+            <w:r>
+              <w:rPr>
+                <w:rFonts w:ascii="Roboto" w:eastAsia="Noto Sans JP" w:hAnsi="Roboto" w:cs="Noto Sans"/>
+                <w:sz w:val="16"/>
+                <w:szCs w:val="16"/>
+              </w:rPr>
+              <w:t xml:space="preserve">| </w:t>
+            </w:r>
+            <w:r>
+              <w:rPr>
+                <w:rFonts w:ascii="Roboto" w:eastAsia="Noto Sans JP" w:hAnsi="Roboto" w:cs="Noto Sans"/>
+                <w:sz w:val="16"/>
+                <w:szCs w:val="16"/>
+              </w:rPr>
+              <w:t xml:space="preserve">NoSQL </w:t>
+            </w:r>
+            <w:r>
+              <w:rPr>
+                <w:rFonts w:ascii="Roboto" w:eastAsia="Noto Sans JP" w:hAnsi="Roboto" w:cs="Noto Sans"/>
+                <w:sz w:val="16"/>
+                <w:szCs w:val="16"/>
+              </w:rPr>
+              <w:t>| Post</w:t>
+            </w:r>
+            <w:r>
+              <w:rPr>
+                <w:rFonts w:ascii="Roboto" w:eastAsia="Noto Sans JP" w:hAnsi="Roboto" w:cs="Noto Sans"/>
+                <w:sz w:val="16"/>
+                <w:szCs w:val="16"/>
+              </w:rPr>
+              <w:t xml:space="preserve">greSQL | MySQL | </w:t>
+            </w:r>
+            <w:r>
+              <w:rPr>
+                <w:rFonts w:ascii="Roboto" w:eastAsia="Noto Sans JP" w:hAnsi="Roboto" w:cs="Noto Sans"/>
+                <w:sz w:val="16"/>
+                <w:szCs w:val="16"/>
+              </w:rPr>
+              <w:t>MongoDB | Redis | GraphQL | Docker</w:t>
+            </w:r>
+            <w:r>
+              <w:rPr>
+                <w:rFonts w:ascii="Roboto" w:eastAsia="Noto Sans JP" w:hAnsi="Roboto" w:cs="Noto Sans"/>
+                <w:sz w:val="16"/>
+                <w:szCs w:val="16"/>
+              </w:rPr>
+              <w:t xml:space="preserve"> </w:t>
+            </w:r>
+            <w:r>
+              <w:rPr>
+                <w:rFonts w:ascii="Roboto" w:eastAsia="Noto Sans JP" w:hAnsi="Roboto" w:cs="Noto Sans"/>
+                <w:sz w:val="16"/>
+                <w:szCs w:val="16"/>
+              </w:rPr>
+              <w:t>| GIT</w:t>
+            </w:r>
+            <w:r>
+              <w:rPr>
+                <w:rFonts w:ascii="Roboto" w:eastAsia="Noto Sans JP" w:hAnsi="Roboto" w:cs="Noto Sans"/>
+                <w:sz w:val="16"/>
+                <w:szCs w:val="16"/>
+              </w:rPr>
               <w:br/>
-              <w:t>AWS | Loki | Grafana | Prometheus | CI/CD |  AI/LLM | Stable Diffusion | OpenAI</w:t>
+              <w:t>AWS | Loki | Grafana | Prometheus | CI/CD |  AI</w:t>
+            </w:r>
+          </w:p>
+          <w:p>
+            <w:pPr>
+              <w:spacing w:after="0" w:line="240" w:lineRule="auto"/>
+              <w:jc w:val="center"/>
+              <w:rPr>
+                <w:rFonts w:ascii="Roboto" w:eastAsia="Noto Sans JP" w:hAnsi="Roboto" w:cs="Noto Sans"/>
+                <w:sz w:val="16"/>
+                <w:szCs w:val="16"/>
+              </w:rPr>
+            </w:pPr>
+            <w:r>
+              <w:rPr>
+                <w:sz w:val="2"/>
+                <w:szCs w:val="2"/>
+              </w:rPr>
+              <w:t>PHP|JavaScript|HTML|CSS|jQuery|Apache|Nginx|Git|WordPress|Joomla|SSH|Google Analytics|Facebook Pixel|APIs|Databases|Messaging Brokers|Docker|Linux|Ubuntu|Symfony|Laravel|AWS|GCP|Azure|PHP 8|Symfony 7|React|API Platform|Mirth Connect|HL7|FHIR|CI/CD|Kubernetes|Terraform|GitLab|MySQL|PostgreSQL|MongoDB|Redis|Elasticsearch|REST|GraphQL|Jenkins|TypeScript|Python</w:t>
+            </w:r>
+            <w:r>
+              <w:rPr>
+                <w:sz w:val="2"/>
+                <w:szCs w:val="2"/>
+              </w:rPr>
+              <w:t>| Express.js | Nest.js | Laravel</w:t>
+            </w:r>
+            <w:r>
+              <w:rPr>
+                <w:sz w:val="2"/>
+                <w:szCs w:val="2"/>
+              </w:rPr>
+              <w:t xml:space="preserve"> | </w:t>
+            </w:r>
+            <w:r>
+              <w:rPr>
+                <w:sz w:val="2"/>
+                <w:szCs w:val="2"/>
+              </w:rPr>
+              <w:t>LLM</w:t>
             </w:r>
           </w:p>
         </w:tc>
       </w:tr>
       <w:tr>
-        <w:trPr/>
         <w:tc>
           <w:tcPr>
             <w:tcW w:w="11208" w:type="dxa"/>
@@ -306,30 +363,20 @@
           </w:tcPr>
           <w:p>
             <w:pPr>
-              <w:pStyle w:val="Normal"/>
-              <w:widowControl/>
-              <w:suppressAutoHyphens w:val="true"/>
-              <w:spacing w:lineRule="auto" w:line="240" w:before="0" w:after="0"/>
-              <w:jc w:val="left"/>
-              <w:rPr>
-                <w:rFonts w:ascii="Roboto" w:hAnsi="Roboto" w:eastAsia="Calibri" w:cs=""/>
-                <w:kern w:val="0"/>
-                <w:sz w:val="22"/>
-                <w:szCs w:val="22"/>
-                <w:lang w:val="en-IN" w:eastAsia="en-US" w:bidi="ar-SA"/>
-              </w:rPr>
-            </w:pPr>
-            <w:r>
-              <w:rPr>
-                <w:rFonts w:eastAsia="Noto Sans JP" w:cs="Noto Sans" w:ascii="Roboto" w:hAnsi="Roboto"/>
+              <w:spacing w:after="0" w:line="240" w:lineRule="auto"/>
+              <w:rPr>
+                <w:rFonts w:ascii="Roboto" w:eastAsia="Calibri" w:hAnsi="Roboto"/>
+              </w:rPr>
+            </w:pPr>
+            <w:r>
+              <w:rPr>
+                <w:rFonts w:ascii="Roboto" w:eastAsia="Noto Sans JP" w:hAnsi="Roboto" w:cs="Noto Sans"/>
                 <w:b/>
                 <w:bCs/>
                 <w:color w:val="000000"/>
                 <w:spacing w:val="20"/>
-                <w:kern w:val="0"/>
                 <w:sz w:val="24"/>
                 <w:szCs w:val="24"/>
-                <w:lang w:val="en-IN" w:eastAsia="en-US" w:bidi="ar-SA"/>
               </w:rPr>
               <w:t>PROFESSIONAL EXPERIENCE</w:t>
             </w:r>
@@ -337,7 +384,6 @@
         </w:tc>
       </w:tr>
       <w:tr>
-        <w:trPr/>
         <w:tc>
           <w:tcPr>
             <w:tcW w:w="11208" w:type="dxa"/>
@@ -350,34 +396,19 @@
           </w:tcPr>
           <w:p>
             <w:pPr>
-              <w:pStyle w:val="Normal"/>
-              <w:widowControl/>
-              <w:suppressAutoHyphens w:val="true"/>
-              <w:spacing w:lineRule="auto" w:line="240" w:before="0" w:after="0"/>
-              <w:jc w:val="left"/>
-              <w:rPr>
-                <w:rFonts w:ascii="Roboto" w:hAnsi="Roboto" w:eastAsia="Noto Sans JP" w:cs="Noto Sans"/>
-                <w:kern w:val="0"/>
+              <w:spacing w:after="0" w:line="240" w:lineRule="auto"/>
+              <w:rPr>
+                <w:rFonts w:ascii="Roboto" w:eastAsia="Noto Sans JP" w:hAnsi="Roboto" w:cs="Noto Sans"/>
                 <w:sz w:val="12"/>
                 <w:szCs w:val="12"/>
-                <w:lang w:val="en-IN" w:eastAsia="en-US" w:bidi="ar-SA"/>
-              </w:rPr>
-            </w:pPr>
-            <w:r>
-              <w:rPr>
-                <w:rFonts w:eastAsia="Noto Sans JP" w:cs="Noto Sans" w:ascii="Roboto" w:hAnsi="Roboto"/>
-                <w:kern w:val="0"/>
-                <w:sz w:val="12"/>
-                <w:szCs w:val="12"/>
-                <w:lang w:val="en-IN" w:eastAsia="en-US" w:bidi="ar-SA"/>
-              </w:rPr>
-            </w:r>
+              </w:rPr>
+            </w:pPr>
           </w:p>
         </w:tc>
       </w:tr>
       <w:tr>
         <w:trPr>
-          <w:trHeight w:val="647" w:hRule="atLeast"/>
+          <w:trHeight w:val="647"/>
         </w:trPr>
         <w:tc>
           <w:tcPr>
@@ -392,41 +423,32 @@
           <w:p>
             <w:pPr>
               <w:pStyle w:val="NormalWeb"/>
-              <w:widowControl/>
-              <w:suppressAutoHyphens w:val="true"/>
-              <w:spacing w:beforeAutospacing="0" w:before="0" w:afterAutospacing="0" w:after="0"/>
-              <w:jc w:val="left"/>
+              <w:spacing w:beforeAutospacing="0" w:after="0" w:afterAutospacing="0"/>
               <w:rPr>
                 <w:rFonts w:ascii="Roboto" w:hAnsi="Roboto"/>
-                <w:kern w:val="0"/>
-                <w:lang w:val="en-IN" w:bidi="ar-SA"/>
-              </w:rPr>
-            </w:pPr>
-            <w:r>
-              <w:rPr>
-                <w:rFonts w:eastAsia="Noto Sans JP" w:cs="Noto Sans" w:ascii="Roboto" w:hAnsi="Roboto"/>
+              </w:rPr>
+            </w:pPr>
+            <w:r>
+              <w:rPr>
+                <w:rFonts w:ascii="Roboto" w:eastAsia="Noto Sans JP" w:hAnsi="Roboto" w:cs="Noto Sans"/>
                 <w:b/>
                 <w:bCs/>
                 <w:color w:val="000000"/>
-                <w:kern w:val="0"/>
                 <w:sz w:val="22"/>
                 <w:szCs w:val="22"/>
-                <w:lang w:val="en-IN" w:bidi="ar-SA"/>
               </w:rPr>
               <w:t xml:space="preserve">Teramind | </w:t>
             </w:r>
-            <w:hyperlink r:id="rId3">
+            <w:hyperlink r:id="rId8">
               <w:r>
                 <w:rPr>
                   <w:rStyle w:val="Hyperlink"/>
-                  <w:rFonts w:eastAsia="Noto Sans JP" w:cs="Noto Sans" w:ascii="Roboto" w:hAnsi="Roboto"/>
+                  <w:rFonts w:ascii="Roboto" w:eastAsia="Noto Sans JP" w:hAnsi="Roboto" w:cs="Noto Sans"/>
                   <w:b/>
                   <w:bCs/>
                   <w:color w:val="0563C1"/>
-                  <w:kern w:val="0"/>
                   <w:sz w:val="22"/>
                   <w:szCs w:val="22"/>
-                  <w:lang w:val="en-IN" w:bidi="ar-SA"/>
                 </w:rPr>
                 <w:t>teramind.co</w:t>
               </w:r>
@@ -435,26 +457,28 @@
           <w:p>
             <w:pPr>
               <w:pStyle w:val="NormalWeb"/>
-              <w:widowControl/>
-              <w:suppressAutoHyphens w:val="true"/>
-              <w:spacing w:beforeAutospacing="0" w:before="0" w:afterAutospacing="0" w:after="0"/>
-              <w:jc w:val="left"/>
+              <w:spacing w:beforeAutospacing="0" w:after="0" w:afterAutospacing="0"/>
               <w:rPr>
                 <w:rFonts w:ascii="Roboto" w:hAnsi="Roboto"/>
-                <w:kern w:val="0"/>
-                <w:lang w:val="en-IN" w:bidi="ar-SA"/>
-              </w:rPr>
-            </w:pPr>
-            <w:r>
-              <w:rPr>
-                <w:rFonts w:eastAsia="Noto Sans JP" w:cs="Noto Sans" w:ascii="Roboto" w:hAnsi="Roboto"/>
+              </w:rPr>
+            </w:pPr>
+            <w:r>
+              <w:rPr>
+                <w:rFonts w:ascii="Roboto" w:eastAsia="Noto Sans JP" w:hAnsi="Roboto" w:cs="Noto Sans"/>
                 <w:color w:val="000000"/>
-                <w:kern w:val="0"/>
                 <w:sz w:val="22"/>
                 <w:szCs w:val="22"/>
-                <w:lang w:val="en-IN" w:bidi="ar-SA"/>
-              </w:rPr>
-              <w:t>Senior Full Stack Developer | Data Loss Prevention</w:t>
+              </w:rPr>
+              <w:t>Backend</w:t>
+            </w:r>
+            <w:r>
+              <w:rPr>
+                <w:rFonts w:ascii="Roboto" w:eastAsia="Noto Sans JP" w:hAnsi="Roboto" w:cs="Noto Sans"/>
+                <w:color w:val="000000"/>
+                <w:sz w:val="22"/>
+                <w:szCs w:val="22"/>
+              </w:rPr>
+              <w:t xml:space="preserve"> Developer | Data Loss Prevention</w:t>
             </w:r>
           </w:p>
         </w:tc>
@@ -472,28 +496,21 @@
           <w:p>
             <w:pPr>
               <w:pStyle w:val="NormalWeb"/>
-              <w:widowControl/>
-              <w:suppressAutoHyphens w:val="true"/>
-              <w:bidi w:val="0"/>
-              <w:spacing w:beforeAutospacing="0" w:before="0" w:afterAutospacing="0" w:after="0"/>
+              <w:spacing w:beforeAutospacing="0" w:after="0" w:afterAutospacing="0"/>
               <w:jc w:val="right"/>
               <w:rPr>
-                <w:rFonts w:ascii="Roboto" w:hAnsi="Roboto" w:eastAsia="Noto Sans JP" w:cs="Noto Sans"/>
+                <w:rFonts w:ascii="Roboto" w:eastAsia="Noto Sans JP" w:hAnsi="Roboto" w:cs="Noto Sans"/>
                 <w:color w:val="000000"/>
-                <w:kern w:val="0"/>
                 <w:sz w:val="22"/>
                 <w:szCs w:val="22"/>
-                <w:lang w:val="en-IN" w:bidi="ar-SA"/>
-              </w:rPr>
-            </w:pPr>
-            <w:r>
-              <w:rPr>
-                <w:rFonts w:eastAsia="Noto Sans JP" w:cs="Noto Sans" w:ascii="Roboto" w:hAnsi="Roboto"/>
+              </w:rPr>
+            </w:pPr>
+            <w:r>
+              <w:rPr>
+                <w:rFonts w:ascii="Roboto" w:eastAsia="Noto Sans JP" w:hAnsi="Roboto" w:cs="Noto Sans"/>
                 <w:color w:val="000000"/>
-                <w:kern w:val="0"/>
                 <w:sz w:val="22"/>
                 <w:szCs w:val="22"/>
-                <w:lang w:val="en-IN" w:bidi="ar-SA"/>
               </w:rPr>
               <w:t>Mar 2022 - Now</w:t>
             </w:r>
@@ -501,37 +518,48 @@
           <w:p>
             <w:pPr>
               <w:pStyle w:val="NormalWeb"/>
-              <w:widowControl/>
-              <w:suppressAutoHyphens w:val="true"/>
-              <w:bidi w:val="0"/>
-              <w:spacing w:beforeAutospacing="0" w:before="0" w:afterAutospacing="0" w:after="0"/>
+              <w:spacing w:beforeAutospacing="0" w:after="0" w:afterAutospacing="0"/>
               <w:jc w:val="right"/>
               <w:rPr>
-                <w:rFonts w:ascii="Roboto" w:hAnsi="Roboto" w:eastAsia="Noto Sans JP" w:cs="Noto Sans"/>
+                <w:rFonts w:ascii="Roboto" w:eastAsia="Noto Sans JP" w:hAnsi="Roboto" w:cs="Noto Sans"/>
                 <w:color w:val="000000"/>
-                <w:kern w:val="0"/>
                 <w:sz w:val="22"/>
                 <w:szCs w:val="22"/>
-                <w:lang w:val="en-IN" w:bidi="ar-SA"/>
-              </w:rPr>
-            </w:pPr>
-            <w:r>
-              <w:rPr>
-                <w:rFonts w:eastAsia="Noto Sans JP" w:cs="Noto Sans" w:ascii="Roboto" w:hAnsi="Roboto"/>
+              </w:rPr>
+            </w:pPr>
+            <w:r>
+              <w:rPr>
+                <w:rFonts w:ascii="Roboto" w:eastAsia="Noto Sans JP" w:hAnsi="Roboto" w:cs="Noto Sans"/>
                 <w:color w:val="000000"/>
-                <w:kern w:val="0"/>
                 <w:sz w:val="22"/>
                 <w:szCs w:val="22"/>
-                <w:lang w:val="en-IN" w:bidi="ar-SA"/>
-              </w:rPr>
-              <w:t>2 yrs 10 mos+</w:t>
+              </w:rPr>
+              <w:t xml:space="preserve">4 </w:t>
+            </w:r>
+            <w:r>
+              <w:rPr>
+                <w:rFonts w:ascii="Roboto" w:eastAsia="Noto Sans JP" w:hAnsi="Roboto" w:cs="Noto Sans"/>
+                <w:color w:val="000000"/>
+                <w:sz w:val="22"/>
+                <w:szCs w:val="22"/>
+              </w:rPr>
+              <w:t>yrs</w:t>
+            </w:r>
+            <w:r>
+              <w:rPr>
+                <w:rFonts w:ascii="Roboto" w:eastAsia="Noto Sans JP" w:hAnsi="Roboto" w:cs="Noto Sans"/>
+                <w:color w:val="000000"/>
+                <w:sz w:val="22"/>
+                <w:szCs w:val="22"/>
+              </w:rPr>
+              <w:t>+</w:t>
             </w:r>
           </w:p>
         </w:tc>
       </w:tr>
       <w:tr>
         <w:trPr>
-          <w:trHeight w:val="2078" w:hRule="atLeast"/>
+          <w:trHeight w:val="2078"/>
         </w:trPr>
         <w:tc>
           <w:tcPr>
@@ -551,28 +579,22 @@
           <w:p>
             <w:pPr>
               <w:pStyle w:val="BodyText"/>
-              <w:widowControl/>
               <w:numPr>
                 <w:ilvl w:val="0"/>
                 <w:numId w:val="10"/>
               </w:numPr>
               <w:tabs>
-                <w:tab w:val="clear" w:pos="720"/>
-                <w:tab w:val="left" w:pos="0" w:leader="none"/>
+                <w:tab w:val="clear" w:pos="709"/>
+                <w:tab w:val="left" w:pos="0"/>
               </w:tabs>
-              <w:suppressAutoHyphens w:val="true"/>
-              <w:bidi w:val="0"/>
-              <w:spacing w:before="0" w:after="0"/>
-              <w:ind w:hanging="283" w:left="709"/>
-              <w:jc w:val="left"/>
-              <w:rPr/>
+              <w:spacing w:after="0"/>
             </w:pPr>
             <w:r>
               <w:rPr>
                 <w:rStyle w:val="Strong"/>
                 <w:rFonts w:ascii="Roboto" w:hAnsi="Roboto"/>
-                <w:b w:val="false"/>
-                <w:bCs w:val="false"/>
+                <w:b w:val="0"/>
+                <w:bCs w:val="0"/>
                 <w:sz w:val="20"/>
                 <w:szCs w:val="20"/>
               </w:rPr>
@@ -617,28 +639,22 @@
           <w:p>
             <w:pPr>
               <w:pStyle w:val="BodyText"/>
-              <w:widowControl/>
               <w:numPr>
                 <w:ilvl w:val="0"/>
                 <w:numId w:val="11"/>
               </w:numPr>
               <w:tabs>
-                <w:tab w:val="clear" w:pos="720"/>
-                <w:tab w:val="left" w:pos="0" w:leader="none"/>
+                <w:tab w:val="clear" w:pos="709"/>
+                <w:tab w:val="left" w:pos="0"/>
               </w:tabs>
-              <w:suppressAutoHyphens w:val="true"/>
-              <w:bidi w:val="0"/>
-              <w:spacing w:before="0" w:after="0"/>
-              <w:ind w:hanging="283" w:left="709"/>
-              <w:jc w:val="left"/>
-              <w:rPr/>
+              <w:spacing w:after="0"/>
             </w:pPr>
             <w:r>
               <w:rPr>
                 <w:rStyle w:val="Strong"/>
                 <w:rFonts w:ascii="Roboto" w:hAnsi="Roboto"/>
-                <w:b w:val="false"/>
-                <w:bCs w:val="false"/>
+                <w:b w:val="0"/>
+                <w:bCs w:val="0"/>
                 <w:sz w:val="20"/>
                 <w:szCs w:val="20"/>
               </w:rPr>
@@ -673,28 +689,22 @@
           <w:p>
             <w:pPr>
               <w:pStyle w:val="BodyText"/>
-              <w:widowControl/>
               <w:numPr>
                 <w:ilvl w:val="0"/>
                 <w:numId w:val="12"/>
               </w:numPr>
               <w:tabs>
-                <w:tab w:val="clear" w:pos="720"/>
-                <w:tab w:val="left" w:pos="0" w:leader="none"/>
+                <w:tab w:val="clear" w:pos="709"/>
+                <w:tab w:val="left" w:pos="0"/>
               </w:tabs>
-              <w:suppressAutoHyphens w:val="true"/>
-              <w:bidi w:val="0"/>
-              <w:spacing w:before="0" w:after="0"/>
-              <w:ind w:hanging="283" w:left="709"/>
-              <w:jc w:val="left"/>
-              <w:rPr/>
+              <w:spacing w:after="0"/>
             </w:pPr>
             <w:r>
               <w:rPr>
                 <w:rStyle w:val="Strong"/>
                 <w:rFonts w:ascii="Roboto" w:hAnsi="Roboto"/>
-                <w:b w:val="false"/>
-                <w:bCs w:val="false"/>
+                <w:b w:val="0"/>
+                <w:bCs w:val="0"/>
                 <w:sz w:val="20"/>
                 <w:szCs w:val="20"/>
               </w:rPr>
@@ -703,8 +713,6 @@
             <w:r>
               <w:rPr>
                 <w:rFonts w:ascii="Roboto" w:hAnsi="Roboto"/>
-                <w:b w:val="false"/>
-                <w:bCs w:val="false"/>
                 <w:sz w:val="20"/>
                 <w:szCs w:val="20"/>
               </w:rPr>
@@ -725,42 +733,54 @@
                 <w:sz w:val="20"/>
                 <w:szCs w:val="20"/>
               </w:rPr>
-              <w:t>reducing manual labor for sales and account executives by 61.2%</w:t>
-            </w:r>
-            <w:r>
-              <w:rPr>
+              <w:t>reducing manual labo</w:t>
+            </w:r>
+            <w:r>
+              <w:rPr>
+                <w:rStyle w:val="Strong"/>
                 <w:rFonts w:ascii="Roboto" w:hAnsi="Roboto"/>
                 <w:sz w:val="20"/>
                 <w:szCs w:val="20"/>
               </w:rPr>
+              <w:t>u</w:t>
+            </w:r>
+            <w:r>
+              <w:rPr>
+                <w:rStyle w:val="Strong"/>
+                <w:rFonts w:ascii="Roboto" w:hAnsi="Roboto"/>
+                <w:sz w:val="20"/>
+                <w:szCs w:val="20"/>
+              </w:rPr>
+              <w:t>r for sales and account executives by 61.2%</w:t>
+            </w:r>
+            <w:r>
+              <w:rPr>
+                <w:rFonts w:ascii="Roboto" w:hAnsi="Roboto"/>
+                <w:sz w:val="20"/>
+                <w:szCs w:val="20"/>
+              </w:rPr>
               <w:t>.</w:t>
             </w:r>
           </w:p>
           <w:p>
             <w:pPr>
               <w:pStyle w:val="BodyText"/>
-              <w:widowControl/>
               <w:numPr>
                 <w:ilvl w:val="0"/>
                 <w:numId w:val="13"/>
               </w:numPr>
               <w:tabs>
-                <w:tab w:val="clear" w:pos="720"/>
-                <w:tab w:val="left" w:pos="0" w:leader="none"/>
+                <w:tab w:val="clear" w:pos="709"/>
+                <w:tab w:val="left" w:pos="0"/>
               </w:tabs>
-              <w:suppressAutoHyphens w:val="true"/>
-              <w:bidi w:val="0"/>
-              <w:spacing w:before="0" w:after="0"/>
-              <w:ind w:hanging="283" w:left="709"/>
-              <w:jc w:val="left"/>
-              <w:rPr/>
+              <w:spacing w:after="0"/>
             </w:pPr>
             <w:r>
               <w:rPr>
                 <w:rStyle w:val="Strong"/>
                 <w:rFonts w:ascii="Roboto" w:hAnsi="Roboto"/>
-                <w:b w:val="false"/>
-                <w:bCs w:val="false"/>
+                <w:b w:val="0"/>
+                <w:bCs w:val="0"/>
                 <w:sz w:val="20"/>
                 <w:szCs w:val="20"/>
               </w:rPr>
@@ -802,10 +822,10 @@
             </w:r>
             <w:r>
               <w:rPr>
-                <w:rFonts w:eastAsia="Roboto" w:cs="Roboto" w:ascii="Roboto" w:hAnsi="Roboto"/>
+                <w:rFonts w:ascii="Roboto" w:eastAsia="Roboto" w:hAnsi="Roboto" w:cs="Roboto"/>
                 <w:i/>
                 <w:iCs/>
-                <w:color w:themeColor="text1" w:val="000000"/>
+                <w:color w:val="000000" w:themeColor="text1"/>
                 <w:sz w:val="20"/>
                 <w:szCs w:val="20"/>
                 <w:lang w:eastAsia="en-IN"/>
@@ -817,7 +837,7 @@
       </w:tr>
       <w:tr>
         <w:trPr>
-          <w:trHeight w:val="138" w:hRule="atLeast"/>
+          <w:trHeight w:val="138"/>
         </w:trPr>
         <w:tc>
           <w:tcPr>
@@ -832,28 +852,18 @@
           </w:tcPr>
           <w:p>
             <w:pPr>
-              <w:pStyle w:val="Normal"/>
-              <w:widowControl/>
-              <w:suppressAutoHyphens w:val="true"/>
-              <w:spacing w:lineRule="auto" w:line="240" w:before="0" w:after="0"/>
-              <w:jc w:val="left"/>
+              <w:spacing w:after="0" w:line="240" w:lineRule="auto"/>
               <w:rPr>
                 <w:sz w:val="12"/>
                 <w:szCs w:val="12"/>
               </w:rPr>
             </w:pPr>
-            <w:r>
-              <w:rPr>
-                <w:sz w:val="12"/>
-                <w:szCs w:val="12"/>
-              </w:rPr>
-            </w:r>
           </w:p>
         </w:tc>
       </w:tr>
       <w:tr>
         <w:trPr>
-          <w:trHeight w:val="721" w:hRule="atLeast"/>
+          <w:trHeight w:val="721"/>
         </w:trPr>
         <w:tc>
           <w:tcPr>
@@ -869,50 +879,40 @@
           <w:p>
             <w:pPr>
               <w:pStyle w:val="NormalWeb"/>
-              <w:widowControl/>
-              <w:suppressAutoHyphens w:val="true"/>
-              <w:bidi w:val="0"/>
-              <w:spacing w:beforeAutospacing="0" w:before="0" w:afterAutospacing="0" w:after="0"/>
-              <w:jc w:val="left"/>
-              <w:rPr>
-                <w:rFonts w:ascii="Roboto" w:hAnsi="Roboto" w:eastAsia="Noto Sans JP" w:cs="Noto Sans"/>
+              <w:spacing w:beforeAutospacing="0" w:after="0" w:afterAutospacing="0"/>
+              <w:rPr>
+                <w:rFonts w:ascii="Roboto" w:eastAsia="Noto Sans JP" w:hAnsi="Roboto" w:cs="Noto Sans"/>
                 <w:b/>
                 <w:bCs/>
                 <w:color w:val="000000"/>
-                <w:kern w:val="0"/>
                 <w:sz w:val="22"/>
                 <w:szCs w:val="22"/>
-                <w:lang w:val="en-IN" w:bidi="ar-SA"/>
               </w:rPr>
             </w:pPr>
             <w:bookmarkStart w:id="0" w:name="_zc6bo8uczfmo"/>
             <w:bookmarkEnd w:id="0"/>
             <w:r>
               <w:rPr>
-                <w:rFonts w:eastAsia="Noto Sans JP" w:cs="Noto Sans" w:ascii="Roboto" w:hAnsi="Roboto"/>
+                <w:rFonts w:ascii="Roboto" w:eastAsia="Noto Sans JP" w:hAnsi="Roboto" w:cs="Noto Sans"/>
                 <w:b/>
                 <w:bCs/>
                 <w:color w:val="000000"/>
-                <w:kern w:val="0"/>
                 <w:sz w:val="22"/>
                 <w:szCs w:val="22"/>
-                <w:lang w:val="en-IN" w:bidi="ar-SA"/>
               </w:rPr>
               <w:t xml:space="preserve">EMERGN | </w:t>
             </w:r>
-            <w:hyperlink r:id="rId4">
+            <w:hyperlink r:id="rId9">
               <w:bookmarkStart w:id="1" w:name="__DdeLink__606_408957139"/>
               <w:r>
                 <w:rPr>
                   <w:rStyle w:val="Hyperlink"/>
-                  <w:rFonts w:eastAsia="Noto Sans JP" w:cs="Noto Sans" w:ascii="Roboto" w:hAnsi="Roboto"/>
+                  <w:rFonts w:ascii="Roboto" w:eastAsia="Noto Sans JP" w:hAnsi="Roboto" w:cs="Noto Sans"/>
                   <w:b/>
                   <w:bCs/>
                   <w:color w:val="0563C1"/>
-                  <w:kern w:val="0"/>
                   <w:sz w:val="22"/>
                   <w:szCs w:val="22"/>
-                  <w:lang w:val="en-IN" w:bidi="ar-SA"/>
                 </w:rPr>
                 <w:t>emergn.com</w:t>
               </w:r>
@@ -922,31 +922,41 @@
           <w:p>
             <w:pPr>
               <w:pStyle w:val="NormalWeb"/>
-              <w:widowControl/>
-              <w:suppressAutoHyphens w:val="true"/>
-              <w:bidi w:val="0"/>
-              <w:spacing w:beforeAutospacing="0" w:before="0" w:afterAutospacing="0" w:after="0"/>
-              <w:jc w:val="left"/>
-              <w:rPr>
-                <w:rFonts w:ascii="Roboto" w:hAnsi="Roboto" w:eastAsia="Noto Sans JP" w:cs="Noto Sans"/>
-                <w:kern w:val="0"/>
+              <w:spacing w:beforeAutospacing="0" w:after="0" w:afterAutospacing="0"/>
+              <w:rPr>
+                <w:rFonts w:ascii="Roboto" w:eastAsia="Noto Sans JP" w:hAnsi="Roboto" w:cs="Noto Sans"/>
                 <w:sz w:val="22"/>
                 <w:szCs w:val="22"/>
-                <w:lang w:val="en-IN" w:bidi="ar-SA"/>
               </w:rPr>
             </w:pPr>
             <w:bookmarkStart w:id="2" w:name="_vmceq3pgjjld"/>
             <w:bookmarkEnd w:id="2"/>
             <w:r>
               <w:rPr>
-                <w:rFonts w:eastAsia="Noto Sans JP" w:cs="Noto Sans" w:ascii="Roboto" w:hAnsi="Roboto"/>
+                <w:rFonts w:ascii="Roboto" w:eastAsia="Noto Sans JP" w:hAnsi="Roboto" w:cs="Noto Sans"/>
                 <w:color w:val="000000"/>
-                <w:kern w:val="0"/>
                 <w:sz w:val="22"/>
                 <w:szCs w:val="22"/>
-                <w:lang w:val="en-IN" w:bidi="ar-SA"/>
-              </w:rPr>
-              <w:t>Senior Full Stack Developer</w:t>
+              </w:rPr>
+              <w:t xml:space="preserve">Backend </w:t>
+            </w:r>
+            <w:r>
+              <w:rPr>
+                <w:rFonts w:ascii="Roboto" w:eastAsia="Noto Sans JP" w:hAnsi="Roboto" w:cs="Noto Sans"/>
+                <w:color w:val="000000"/>
+                <w:sz w:val="22"/>
+                <w:szCs w:val="22"/>
+              </w:rPr>
+              <w:t>Developer</w:t>
+            </w:r>
+            <w:r>
+              <w:rPr>
+                <w:rFonts w:ascii="Roboto" w:eastAsia="Noto Sans JP" w:hAnsi="Roboto" w:cs="Noto Sans"/>
+                <w:color w:val="000000"/>
+                <w:sz w:val="22"/>
+                <w:szCs w:val="22"/>
+              </w:rPr>
+              <w:t xml:space="preserve"> | Data Extraction and Processing</w:t>
             </w:r>
           </w:p>
         </w:tc>
@@ -964,28 +974,21 @@
           <w:p>
             <w:pPr>
               <w:pStyle w:val="NormalWeb"/>
-              <w:widowControl/>
-              <w:suppressAutoHyphens w:val="true"/>
-              <w:bidi w:val="0"/>
-              <w:spacing w:beforeAutospacing="0" w:before="0" w:afterAutospacing="0" w:after="0"/>
+              <w:spacing w:beforeAutospacing="0" w:after="0" w:afterAutospacing="0"/>
               <w:jc w:val="right"/>
               <w:rPr>
-                <w:rFonts w:ascii="Roboto" w:hAnsi="Roboto" w:eastAsia="Noto Sans JP" w:cs="Noto Sans"/>
+                <w:rFonts w:ascii="Roboto" w:eastAsia="Noto Sans JP" w:hAnsi="Roboto" w:cs="Noto Sans"/>
                 <w:color w:val="000000"/>
-                <w:kern w:val="0"/>
                 <w:sz w:val="22"/>
                 <w:szCs w:val="22"/>
-                <w:lang w:val="en-IN" w:bidi="ar-SA"/>
-              </w:rPr>
-            </w:pPr>
-            <w:r>
-              <w:rPr>
-                <w:rFonts w:eastAsia="Noto Sans JP" w:cs="Noto Sans" w:ascii="Roboto" w:hAnsi="Roboto"/>
+              </w:rPr>
+            </w:pPr>
+            <w:r>
+              <w:rPr>
+                <w:rFonts w:ascii="Roboto" w:eastAsia="Noto Sans JP" w:hAnsi="Roboto" w:cs="Noto Sans"/>
                 <w:color w:val="000000"/>
-                <w:kern w:val="0"/>
                 <w:sz w:val="22"/>
                 <w:szCs w:val="22"/>
-                <w:lang w:val="en-IN" w:bidi="ar-SA"/>
               </w:rPr>
               <w:t>Jul 2021 – Apr 2022</w:t>
             </w:r>
@@ -993,28 +996,21 @@
           <w:p>
             <w:pPr>
               <w:pStyle w:val="NormalWeb"/>
-              <w:widowControl/>
-              <w:suppressAutoHyphens w:val="true"/>
-              <w:bidi w:val="0"/>
-              <w:spacing w:beforeAutospacing="0" w:before="0" w:afterAutospacing="0" w:after="0"/>
+              <w:spacing w:beforeAutospacing="0" w:after="0" w:afterAutospacing="0"/>
               <w:jc w:val="right"/>
               <w:rPr>
-                <w:rFonts w:ascii="Roboto" w:hAnsi="Roboto" w:eastAsia="Noto Sans JP" w:cs="Noto Sans"/>
+                <w:rFonts w:ascii="Roboto" w:eastAsia="Noto Sans JP" w:hAnsi="Roboto" w:cs="Noto Sans"/>
                 <w:color w:val="000000"/>
-                <w:kern w:val="0"/>
                 <w:sz w:val="22"/>
                 <w:szCs w:val="22"/>
-                <w:lang w:val="en-IN" w:bidi="ar-SA"/>
-              </w:rPr>
-            </w:pPr>
-            <w:r>
-              <w:rPr>
-                <w:rFonts w:eastAsia="Noto Sans JP" w:cs="Noto Sans" w:ascii="Roboto" w:hAnsi="Roboto"/>
+              </w:rPr>
+            </w:pPr>
+            <w:r>
+              <w:rPr>
+                <w:rFonts w:ascii="Roboto" w:eastAsia="Noto Sans JP" w:hAnsi="Roboto" w:cs="Noto Sans"/>
                 <w:color w:val="000000"/>
-                <w:kern w:val="0"/>
                 <w:sz w:val="22"/>
                 <w:szCs w:val="22"/>
-                <w:lang w:val="en-IN" w:bidi="ar-SA"/>
               </w:rPr>
               <w:t>1 yr 10 mos</w:t>
             </w:r>
@@ -1023,7 +1019,7 @@
       </w:tr>
       <w:tr>
         <w:trPr>
-          <w:trHeight w:val="942" w:hRule="atLeast"/>
+          <w:trHeight w:val="942"/>
         </w:trPr>
         <w:tc>
           <w:tcPr>
@@ -1039,28 +1035,22 @@
           <w:p>
             <w:pPr>
               <w:pStyle w:val="BodyText"/>
-              <w:widowControl/>
               <w:numPr>
                 <w:ilvl w:val="0"/>
                 <w:numId w:val="14"/>
               </w:numPr>
               <w:tabs>
-                <w:tab w:val="clear" w:pos="720"/>
-                <w:tab w:val="left" w:pos="0" w:leader="none"/>
+                <w:tab w:val="clear" w:pos="709"/>
+                <w:tab w:val="left" w:pos="0"/>
               </w:tabs>
-              <w:suppressAutoHyphens w:val="true"/>
-              <w:bidi w:val="0"/>
-              <w:spacing w:before="0" w:after="0"/>
-              <w:ind w:hanging="283" w:left="709"/>
-              <w:jc w:val="left"/>
-              <w:rPr/>
+              <w:spacing w:after="0"/>
             </w:pPr>
             <w:r>
               <w:rPr>
                 <w:rStyle w:val="Strong"/>
                 <w:rFonts w:ascii="Roboto" w:hAnsi="Roboto"/>
-                <w:b w:val="false"/>
-                <w:bCs w:val="false"/>
+                <w:b w:val="0"/>
+                <w:bCs w:val="0"/>
                 <w:sz w:val="20"/>
                 <w:szCs w:val="20"/>
               </w:rPr>
@@ -1095,28 +1085,22 @@
           <w:p>
             <w:pPr>
               <w:pStyle w:val="BodyText"/>
-              <w:widowControl/>
               <w:numPr>
                 <w:ilvl w:val="0"/>
                 <w:numId w:val="15"/>
               </w:numPr>
               <w:tabs>
-                <w:tab w:val="clear" w:pos="720"/>
-                <w:tab w:val="left" w:pos="0" w:leader="none"/>
+                <w:tab w:val="clear" w:pos="709"/>
+                <w:tab w:val="left" w:pos="0"/>
               </w:tabs>
-              <w:suppressAutoHyphens w:val="true"/>
-              <w:bidi w:val="0"/>
-              <w:spacing w:before="0" w:after="0"/>
-              <w:ind w:hanging="283" w:left="709"/>
-              <w:jc w:val="left"/>
-              <w:rPr/>
+              <w:spacing w:after="0"/>
             </w:pPr>
             <w:r>
               <w:rPr>
                 <w:rStyle w:val="Strong"/>
                 <w:rFonts w:ascii="Roboto" w:hAnsi="Roboto"/>
-                <w:b w:val="false"/>
-                <w:bCs w:val="false"/>
+                <w:b w:val="0"/>
+                <w:bCs w:val="0"/>
                 <w:sz w:val="20"/>
                 <w:szCs w:val="20"/>
               </w:rPr>
@@ -1151,28 +1135,22 @@
           <w:p>
             <w:pPr>
               <w:pStyle w:val="BodyText"/>
-              <w:widowControl/>
               <w:numPr>
                 <w:ilvl w:val="0"/>
                 <w:numId w:val="16"/>
               </w:numPr>
               <w:tabs>
-                <w:tab w:val="clear" w:pos="720"/>
-                <w:tab w:val="left" w:pos="0" w:leader="none"/>
+                <w:tab w:val="clear" w:pos="709"/>
+                <w:tab w:val="left" w:pos="0"/>
               </w:tabs>
-              <w:suppressAutoHyphens w:val="true"/>
-              <w:bidi w:val="0"/>
-              <w:spacing w:before="0" w:after="0"/>
-              <w:ind w:hanging="283" w:left="709"/>
-              <w:jc w:val="left"/>
-              <w:rPr/>
+              <w:spacing w:after="0"/>
             </w:pPr>
             <w:r>
               <w:rPr>
                 <w:rStyle w:val="Strong"/>
                 <w:rFonts w:ascii="Roboto" w:hAnsi="Roboto"/>
-                <w:b w:val="false"/>
-                <w:bCs w:val="false"/>
+                <w:b w:val="0"/>
+                <w:bCs w:val="0"/>
                 <w:sz w:val="20"/>
                 <w:szCs w:val="20"/>
               </w:rPr>
@@ -1199,7 +1177,6 @@
         </w:tc>
       </w:tr>
       <w:tr>
-        <w:trPr/>
         <w:tc>
           <w:tcPr>
             <w:tcW w:w="11208" w:type="dxa"/>
@@ -1213,28 +1190,18 @@
           </w:tcPr>
           <w:p>
             <w:pPr>
-              <w:pStyle w:val="Normal"/>
-              <w:widowControl/>
-              <w:suppressAutoHyphens w:val="true"/>
-              <w:spacing w:lineRule="auto" w:line="240" w:before="0" w:after="0"/>
-              <w:jc w:val="left"/>
+              <w:spacing w:after="0" w:line="240" w:lineRule="auto"/>
               <w:rPr>
                 <w:sz w:val="12"/>
                 <w:szCs w:val="12"/>
               </w:rPr>
             </w:pPr>
-            <w:r>
-              <w:rPr>
-                <w:sz w:val="12"/>
-                <w:szCs w:val="12"/>
-              </w:rPr>
-            </w:r>
           </w:p>
         </w:tc>
       </w:tr>
       <w:tr>
         <w:trPr>
-          <w:trHeight w:val="775" w:hRule="atLeast"/>
+          <w:trHeight w:val="775"/>
         </w:trPr>
         <w:tc>
           <w:tcPr>
@@ -1249,40 +1216,30 @@
           </w:tcPr>
           <w:p>
             <w:pPr>
-              <w:pStyle w:val="Normal"/>
-              <w:widowControl/>
-              <w:suppressAutoHyphens w:val="true"/>
-              <w:spacing w:lineRule="auto" w:line="240" w:before="0" w:after="0"/>
-              <w:jc w:val="left"/>
+              <w:spacing w:after="0" w:line="240" w:lineRule="auto"/>
               <w:rPr>
                 <w:rFonts w:ascii="Roboto" w:hAnsi="Roboto"/>
               </w:rPr>
             </w:pPr>
             <w:r>
               <w:rPr>
-                <w:rFonts w:eastAsia="Noto Sans JP" w:cs="Noto Sans" w:ascii="Roboto" w:hAnsi="Roboto"/>
+                <w:rFonts w:ascii="Roboto" w:eastAsia="Noto Sans JP" w:hAnsi="Roboto" w:cs="Noto Sans"/>
                 <w:b/>
                 <w:bCs/>
                 <w:color w:val="000000"/>
-                <w:kern w:val="0"/>
-                <w:sz w:val="22"/>
-                <w:szCs w:val="22"/>
-                <w:lang w:val="en-IN" w:eastAsia="en-IN" w:bidi="ar-SA"/>
+                <w:lang w:eastAsia="en-IN"/>
               </w:rPr>
               <w:t xml:space="preserve">Developer Express | </w:t>
             </w:r>
-            <w:hyperlink r:id="rId5">
+            <w:hyperlink r:id="rId10">
               <w:r>
                 <w:rPr>
                   <w:rStyle w:val="Hyperlink"/>
-                  <w:rFonts w:eastAsia="Noto Sans JP" w:cs="Noto Sans" w:ascii="Roboto" w:hAnsi="Roboto"/>
+                  <w:rFonts w:ascii="Roboto" w:eastAsia="Noto Sans JP" w:hAnsi="Roboto" w:cs="Noto Sans"/>
                   <w:b/>
                   <w:bCs/>
                   <w:color w:val="0563C1"/>
-                  <w:kern w:val="0"/>
-                  <w:sz w:val="22"/>
-                  <w:szCs w:val="22"/>
-                  <w:lang w:val="en-IN" w:eastAsia="en-IN" w:bidi="ar-SA"/>
+                  <w:lang w:eastAsia="en-IN"/>
                 </w:rPr>
                 <w:t>devexpress.com</w:t>
               </w:r>
@@ -1291,30 +1248,31 @@
           <w:p>
             <w:pPr>
               <w:pStyle w:val="NormalWeb"/>
-              <w:widowControl/>
-              <w:suppressAutoHyphens w:val="true"/>
-              <w:bidi w:val="0"/>
-              <w:spacing w:beforeAutospacing="0" w:before="0" w:afterAutospacing="0" w:after="0"/>
-              <w:jc w:val="left"/>
-              <w:rPr>
-                <w:rFonts w:ascii="Roboto" w:hAnsi="Roboto" w:eastAsia="Noto Sans JP" w:cs="Noto Sans"/>
+              <w:spacing w:beforeAutospacing="0" w:after="0" w:afterAutospacing="0"/>
+              <w:rPr>
+                <w:rFonts w:ascii="Roboto" w:eastAsia="Noto Sans JP" w:hAnsi="Roboto" w:cs="Noto Sans"/>
                 <w:color w:val="000000"/>
-                <w:kern w:val="0"/>
                 <w:sz w:val="22"/>
                 <w:szCs w:val="22"/>
-                <w:lang w:val="en-IN" w:bidi="ar-SA"/>
-              </w:rPr>
-            </w:pPr>
-            <w:r>
-              <w:rPr>
-                <w:rFonts w:eastAsia="Noto Sans JP" w:cs="Noto Sans" w:ascii="Roboto" w:hAnsi="Roboto"/>
+              </w:rPr>
+            </w:pPr>
+            <w:r>
+              <w:rPr>
+                <w:rFonts w:ascii="Roboto" w:eastAsia="Noto Sans JP" w:hAnsi="Roboto" w:cs="Noto Sans"/>
                 <w:color w:val="000000"/>
-                <w:kern w:val="0"/>
                 <w:sz w:val="22"/>
                 <w:szCs w:val="22"/>
-                <w:lang w:val="en-IN" w:bidi="ar-SA"/>
-              </w:rPr>
-              <w:t>Full Stack Developer</w:t>
+              </w:rPr>
+              <w:t>Developer</w:t>
+            </w:r>
+            <w:r>
+              <w:rPr>
+                <w:rFonts w:ascii="Roboto" w:eastAsia="Noto Sans JP" w:hAnsi="Roboto" w:cs="Noto Sans"/>
+                <w:color w:val="000000"/>
+                <w:sz w:val="22"/>
+                <w:szCs w:val="22"/>
+              </w:rPr>
+              <w:t xml:space="preserve"> | Developer Tooling</w:t>
             </w:r>
           </w:p>
         </w:tc>
@@ -1332,28 +1290,21 @@
           <w:p>
             <w:pPr>
               <w:pStyle w:val="NormalWeb"/>
-              <w:widowControl/>
-              <w:suppressAutoHyphens w:val="true"/>
-              <w:bidi w:val="0"/>
-              <w:spacing w:beforeAutospacing="0" w:before="0" w:afterAutospacing="0" w:after="0"/>
+              <w:spacing w:beforeAutospacing="0" w:after="0" w:afterAutospacing="0"/>
               <w:jc w:val="right"/>
               <w:rPr>
-                <w:rFonts w:ascii="Roboto" w:hAnsi="Roboto" w:eastAsia="Noto Sans JP" w:cs="Noto Sans"/>
+                <w:rFonts w:ascii="Roboto" w:eastAsia="Noto Sans JP" w:hAnsi="Roboto" w:cs="Noto Sans"/>
                 <w:color w:val="000000"/>
-                <w:kern w:val="0"/>
                 <w:sz w:val="22"/>
                 <w:szCs w:val="22"/>
-                <w:lang w:val="en-IN" w:bidi="ar-SA"/>
-              </w:rPr>
-            </w:pPr>
-            <w:r>
-              <w:rPr>
-                <w:rFonts w:eastAsia="Noto Sans JP" w:cs="Noto Sans" w:ascii="Roboto" w:hAnsi="Roboto"/>
+              </w:rPr>
+            </w:pPr>
+            <w:r>
+              <w:rPr>
+                <w:rFonts w:ascii="Roboto" w:eastAsia="Noto Sans JP" w:hAnsi="Roboto" w:cs="Noto Sans"/>
                 <w:color w:val="000000"/>
-                <w:kern w:val="0"/>
                 <w:sz w:val="22"/>
                 <w:szCs w:val="22"/>
-                <w:lang w:val="en-IN" w:bidi="ar-SA"/>
               </w:rPr>
               <w:t>Jun 2020 - Jul 2021</w:t>
             </w:r>
@@ -1361,28 +1312,21 @@
           <w:p>
             <w:pPr>
               <w:pStyle w:val="NormalWeb"/>
-              <w:widowControl/>
-              <w:suppressAutoHyphens w:val="true"/>
-              <w:bidi w:val="0"/>
-              <w:spacing w:beforeAutospacing="0" w:before="0" w:afterAutospacing="0" w:after="0"/>
+              <w:spacing w:beforeAutospacing="0" w:after="0" w:afterAutospacing="0"/>
               <w:jc w:val="right"/>
               <w:rPr>
-                <w:rFonts w:ascii="Roboto" w:hAnsi="Roboto" w:eastAsia="Noto Sans JP" w:cs="Noto Sans"/>
+                <w:rFonts w:ascii="Roboto" w:eastAsia="Noto Sans JP" w:hAnsi="Roboto" w:cs="Noto Sans"/>
                 <w:color w:val="000000"/>
-                <w:kern w:val="0"/>
                 <w:sz w:val="22"/>
                 <w:szCs w:val="22"/>
-                <w:lang w:val="en-IN" w:bidi="ar-SA"/>
-              </w:rPr>
-            </w:pPr>
-            <w:r>
-              <w:rPr>
-                <w:rFonts w:eastAsia="Noto Sans JP" w:cs="Noto Sans" w:ascii="Roboto" w:hAnsi="Roboto"/>
+              </w:rPr>
+            </w:pPr>
+            <w:r>
+              <w:rPr>
+                <w:rFonts w:ascii="Roboto" w:eastAsia="Noto Sans JP" w:hAnsi="Roboto" w:cs="Noto Sans"/>
                 <w:color w:val="000000"/>
-                <w:kern w:val="0"/>
                 <w:sz w:val="22"/>
                 <w:szCs w:val="22"/>
-                <w:lang w:val="en-IN" w:bidi="ar-SA"/>
               </w:rPr>
               <w:t>1 yr</w:t>
             </w:r>
@@ -1391,7 +1335,7 @@
       </w:tr>
       <w:tr>
         <w:trPr>
-          <w:trHeight w:val="1591" w:hRule="atLeast"/>
+          <w:trHeight w:val="1591"/>
         </w:trPr>
         <w:tc>
           <w:tcPr>
@@ -1407,22 +1351,17 @@
           <w:p>
             <w:pPr>
               <w:pStyle w:val="BodyText"/>
-              <w:widowControl/>
               <w:numPr>
                 <w:ilvl w:val="0"/>
                 <w:numId w:val="1"/>
               </w:numPr>
-              <w:suppressAutoHyphens w:val="true"/>
-              <w:bidi w:val="0"/>
-              <w:spacing w:lineRule="auto" w:line="240" w:before="57" w:after="83"/>
-              <w:jc w:val="left"/>
-              <w:rPr/>
+              <w:spacing w:before="57" w:after="83" w:line="240" w:lineRule="auto"/>
             </w:pPr>
             <w:r>
               <w:rPr>
                 <w:rStyle w:val="Strong"/>
-                <w:b w:val="false"/>
-                <w:bCs w:val="false"/>
+                <w:b w:val="0"/>
+                <w:bCs w:val="0"/>
                 <w:sz w:val="20"/>
                 <w:szCs w:val="20"/>
               </w:rPr>
@@ -1478,22 +1417,17 @@
           <w:p>
             <w:pPr>
               <w:pStyle w:val="BodyText"/>
-              <w:widowControl/>
               <w:numPr>
                 <w:ilvl w:val="0"/>
                 <w:numId w:val="1"/>
               </w:numPr>
-              <w:suppressAutoHyphens w:val="true"/>
-              <w:bidi w:val="0"/>
-              <w:spacing w:lineRule="auto" w:line="240" w:before="57" w:after="83"/>
-              <w:jc w:val="left"/>
-              <w:rPr/>
+              <w:spacing w:before="57" w:after="83" w:line="240" w:lineRule="auto"/>
             </w:pPr>
             <w:r>
               <w:rPr>
                 <w:rStyle w:val="Strong"/>
-                <w:b w:val="false"/>
-                <w:bCs w:val="false"/>
+                <w:b w:val="0"/>
+                <w:bCs w:val="0"/>
                 <w:sz w:val="20"/>
                 <w:szCs w:val="20"/>
               </w:rPr>
@@ -1525,16 +1459,11 @@
           <w:p>
             <w:pPr>
               <w:pStyle w:val="BodyText"/>
-              <w:widowControl/>
               <w:numPr>
                 <w:ilvl w:val="0"/>
                 <w:numId w:val="1"/>
               </w:numPr>
-              <w:suppressAutoHyphens w:val="true"/>
-              <w:bidi w:val="0"/>
-              <w:spacing w:lineRule="auto" w:line="240" w:before="57" w:after="83"/>
-              <w:jc w:val="left"/>
-              <w:rPr/>
+              <w:spacing w:before="57" w:after="83" w:line="240" w:lineRule="auto"/>
             </w:pPr>
             <w:r>
               <w:rPr>
@@ -1570,7 +1499,6 @@
         </w:tc>
       </w:tr>
       <w:tr>
-        <w:trPr/>
         <w:tc>
           <w:tcPr>
             <w:tcW w:w="11208" w:type="dxa"/>
@@ -1584,27 +1512,16 @@
           </w:tcPr>
           <w:p>
             <w:pPr>
-              <w:pStyle w:val="Normal"/>
-              <w:widowControl/>
-              <w:suppressAutoHyphens w:val="true"/>
-              <w:spacing w:lineRule="auto" w:line="240" w:before="0" w:after="0"/>
-              <w:jc w:val="left"/>
+              <w:spacing w:after="0" w:line="240" w:lineRule="auto"/>
               <w:rPr>
                 <w:sz w:val="12"/>
                 <w:szCs w:val="12"/>
               </w:rPr>
             </w:pPr>
-            <w:r>
-              <w:rPr>
-                <w:sz w:val="12"/>
-                <w:szCs w:val="12"/>
-              </w:rPr>
-            </w:r>
           </w:p>
         </w:tc>
       </w:tr>
       <w:tr>
-        <w:trPr/>
         <w:tc>
           <w:tcPr>
             <w:tcW w:w="8564" w:type="dxa"/>
@@ -1618,40 +1535,29 @@
           </w:tcPr>
           <w:p>
             <w:pPr>
-              <w:pStyle w:val="Normal"/>
-              <w:widowControl/>
-              <w:suppressAutoHyphens w:val="true"/>
-              <w:spacing w:lineRule="auto" w:line="240" w:before="0" w:after="0"/>
-              <w:jc w:val="left"/>
-              <w:rPr/>
-            </w:pPr>
-            <w:r>
-              <w:rPr>
-                <w:rFonts w:eastAsia="Noto Sans JP" w:cs="Noto Sans" w:ascii="Roboto" w:hAnsi="Roboto"/>
+              <w:spacing w:after="0" w:line="240" w:lineRule="auto"/>
+            </w:pPr>
+            <w:r>
+              <w:rPr>
+                <w:rFonts w:ascii="Roboto" w:eastAsia="Noto Sans JP" w:hAnsi="Roboto" w:cs="Noto Sans"/>
                 <w:b/>
                 <w:bCs/>
                 <w:color w:val="000000"/>
-                <w:kern w:val="0"/>
-                <w:sz w:val="22"/>
-                <w:szCs w:val="22"/>
-                <w:lang w:val="en-IN" w:eastAsia="en-IN" w:bidi="ar-SA"/>
+                <w:lang w:eastAsia="en-IN"/>
               </w:rPr>
               <w:t xml:space="preserve">STC Group | </w:t>
             </w:r>
-            <w:hyperlink r:id="rId6">
+            <w:hyperlink r:id="rId11">
               <w:bookmarkStart w:id="3" w:name="__DdeLink__608_408957139"/>
               <w:bookmarkStart w:id="4" w:name="__DdeLink__611_408957139"/>
               <w:r>
                 <w:rPr>
                   <w:rStyle w:val="Hyperlink"/>
-                  <w:rFonts w:eastAsia="Noto Sans JP" w:cs="Noto Sans" w:ascii="Roboto" w:hAnsi="Roboto"/>
+                  <w:rFonts w:ascii="Roboto" w:eastAsia="Noto Sans JP" w:hAnsi="Roboto" w:cs="Noto Sans"/>
                   <w:b/>
                   <w:bCs/>
                   <w:color w:val="0563C1"/>
-                  <w:kern w:val="0"/>
-                  <w:sz w:val="22"/>
-                  <w:szCs w:val="22"/>
-                  <w:lang w:val="en-IN" w:eastAsia="en-IN" w:bidi="ar-SA"/>
+                  <w:lang w:eastAsia="en-IN"/>
                 </w:rPr>
                 <w:t>speechpro.com</w:t>
               </w:r>
@@ -1662,30 +1568,31 @@
           <w:p>
             <w:pPr>
               <w:pStyle w:val="NormalWeb"/>
-              <w:widowControl/>
-              <w:suppressAutoHyphens w:val="true"/>
-              <w:bidi w:val="0"/>
-              <w:spacing w:beforeAutospacing="0" w:before="0" w:afterAutospacing="0" w:after="0"/>
-              <w:jc w:val="left"/>
-              <w:rPr>
-                <w:rFonts w:ascii="Roboto" w:hAnsi="Roboto" w:eastAsia="Noto Sans JP" w:cs="Noto Sans"/>
+              <w:spacing w:beforeAutospacing="0" w:after="0" w:afterAutospacing="0"/>
+              <w:rPr>
+                <w:rFonts w:ascii="Roboto" w:eastAsia="Noto Sans JP" w:hAnsi="Roboto" w:cs="Noto Sans"/>
                 <w:color w:val="000000"/>
-                <w:kern w:val="0"/>
                 <w:sz w:val="22"/>
                 <w:szCs w:val="22"/>
-                <w:lang w:val="en-IN" w:bidi="ar-SA"/>
-              </w:rPr>
-            </w:pPr>
-            <w:r>
-              <w:rPr>
-                <w:rFonts w:eastAsia="Noto Sans JP" w:cs="Noto Sans" w:ascii="Roboto" w:hAnsi="Roboto"/>
+              </w:rPr>
+            </w:pPr>
+            <w:r>
+              <w:rPr>
+                <w:rFonts w:ascii="Roboto" w:eastAsia="Noto Sans JP" w:hAnsi="Roboto" w:cs="Noto Sans"/>
                 <w:color w:val="000000"/>
-                <w:kern w:val="0"/>
                 <w:sz w:val="22"/>
                 <w:szCs w:val="22"/>
-                <w:lang w:val="en-IN" w:bidi="ar-SA"/>
-              </w:rPr>
-              <w:t>Full Stack Developer</w:t>
+              </w:rPr>
+              <w:t>Developer</w:t>
+            </w:r>
+            <w:r>
+              <w:rPr>
+                <w:rFonts w:ascii="Roboto" w:eastAsia="Noto Sans JP" w:hAnsi="Roboto" w:cs="Noto Sans"/>
+                <w:color w:val="000000"/>
+                <w:sz w:val="22"/>
+                <w:szCs w:val="22"/>
+              </w:rPr>
+              <w:t xml:space="preserve"> | Embedded Devices</w:t>
             </w:r>
           </w:p>
         </w:tc>
@@ -1702,28 +1609,21 @@
           <w:p>
             <w:pPr>
               <w:pStyle w:val="NormalWeb"/>
-              <w:widowControl/>
-              <w:suppressAutoHyphens w:val="true"/>
-              <w:bidi w:val="0"/>
-              <w:spacing w:beforeAutospacing="0" w:before="0" w:afterAutospacing="0" w:after="0"/>
+              <w:spacing w:beforeAutospacing="0" w:after="0" w:afterAutospacing="0"/>
               <w:jc w:val="right"/>
               <w:rPr>
-                <w:rFonts w:ascii="Roboto" w:hAnsi="Roboto" w:eastAsia="Noto Sans JP" w:cs="Noto Sans"/>
+                <w:rFonts w:ascii="Roboto" w:eastAsia="Noto Sans JP" w:hAnsi="Roboto" w:cs="Noto Sans"/>
                 <w:color w:val="000000"/>
-                <w:kern w:val="0"/>
                 <w:sz w:val="22"/>
                 <w:szCs w:val="22"/>
-                <w:lang w:val="en-IN" w:bidi="ar-SA"/>
-              </w:rPr>
-            </w:pPr>
-            <w:r>
-              <w:rPr>
-                <w:rFonts w:eastAsia="Noto Sans JP" w:cs="Noto Sans" w:ascii="Roboto" w:hAnsi="Roboto"/>
+              </w:rPr>
+            </w:pPr>
+            <w:r>
+              <w:rPr>
+                <w:rFonts w:ascii="Roboto" w:eastAsia="Noto Sans JP" w:hAnsi="Roboto" w:cs="Noto Sans"/>
                 <w:color w:val="000000"/>
-                <w:kern w:val="0"/>
                 <w:sz w:val="22"/>
                 <w:szCs w:val="22"/>
-                <w:lang w:val="en-IN" w:bidi="ar-SA"/>
               </w:rPr>
               <w:t>Mar 2019 - May 2020</w:t>
             </w:r>
@@ -1731,28 +1631,21 @@
           <w:p>
             <w:pPr>
               <w:pStyle w:val="NormalWeb"/>
-              <w:widowControl/>
-              <w:suppressAutoHyphens w:val="true"/>
-              <w:bidi w:val="0"/>
-              <w:spacing w:beforeAutospacing="0" w:before="0" w:afterAutospacing="0" w:after="0"/>
+              <w:spacing w:beforeAutospacing="0" w:after="0" w:afterAutospacing="0"/>
               <w:jc w:val="right"/>
               <w:rPr>
-                <w:rFonts w:ascii="Roboto" w:hAnsi="Roboto" w:eastAsia="Noto Sans JP" w:cs="Noto Sans"/>
+                <w:rFonts w:ascii="Roboto" w:eastAsia="Noto Sans JP" w:hAnsi="Roboto" w:cs="Noto Sans"/>
                 <w:color w:val="000000"/>
-                <w:kern w:val="0"/>
                 <w:sz w:val="22"/>
                 <w:szCs w:val="22"/>
-                <w:lang w:val="en-IN" w:bidi="ar-SA"/>
-              </w:rPr>
-            </w:pPr>
-            <w:r>
-              <w:rPr>
-                <w:rFonts w:eastAsia="Noto Sans JP" w:cs="Noto Sans" w:ascii="Roboto" w:hAnsi="Roboto"/>
+              </w:rPr>
+            </w:pPr>
+            <w:r>
+              <w:rPr>
+                <w:rFonts w:ascii="Roboto" w:eastAsia="Noto Sans JP" w:hAnsi="Roboto" w:cs="Noto Sans"/>
                 <w:color w:val="000000"/>
-                <w:kern w:val="0"/>
                 <w:sz w:val="22"/>
                 <w:szCs w:val="22"/>
-                <w:lang w:val="en-IN" w:bidi="ar-SA"/>
               </w:rPr>
               <w:t>1 yr 2 mos</w:t>
             </w:r>
@@ -1761,7 +1654,7 @@
       </w:tr>
       <w:tr>
         <w:trPr>
-          <w:trHeight w:val="1292" w:hRule="atLeast"/>
+          <w:trHeight w:val="1292"/>
         </w:trPr>
         <w:tc>
           <w:tcPr>
@@ -1777,22 +1670,17 @@
           <w:p>
             <w:pPr>
               <w:pStyle w:val="BodyText"/>
-              <w:widowControl/>
               <w:numPr>
                 <w:ilvl w:val="0"/>
                 <w:numId w:val="1"/>
               </w:numPr>
-              <w:suppressAutoHyphens w:val="true"/>
-              <w:bidi w:val="0"/>
-              <w:spacing w:lineRule="auto" w:line="240" w:before="57" w:after="83"/>
-              <w:jc w:val="left"/>
-              <w:rPr/>
+              <w:spacing w:before="57" w:after="83" w:line="240" w:lineRule="auto"/>
             </w:pPr>
             <w:r>
               <w:rPr>
                 <w:rStyle w:val="Strong"/>
-                <w:b w:val="false"/>
-                <w:bCs w:val="false"/>
+                <w:b w:val="0"/>
+                <w:bCs w:val="0"/>
                 <w:sz w:val="20"/>
                 <w:szCs w:val="20"/>
               </w:rPr>
@@ -1839,22 +1727,17 @@
           <w:p>
             <w:pPr>
               <w:pStyle w:val="BodyText"/>
-              <w:widowControl/>
               <w:numPr>
                 <w:ilvl w:val="0"/>
                 <w:numId w:val="1"/>
               </w:numPr>
-              <w:suppressAutoHyphens w:val="true"/>
-              <w:bidi w:val="0"/>
-              <w:spacing w:lineRule="auto" w:line="240" w:before="57" w:after="83"/>
-              <w:jc w:val="left"/>
-              <w:rPr/>
+              <w:spacing w:before="57" w:after="83" w:line="240" w:lineRule="auto"/>
             </w:pPr>
             <w:r>
               <w:rPr>
                 <w:rStyle w:val="Strong"/>
-                <w:b w:val="false"/>
-                <w:bCs w:val="false"/>
+                <w:b w:val="0"/>
+                <w:bCs w:val="0"/>
                 <w:sz w:val="20"/>
                 <w:szCs w:val="20"/>
               </w:rPr>
@@ -1901,28 +1784,18 @@
           <w:p>
             <w:pPr>
               <w:pStyle w:val="BodyText"/>
-              <w:widowControl/>
-              <w:suppressAutoHyphens w:val="true"/>
-              <w:bidi w:val="0"/>
-              <w:spacing w:lineRule="auto" w:line="240" w:before="57" w:after="83"/>
-              <w:jc w:val="left"/>
-              <w:rPr>
-                <w:sz w:val="20"/>
-                <w:szCs w:val="20"/>
-              </w:rPr>
-            </w:pPr>
-            <w:r>
-              <w:rPr>
-                <w:sz w:val="20"/>
-                <w:szCs w:val="20"/>
-              </w:rPr>
-            </w:r>
+              <w:spacing w:before="57" w:after="83" w:line="240" w:lineRule="auto"/>
+              <w:rPr>
+                <w:sz w:val="20"/>
+                <w:szCs w:val="20"/>
+              </w:rPr>
+            </w:pPr>
           </w:p>
         </w:tc>
       </w:tr>
       <w:tr>
         <w:trPr>
-          <w:trHeight w:val="229" w:hRule="atLeast"/>
+          <w:trHeight w:val="229"/>
         </w:trPr>
         <w:tc>
           <w:tcPr>
@@ -1937,36 +1810,18 @@
           </w:tcPr>
           <w:p>
             <w:pPr>
-              <w:pStyle w:val="Normal"/>
-              <w:numPr>
-                <w:ilvl w:val="0"/>
-                <w:numId w:val="0"/>
-              </w:numPr>
-              <w:suppressAutoHyphens w:val="true"/>
-              <w:spacing w:lineRule="auto" w:line="240" w:before="0" w:after="0"/>
-              <w:ind w:hanging="0" w:left="720"/>
-              <w:rPr>
-                <w:rFonts w:ascii="Roboto" w:hAnsi="Roboto" w:eastAsia="Noto Sans JP" w:cs="Noto Sans"/>
-                <w:kern w:val="0"/>
+              <w:spacing w:after="0" w:line="240" w:lineRule="auto"/>
+              <w:ind w:left="720"/>
+              <w:rPr>
+                <w:rFonts w:ascii="Roboto" w:eastAsia="Noto Sans JP" w:hAnsi="Roboto" w:cs="Noto Sans"/>
                 <w:sz w:val="16"/>
                 <w:szCs w:val="16"/>
-                <w:lang w:val="en-IN" w:eastAsia="en-US" w:bidi="ar-SA"/>
-              </w:rPr>
-            </w:pPr>
-            <w:r>
-              <w:rPr>
-                <w:rFonts w:eastAsia="Noto Sans JP" w:cs="Noto Sans" w:ascii="Roboto" w:hAnsi="Roboto"/>
-                <w:kern w:val="0"/>
-                <w:sz w:val="16"/>
-                <w:szCs w:val="16"/>
-                <w:lang w:val="en-IN" w:eastAsia="en-US" w:bidi="ar-SA"/>
-              </w:rPr>
-            </w:r>
+              </w:rPr>
+            </w:pPr>
           </w:p>
         </w:tc>
       </w:tr>
       <w:tr>
-        <w:trPr/>
         <w:tc>
           <w:tcPr>
             <w:tcW w:w="11208" w:type="dxa"/>
@@ -1980,28 +1835,18 @@
           </w:tcPr>
           <w:p>
             <w:pPr>
-              <w:pStyle w:val="Normal"/>
-              <w:widowControl/>
-              <w:suppressAutoHyphens w:val="true"/>
-              <w:spacing w:lineRule="auto" w:line="240" w:before="0" w:after="0"/>
-              <w:jc w:val="left"/>
-              <w:rPr>
-                <w:rFonts w:ascii="Roboto" w:hAnsi="Roboto" w:eastAsia="Calibri" w:cs=""/>
-                <w:kern w:val="0"/>
-                <w:sz w:val="22"/>
-                <w:szCs w:val="22"/>
-                <w:lang w:val="en-IN" w:eastAsia="en-US" w:bidi="ar-SA"/>
-              </w:rPr>
-            </w:pPr>
-            <w:r>
-              <w:rPr>
-                <w:rFonts w:eastAsia="Noto Sans JP" w:cs="Noto Sans" w:ascii="Roboto" w:hAnsi="Roboto"/>
+              <w:spacing w:after="0" w:line="240" w:lineRule="auto"/>
+              <w:rPr>
+                <w:rFonts w:ascii="Roboto" w:eastAsia="Calibri" w:hAnsi="Roboto"/>
+              </w:rPr>
+            </w:pPr>
+            <w:r>
+              <w:rPr>
+                <w:rFonts w:ascii="Roboto" w:eastAsia="Noto Sans JP" w:hAnsi="Roboto" w:cs="Noto Sans"/>
                 <w:color w:val="000000"/>
                 <w:spacing w:val="20"/>
-                <w:kern w:val="0"/>
                 <w:sz w:val="24"/>
                 <w:szCs w:val="24"/>
-                <w:lang w:val="en-IN" w:eastAsia="en-US" w:bidi="ar-SA"/>
               </w:rPr>
               <w:t>EDUCATION</w:t>
             </w:r>
@@ -2009,7 +1854,6 @@
         </w:tc>
       </w:tr>
       <w:tr>
-        <w:trPr/>
         <w:tc>
           <w:tcPr>
             <w:tcW w:w="11208" w:type="dxa"/>
@@ -2022,42 +1866,23 @@
           </w:tcPr>
           <w:p>
             <w:pPr>
-              <w:pStyle w:val="Normal"/>
-              <w:widowControl/>
-              <w:suppressAutoHyphens w:val="true"/>
-              <w:spacing w:lineRule="auto" w:line="240" w:before="0" w:after="0"/>
-              <w:jc w:val="left"/>
-              <w:rPr>
-                <w:rFonts w:ascii="Roboto" w:hAnsi="Roboto" w:eastAsia="Noto Sans JP" w:cs="Noto Sans"/>
+              <w:spacing w:after="0" w:line="240" w:lineRule="auto"/>
+              <w:rPr>
+                <w:rFonts w:ascii="Roboto" w:eastAsia="Noto Sans JP" w:hAnsi="Roboto" w:cs="Noto Sans"/>
                 <w:b/>
                 <w:bCs/>
                 <w:color w:val="000000"/>
                 <w:spacing w:val="20"/>
-                <w:kern w:val="0"/>
                 <w:sz w:val="16"/>
                 <w:szCs w:val="16"/>
-                <w:lang w:val="en-IN" w:eastAsia="en-US" w:bidi="ar-SA"/>
-              </w:rPr>
-            </w:pPr>
-            <w:r>
-              <w:rPr>
-                <w:rFonts w:eastAsia="Noto Sans JP" w:cs="Noto Sans" w:ascii="Roboto" w:hAnsi="Roboto"/>
-                <w:b/>
-                <w:bCs/>
-                <w:color w:val="000000"/>
-                <w:spacing w:val="20"/>
-                <w:kern w:val="0"/>
-                <w:sz w:val="16"/>
-                <w:szCs w:val="16"/>
-                <w:lang w:val="en-IN" w:eastAsia="en-US" w:bidi="ar-SA"/>
-              </w:rPr>
-            </w:r>
+              </w:rPr>
+            </w:pPr>
           </w:p>
         </w:tc>
       </w:tr>
       <w:tr>
         <w:trPr>
-          <w:trHeight w:val="914" w:hRule="atLeast"/>
+          <w:trHeight w:val="914"/>
         </w:trPr>
         <w:tc>
           <w:tcPr>
@@ -2073,23 +1898,16 @@
           <w:p>
             <w:pPr>
               <w:pStyle w:val="NormalWeb"/>
-              <w:widowControl/>
-              <w:suppressAutoHyphens w:val="true"/>
-              <w:bidi w:val="0"/>
-              <w:spacing w:beforeAutospacing="0" w:before="0" w:afterAutospacing="0" w:after="0"/>
-              <w:jc w:val="left"/>
-              <w:rPr/>
-            </w:pPr>
-            <w:r>
-              <w:rPr>
-                <w:rFonts w:eastAsia="Noto Sans JP" w:cs="Noto Sans" w:ascii="Roboto" w:hAnsi="Roboto"/>
+              <w:spacing w:beforeAutospacing="0" w:after="0" w:afterAutospacing="0"/>
+            </w:pPr>
+            <w:r>
+              <w:rPr>
+                <w:rFonts w:ascii="Roboto" w:eastAsia="Noto Sans JP" w:hAnsi="Roboto" w:cs="Noto Sans"/>
                 <w:b/>
                 <w:bCs/>
                 <w:color w:val="000000"/>
-                <w:kern w:val="0"/>
                 <w:sz w:val="22"/>
                 <w:szCs w:val="22"/>
-                <w:lang w:val="en-IN" w:bidi="ar-SA"/>
               </w:rPr>
               <w:t>Saint Petersburg University of Telecommunications</w:t>
             </w:r>
@@ -2097,20 +1915,20 @@
           <w:p>
             <w:pPr>
               <w:pStyle w:val="NormalWeb"/>
-              <w:widowControl/>
-              <w:suppressAutoHyphens w:val="true"/>
-              <w:spacing w:beforeAutospacing="0" w:before="0" w:afterAutospacing="0" w:after="0"/>
-              <w:jc w:val="left"/>
-              <w:rPr/>
-            </w:pPr>
-            <w:r>
-              <w:rPr>
-                <w:rFonts w:eastAsia="Noto Sans JP" w:cs="Noto Sans" w:ascii="Roboto" w:hAnsi="Roboto"/>
+              <w:spacing w:beforeAutospacing="0" w:after="0" w:afterAutospacing="0"/>
+              <w:rPr>
+                <w:rFonts w:ascii="Roboto" w:eastAsia="Noto Sans JP" w:hAnsi="Roboto" w:cs="Noto Sans"/>
                 <w:color w:val="000000"/>
-                <w:kern w:val="0"/>
                 <w:sz w:val="22"/>
                 <w:szCs w:val="22"/>
-                <w:lang w:val="en-IN" w:eastAsia="en-IN" w:bidi="ar-SA"/>
+              </w:rPr>
+            </w:pPr>
+            <w:r>
+              <w:rPr>
+                <w:rFonts w:ascii="Roboto" w:eastAsia="Noto Sans JP" w:hAnsi="Roboto" w:cs="Noto Sans"/>
+                <w:color w:val="000000"/>
+                <w:sz w:val="22"/>
+                <w:szCs w:val="22"/>
               </w:rPr>
               <w:t>IoT and Self-Organizing Networks| Masters Degree</w:t>
             </w:r>
@@ -2130,27 +1948,20 @@
           <w:p>
             <w:pPr>
               <w:pStyle w:val="NormalWeb"/>
-              <w:widowControl/>
-              <w:suppressAutoHyphens w:val="true"/>
-              <w:bidi w:val="0"/>
-              <w:spacing w:beforeAutospacing="0" w:before="0" w:afterAutospacing="0" w:after="0"/>
+              <w:spacing w:beforeAutospacing="0" w:after="0" w:afterAutospacing="0"/>
               <w:jc w:val="right"/>
               <w:rPr>
                 <w:rFonts w:ascii="Roboto" w:hAnsi="Roboto"/>
-                <w:kern w:val="0"/>
-                <w:lang w:val="en-IN" w:bidi="ar-SA"/>
-              </w:rPr>
-            </w:pPr>
-            <w:r>
-              <w:rPr>
-                <w:rFonts w:eastAsia="Noto Sans JP" w:cs="Noto Sans" w:ascii="Roboto" w:hAnsi="Roboto"/>
+              </w:rPr>
+            </w:pPr>
+            <w:r>
+              <w:rPr>
+                <w:rFonts w:ascii="Roboto" w:eastAsia="Noto Sans JP" w:hAnsi="Roboto" w:cs="Noto Sans"/>
                 <w:b/>
                 <w:bCs/>
                 <w:color w:val="000000"/>
-                <w:kern w:val="0"/>
                 <w:sz w:val="22"/>
                 <w:szCs w:val="22"/>
-                <w:lang w:val="en-IN" w:bidi="ar-SA"/>
               </w:rPr>
               <w:t>2014-2021</w:t>
             </w:r>
@@ -2160,128 +1971,146 @@
     </w:tbl>
     <w:p>
       <w:pPr>
-        <w:pStyle w:val="Normal"/>
-        <w:spacing w:before="0" w:after="160"/>
         <w:rPr>
           <w:rFonts w:ascii="Poppins" w:hAnsi="Poppins" w:cs="Poppins"/>
           <w:sz w:val="2"/>
           <w:szCs w:val="2"/>
         </w:rPr>
       </w:pPr>
-      <w:r>
-        <w:rPr>
-          <w:rFonts w:cs="Poppins" w:ascii="Poppins" w:hAnsi="Poppins"/>
-          <w:sz w:val="2"/>
-          <w:szCs w:val="2"/>
-        </w:rPr>
-      </w:r>
     </w:p>
     <w:sectPr>
-      <w:headerReference w:type="even" r:id="rId7"/>
-      <w:headerReference w:type="default" r:id="rId8"/>
-      <w:headerReference w:type="first" r:id="rId9"/>
-      <w:footerReference w:type="even" r:id="rId10"/>
-      <w:footerReference w:type="default" r:id="rId11"/>
-      <w:footerReference w:type="first" r:id="rId12"/>
-      <w:type w:val="nextPage"/>
+      <w:headerReference w:type="even" r:id="rId12"/>
+      <w:headerReference w:type="default" r:id="rId13"/>
+      <w:footerReference w:type="even" r:id="rId14"/>
+      <w:footerReference w:type="default" r:id="rId15"/>
+      <w:headerReference w:type="first" r:id="rId16"/>
+      <w:footerReference w:type="first" r:id="rId17"/>
       <w:pgSz w:w="12240" w:h="15840"/>
-      <w:pgMar w:left="567" w:right="567" w:gutter="0" w:header="0" w:top="130" w:footer="0" w:bottom="284"/>
-      <w:pgNumType w:fmt="decimal"/>
-      <w:formProt w:val="false"/>
-      <w:textDirection w:val="lrTb"/>
-      <w:docGrid w:type="default" w:linePitch="360" w:charSpace="4096"/>
+      <w:pgMar w:top="130" w:right="567" w:bottom="284" w:left="567" w:header="0" w:footer="0" w:gutter="0"/>
+      <w:cols w:space="720"/>
+      <w:formProt w:val="0"/>
+      <w:docGrid w:linePitch="360" w:charSpace="4096"/>
     </w:sectPr>
   </w:body>
 </w:document>
 </file>
 
+<file path=word/endnotes.xml><?xml version="1.0" encoding="utf-8"?>
+<w:endnotes xmlns:wpc="http://schemas.microsoft.com/office/word/2010/wordprocessingCanvas" xmlns:cx="http://schemas.microsoft.com/office/drawing/2014/chartex" xmlns:cx1="http://schemas.microsoft.com/office/drawing/2015/9/8/chartex" xmlns:cx2="http://schemas.microsoft.com/office/drawing/2015/10/21/chartex" xmlns:cx3="http://schemas.microsoft.com/office/drawing/2016/5/9/chartex" xmlns:cx4="http://schemas.microsoft.com/office/drawing/2016/5/10/chartex" xmlns:cx5="http://schemas.microsoft.com/office/drawing/2016/5/11/chartex" xmlns:cx6="http://schemas.microsoft.com/office/drawing/2016/5/12/chartex" xmlns:cx7="http://schemas.microsoft.com/office/drawing/2016/5/13/chartex" xmlns:cx8="http://schemas.microsoft.com/office/drawing/2016/5/14/chartex" xmlns:mc="http://schemas.openxmlformats.org/markup-compatibility/2006" xmlns:aink="http://schemas.microsoft.com/office/drawing/2016/ink" xmlns:am3d="http://schemas.microsoft.com/office/drawing/2017/model3d" xmlns:o="urn:schemas-microsoft-com:office:office" xmlns:oel="http://schemas.microsoft.com/office/2019/extlst" xmlns:r="http://schemas.openxmlformats.org/officeDocument/2006/relationships" xmlns:m="http://schemas.openxmlformats.org/officeDocument/2006/math" xmlns:v="urn:schemas-microsoft-com:vml" xmlns:wp14="http://schemas.microsoft.com/office/word/2010/wordprocessingDrawing" xmlns:wp="http://schemas.openxmlformats.org/drawingml/2006/wordprocessingDrawing" xmlns:w10="urn:schemas-microsoft-com:office:word" xmlns:w="http://schemas.openxmlformats.org/wordprocessingml/2006/main" xmlns:w14="http://schemas.microsoft.com/office/word/2010/wordml" xmlns:w15="http://schemas.microsoft.com/office/word/2012/wordml" xmlns:w16cex="http://schemas.microsoft.com/office/word/2018/wordml/cex" xmlns:w16cid="http://schemas.microsoft.com/office/word/2016/wordml/cid" xmlns:w16="http://schemas.microsoft.com/office/word/2018/wordml" xmlns:w16du="http://schemas.microsoft.com/office/word/2023/wordml/word16du" xmlns:w16sdtdh="http://schemas.microsoft.com/office/word/2020/wordml/sdtdatahash" xmlns:w16sdtfl="http://schemas.microsoft.com/office/word/2024/wordml/sdtformatlock" xmlns:w16se="http://schemas.microsoft.com/office/word/2015/wordml/symex" xmlns:wpg="http://schemas.microsoft.com/office/word/2010/wordprocessingGroup" xmlns:wpi="http://schemas.microsoft.com/office/word/2010/wordprocessingInk" xmlns:wne="http://schemas.microsoft.com/office/word/2006/wordml" xmlns:wps="http://schemas.microsoft.com/office/word/2010/wordprocessingShape" mc:Ignorable="w14 w15 w16se w16cid w16 w16cex w16sdtdh w16sdtfl w16du wp14">
+  <w:endnote w:type="separator" w:id="-1">
+    <w:p>
+      <w:pPr>
+        <w:spacing w:after="0" w:line="240" w:lineRule="auto"/>
+      </w:pPr>
+      <w:r>
+        <w:separator/>
+      </w:r>
+    </w:p>
+  </w:endnote>
+  <w:endnote w:type="continuationSeparator" w:id="0">
+    <w:p>
+      <w:pPr>
+        <w:spacing w:after="0" w:line="240" w:lineRule="auto"/>
+      </w:pPr>
+      <w:r>
+        <w:continuationSeparator/>
+      </w:r>
+    </w:p>
+  </w:endnote>
+</w:endnotes>
+</file>
+
 <file path=word/footer1.xml><?xml version="1.0" encoding="utf-8"?>
-<w:ftr xmlns:o="urn:schemas-microsoft-com:office:office" xmlns:r="http://schemas.openxmlformats.org/officeDocument/2006/relationships" xmlns:v="urn:schemas-microsoft-com:vml" xmlns:w="http://schemas.openxmlformats.org/wordprocessingml/2006/main" xmlns:w10="urn:schemas-microsoft-com:office:word" xmlns:wp="http://schemas.openxmlformats.org/drawingml/2006/wordprocessingDrawing" xmlns:wps="http://schemas.microsoft.com/office/word/2010/wordprocessingShape" xmlns:wpg="http://schemas.microsoft.com/office/word/2010/wordprocessingGroup" xmlns:mc="http://schemas.openxmlformats.org/markup-compatibility/2006" xmlns:wp14="http://schemas.microsoft.com/office/word/2010/wordprocessingDrawing" xmlns:w14="http://schemas.microsoft.com/office/word/2010/wordml" xmlns:w15="http://schemas.microsoft.com/office/word/2012/wordml" mc:Ignorable="w14 wp14 w15">
+<w:ftr xmlns:wpc="http://schemas.microsoft.com/office/word/2010/wordprocessingCanvas" xmlns:cx="http://schemas.microsoft.com/office/drawing/2014/chartex" xmlns:cx1="http://schemas.microsoft.com/office/drawing/2015/9/8/chartex" xmlns:cx2="http://schemas.microsoft.com/office/drawing/2015/10/21/chartex" xmlns:cx3="http://schemas.microsoft.com/office/drawing/2016/5/9/chartex" xmlns:cx4="http://schemas.microsoft.com/office/drawing/2016/5/10/chartex" xmlns:cx5="http://schemas.microsoft.com/office/drawing/2016/5/11/chartex" xmlns:cx6="http://schemas.microsoft.com/office/drawing/2016/5/12/chartex" xmlns:cx7="http://schemas.microsoft.com/office/drawing/2016/5/13/chartex" xmlns:cx8="http://schemas.microsoft.com/office/drawing/2016/5/14/chartex" xmlns:mc="http://schemas.openxmlformats.org/markup-compatibility/2006" xmlns:aink="http://schemas.microsoft.com/office/drawing/2016/ink" xmlns:am3d="http://schemas.microsoft.com/office/drawing/2017/model3d" xmlns:o="urn:schemas-microsoft-com:office:office" xmlns:oel="http://schemas.microsoft.com/office/2019/extlst" xmlns:r="http://schemas.openxmlformats.org/officeDocument/2006/relationships" xmlns:m="http://schemas.openxmlformats.org/officeDocument/2006/math" xmlns:v="urn:schemas-microsoft-com:vml" xmlns:wp14="http://schemas.microsoft.com/office/word/2010/wordprocessingDrawing" xmlns:wp="http://schemas.openxmlformats.org/drawingml/2006/wordprocessingDrawing" xmlns:w10="urn:schemas-microsoft-com:office:word" xmlns:w="http://schemas.openxmlformats.org/wordprocessingml/2006/main" xmlns:w14="http://schemas.microsoft.com/office/word/2010/wordml" xmlns:w15="http://schemas.microsoft.com/office/word/2012/wordml" xmlns:w16cex="http://schemas.microsoft.com/office/word/2018/wordml/cex" xmlns:w16cid="http://schemas.microsoft.com/office/word/2016/wordml/cid" xmlns:w16="http://schemas.microsoft.com/office/word/2018/wordml" xmlns:w16du="http://schemas.microsoft.com/office/word/2023/wordml/word16du" xmlns:w16sdtdh="http://schemas.microsoft.com/office/word/2020/wordml/sdtdatahash" xmlns:w16sdtfl="http://schemas.microsoft.com/office/word/2024/wordml/sdtformatlock" xmlns:w16se="http://schemas.microsoft.com/office/word/2015/wordml/symex" xmlns:wpg="http://schemas.microsoft.com/office/word/2010/wordprocessingGroup" xmlns:wpi="http://schemas.microsoft.com/office/word/2010/wordprocessingInk" xmlns:wne="http://schemas.microsoft.com/office/word/2006/wordml" xmlns:wps="http://schemas.microsoft.com/office/word/2010/wordprocessingShape" mc:Ignorable="w14 w15 w16se w16cid w16 w16cex w16sdtdh w16sdtfl w16du wp14">
   <w:p>
     <w:pPr>
       <w:pStyle w:val="Footer"/>
-      <w:rPr/>
     </w:pPr>
-    <w:r>
-      <w:rPr/>
-    </w:r>
   </w:p>
 </w:ftr>
 </file>
 
 <file path=word/footer2.xml><?xml version="1.0" encoding="utf-8"?>
-<w:ftr xmlns:o="urn:schemas-microsoft-com:office:office" xmlns:r="http://schemas.openxmlformats.org/officeDocument/2006/relationships" xmlns:v="urn:schemas-microsoft-com:vml" xmlns:w="http://schemas.openxmlformats.org/wordprocessingml/2006/main" xmlns:w10="urn:schemas-microsoft-com:office:word" xmlns:wp="http://schemas.openxmlformats.org/drawingml/2006/wordprocessingDrawing" xmlns:wps="http://schemas.microsoft.com/office/word/2010/wordprocessingShape" xmlns:wpg="http://schemas.microsoft.com/office/word/2010/wordprocessingGroup" xmlns:mc="http://schemas.openxmlformats.org/markup-compatibility/2006" xmlns:wp14="http://schemas.microsoft.com/office/word/2010/wordprocessingDrawing" xmlns:w14="http://schemas.microsoft.com/office/word/2010/wordml" xmlns:w15="http://schemas.microsoft.com/office/word/2012/wordml" mc:Ignorable="w14 wp14 w15">
+<w:ftr xmlns:wpc="http://schemas.microsoft.com/office/word/2010/wordprocessingCanvas" xmlns:cx="http://schemas.microsoft.com/office/drawing/2014/chartex" xmlns:cx1="http://schemas.microsoft.com/office/drawing/2015/9/8/chartex" xmlns:cx2="http://schemas.microsoft.com/office/drawing/2015/10/21/chartex" xmlns:cx3="http://schemas.microsoft.com/office/drawing/2016/5/9/chartex" xmlns:cx4="http://schemas.microsoft.com/office/drawing/2016/5/10/chartex" xmlns:cx5="http://schemas.microsoft.com/office/drawing/2016/5/11/chartex" xmlns:cx6="http://schemas.microsoft.com/office/drawing/2016/5/12/chartex" xmlns:cx7="http://schemas.microsoft.com/office/drawing/2016/5/13/chartex" xmlns:cx8="http://schemas.microsoft.com/office/drawing/2016/5/14/chartex" xmlns:mc="http://schemas.openxmlformats.org/markup-compatibility/2006" xmlns:aink="http://schemas.microsoft.com/office/drawing/2016/ink" xmlns:am3d="http://schemas.microsoft.com/office/drawing/2017/model3d" xmlns:o="urn:schemas-microsoft-com:office:office" xmlns:oel="http://schemas.microsoft.com/office/2019/extlst" xmlns:r="http://schemas.openxmlformats.org/officeDocument/2006/relationships" xmlns:m="http://schemas.openxmlformats.org/officeDocument/2006/math" xmlns:v="urn:schemas-microsoft-com:vml" xmlns:wp14="http://schemas.microsoft.com/office/word/2010/wordprocessingDrawing" xmlns:wp="http://schemas.openxmlformats.org/drawingml/2006/wordprocessingDrawing" xmlns:w10="urn:schemas-microsoft-com:office:word" xmlns:w="http://schemas.openxmlformats.org/wordprocessingml/2006/main" xmlns:w14="http://schemas.microsoft.com/office/word/2010/wordml" xmlns:w15="http://schemas.microsoft.com/office/word/2012/wordml" xmlns:w16cex="http://schemas.microsoft.com/office/word/2018/wordml/cex" xmlns:w16cid="http://schemas.microsoft.com/office/word/2016/wordml/cid" xmlns:w16="http://schemas.microsoft.com/office/word/2018/wordml" xmlns:w16du="http://schemas.microsoft.com/office/word/2023/wordml/word16du" xmlns:w16sdtdh="http://schemas.microsoft.com/office/word/2020/wordml/sdtdatahash" xmlns:w16sdtfl="http://schemas.microsoft.com/office/word/2024/wordml/sdtformatlock" xmlns:w16se="http://schemas.microsoft.com/office/word/2015/wordml/symex" xmlns:wpg="http://schemas.microsoft.com/office/word/2010/wordprocessingGroup" xmlns:wpi="http://schemas.microsoft.com/office/word/2010/wordprocessingInk" xmlns:wne="http://schemas.microsoft.com/office/word/2006/wordml" xmlns:wps="http://schemas.microsoft.com/office/word/2010/wordprocessingShape" mc:Ignorable="w14 w15 w16se w16cid w16 w16cex w16sdtdh w16sdtfl w16du wp14">
   <w:p>
     <w:pPr>
       <w:pStyle w:val="Footer"/>
-      <w:rPr/>
     </w:pPr>
-    <w:r>
-      <w:rPr/>
-    </w:r>
   </w:p>
 </w:ftr>
 </file>
 
 <file path=word/footer3.xml><?xml version="1.0" encoding="utf-8"?>
-<w:ftr xmlns:o="urn:schemas-microsoft-com:office:office" xmlns:r="http://schemas.openxmlformats.org/officeDocument/2006/relationships" xmlns:v="urn:schemas-microsoft-com:vml" xmlns:w="http://schemas.openxmlformats.org/wordprocessingml/2006/main" xmlns:w10="urn:schemas-microsoft-com:office:word" xmlns:wp="http://schemas.openxmlformats.org/drawingml/2006/wordprocessingDrawing" xmlns:wps="http://schemas.microsoft.com/office/word/2010/wordprocessingShape" xmlns:wpg="http://schemas.microsoft.com/office/word/2010/wordprocessingGroup" xmlns:mc="http://schemas.openxmlformats.org/markup-compatibility/2006" xmlns:wp14="http://schemas.microsoft.com/office/word/2010/wordprocessingDrawing" xmlns:w14="http://schemas.microsoft.com/office/word/2010/wordml" xmlns:w15="http://schemas.microsoft.com/office/word/2012/wordml" mc:Ignorable="w14 wp14 w15">
+<w:ftr xmlns:wpc="http://schemas.microsoft.com/office/word/2010/wordprocessingCanvas" xmlns:cx="http://schemas.microsoft.com/office/drawing/2014/chartex" xmlns:cx1="http://schemas.microsoft.com/office/drawing/2015/9/8/chartex" xmlns:cx2="http://schemas.microsoft.com/office/drawing/2015/10/21/chartex" xmlns:cx3="http://schemas.microsoft.com/office/drawing/2016/5/9/chartex" xmlns:cx4="http://schemas.microsoft.com/office/drawing/2016/5/10/chartex" xmlns:cx5="http://schemas.microsoft.com/office/drawing/2016/5/11/chartex" xmlns:cx6="http://schemas.microsoft.com/office/drawing/2016/5/12/chartex" xmlns:cx7="http://schemas.microsoft.com/office/drawing/2016/5/13/chartex" xmlns:cx8="http://schemas.microsoft.com/office/drawing/2016/5/14/chartex" xmlns:mc="http://schemas.openxmlformats.org/markup-compatibility/2006" xmlns:aink="http://schemas.microsoft.com/office/drawing/2016/ink" xmlns:am3d="http://schemas.microsoft.com/office/drawing/2017/model3d" xmlns:o="urn:schemas-microsoft-com:office:office" xmlns:oel="http://schemas.microsoft.com/office/2019/extlst" xmlns:r="http://schemas.openxmlformats.org/officeDocument/2006/relationships" xmlns:m="http://schemas.openxmlformats.org/officeDocument/2006/math" xmlns:v="urn:schemas-microsoft-com:vml" xmlns:wp14="http://schemas.microsoft.com/office/word/2010/wordprocessingDrawing" xmlns:wp="http://schemas.openxmlformats.org/drawingml/2006/wordprocessingDrawing" xmlns:w10="urn:schemas-microsoft-com:office:word" xmlns:w="http://schemas.openxmlformats.org/wordprocessingml/2006/main" xmlns:w14="http://schemas.microsoft.com/office/word/2010/wordml" xmlns:w15="http://schemas.microsoft.com/office/word/2012/wordml" xmlns:w16cex="http://schemas.microsoft.com/office/word/2018/wordml/cex" xmlns:w16cid="http://schemas.microsoft.com/office/word/2016/wordml/cid" xmlns:w16="http://schemas.microsoft.com/office/word/2018/wordml" xmlns:w16du="http://schemas.microsoft.com/office/word/2023/wordml/word16du" xmlns:w16sdtdh="http://schemas.microsoft.com/office/word/2020/wordml/sdtdatahash" xmlns:w16sdtfl="http://schemas.microsoft.com/office/word/2024/wordml/sdtformatlock" xmlns:w16se="http://schemas.microsoft.com/office/word/2015/wordml/symex" xmlns:wpg="http://schemas.microsoft.com/office/word/2010/wordprocessingGroup" xmlns:wpi="http://schemas.microsoft.com/office/word/2010/wordprocessingInk" xmlns:wne="http://schemas.microsoft.com/office/word/2006/wordml" xmlns:wps="http://schemas.microsoft.com/office/word/2010/wordprocessingShape" mc:Ignorable="w14 w15 w16se w16cid w16 w16cex w16sdtdh w16sdtfl w16du wp14">
   <w:p>
     <w:pPr>
       <w:pStyle w:val="Footer"/>
-      <w:rPr/>
     </w:pPr>
-    <w:r>
-      <w:rPr/>
-    </w:r>
   </w:p>
 </w:ftr>
 </file>
 
+<file path=word/footnotes.xml><?xml version="1.0" encoding="utf-8"?>
+<w:footnotes xmlns:wpc="http://schemas.microsoft.com/office/word/2010/wordprocessingCanvas" xmlns:cx="http://schemas.microsoft.com/office/drawing/2014/chartex" xmlns:cx1="http://schemas.microsoft.com/office/drawing/2015/9/8/chartex" xmlns:cx2="http://schemas.microsoft.com/office/drawing/2015/10/21/chartex" xmlns:cx3="http://schemas.microsoft.com/office/drawing/2016/5/9/chartex" xmlns:cx4="http://schemas.microsoft.com/office/drawing/2016/5/10/chartex" xmlns:cx5="http://schemas.microsoft.com/office/drawing/2016/5/11/chartex" xmlns:cx6="http://schemas.microsoft.com/office/drawing/2016/5/12/chartex" xmlns:cx7="http://schemas.microsoft.com/office/drawing/2016/5/13/chartex" xmlns:cx8="http://schemas.microsoft.com/office/drawing/2016/5/14/chartex" xmlns:mc="http://schemas.openxmlformats.org/markup-compatibility/2006" xmlns:aink="http://schemas.microsoft.com/office/drawing/2016/ink" xmlns:am3d="http://schemas.microsoft.com/office/drawing/2017/model3d" xmlns:o="urn:schemas-microsoft-com:office:office" xmlns:oel="http://schemas.microsoft.com/office/2019/extlst" xmlns:r="http://schemas.openxmlformats.org/officeDocument/2006/relationships" xmlns:m="http://schemas.openxmlformats.org/officeDocument/2006/math" xmlns:v="urn:schemas-microsoft-com:vml" xmlns:wp14="http://schemas.microsoft.com/office/word/2010/wordprocessingDrawing" xmlns:wp="http://schemas.openxmlformats.org/drawingml/2006/wordprocessingDrawing" xmlns:w10="urn:schemas-microsoft-com:office:word" xmlns:w="http://schemas.openxmlformats.org/wordprocessingml/2006/main" xmlns:w14="http://schemas.microsoft.com/office/word/2010/wordml" xmlns:w15="http://schemas.microsoft.com/office/word/2012/wordml" xmlns:w16cex="http://schemas.microsoft.com/office/word/2018/wordml/cex" xmlns:w16cid="http://schemas.microsoft.com/office/word/2016/wordml/cid" xmlns:w16="http://schemas.microsoft.com/office/word/2018/wordml" xmlns:w16du="http://schemas.microsoft.com/office/word/2023/wordml/word16du" xmlns:w16sdtdh="http://schemas.microsoft.com/office/word/2020/wordml/sdtdatahash" xmlns:w16sdtfl="http://schemas.microsoft.com/office/word/2024/wordml/sdtformatlock" xmlns:w16se="http://schemas.microsoft.com/office/word/2015/wordml/symex" xmlns:wpg="http://schemas.microsoft.com/office/word/2010/wordprocessingGroup" xmlns:wpi="http://schemas.microsoft.com/office/word/2010/wordprocessingInk" xmlns:wne="http://schemas.microsoft.com/office/word/2006/wordml" xmlns:wps="http://schemas.microsoft.com/office/word/2010/wordprocessingShape" mc:Ignorable="w14 w15 w16se w16cid w16 w16cex w16sdtdh w16sdtfl w16du wp14">
+  <w:footnote w:type="separator" w:id="-1">
+    <w:p>
+      <w:pPr>
+        <w:spacing w:after="0" w:line="240" w:lineRule="auto"/>
+      </w:pPr>
+      <w:r>
+        <w:separator/>
+      </w:r>
+    </w:p>
+  </w:footnote>
+  <w:footnote w:type="continuationSeparator" w:id="0">
+    <w:p>
+      <w:pPr>
+        <w:spacing w:after="0" w:line="240" w:lineRule="auto"/>
+      </w:pPr>
+      <w:r>
+        <w:continuationSeparator/>
+      </w:r>
+    </w:p>
+  </w:footnote>
+</w:footnotes>
+</file>
+
 <file path=word/header1.xml><?xml version="1.0" encoding="utf-8"?>
-<w:hdr xmlns:o="urn:schemas-microsoft-com:office:office" xmlns:r="http://schemas.openxmlformats.org/officeDocument/2006/relationships" xmlns:v="urn:schemas-microsoft-com:vml" xmlns:w="http://schemas.openxmlformats.org/wordprocessingml/2006/main" xmlns:w10="urn:schemas-microsoft-com:office:word" xmlns:wp="http://schemas.openxmlformats.org/drawingml/2006/wordprocessingDrawing" xmlns:wps="http://schemas.microsoft.com/office/word/2010/wordprocessingShape" xmlns:wpg="http://schemas.microsoft.com/office/word/2010/wordprocessingGroup" xmlns:mc="http://schemas.openxmlformats.org/markup-compatibility/2006" xmlns:wp14="http://schemas.microsoft.com/office/word/2010/wordprocessingDrawing" xmlns:w14="http://schemas.microsoft.com/office/word/2010/wordml" xmlns:w15="http://schemas.microsoft.com/office/word/2012/wordml" mc:Ignorable="w14 wp14 w15">
+<w:hdr xmlns:wpc="http://schemas.microsoft.com/office/word/2010/wordprocessingCanvas" xmlns:cx="http://schemas.microsoft.com/office/drawing/2014/chartex" xmlns:cx1="http://schemas.microsoft.com/office/drawing/2015/9/8/chartex" xmlns:cx2="http://schemas.microsoft.com/office/drawing/2015/10/21/chartex" xmlns:cx3="http://schemas.microsoft.com/office/drawing/2016/5/9/chartex" xmlns:cx4="http://schemas.microsoft.com/office/drawing/2016/5/10/chartex" xmlns:cx5="http://schemas.microsoft.com/office/drawing/2016/5/11/chartex" xmlns:cx6="http://schemas.microsoft.com/office/drawing/2016/5/12/chartex" xmlns:cx7="http://schemas.microsoft.com/office/drawing/2016/5/13/chartex" xmlns:cx8="http://schemas.microsoft.com/office/drawing/2016/5/14/chartex" xmlns:mc="http://schemas.openxmlformats.org/markup-compatibility/2006" xmlns:aink="http://schemas.microsoft.com/office/drawing/2016/ink" xmlns:am3d="http://schemas.microsoft.com/office/drawing/2017/model3d" xmlns:o="urn:schemas-microsoft-com:office:office" xmlns:oel="http://schemas.microsoft.com/office/2019/extlst" xmlns:r="http://schemas.openxmlformats.org/officeDocument/2006/relationships" xmlns:m="http://schemas.openxmlformats.org/officeDocument/2006/math" xmlns:v="urn:schemas-microsoft-com:vml" xmlns:wp14="http://schemas.microsoft.com/office/word/2010/wordprocessingDrawing" xmlns:wp="http://schemas.openxmlformats.org/drawingml/2006/wordprocessingDrawing" xmlns:w10="urn:schemas-microsoft-com:office:word" xmlns:w="http://schemas.openxmlformats.org/wordprocessingml/2006/main" xmlns:w14="http://schemas.microsoft.com/office/word/2010/wordml" xmlns:w15="http://schemas.microsoft.com/office/word/2012/wordml" xmlns:w16cex="http://schemas.microsoft.com/office/word/2018/wordml/cex" xmlns:w16cid="http://schemas.microsoft.com/office/word/2016/wordml/cid" xmlns:w16="http://schemas.microsoft.com/office/word/2018/wordml" xmlns:w16du="http://schemas.microsoft.com/office/word/2023/wordml/word16du" xmlns:w16sdtdh="http://schemas.microsoft.com/office/word/2020/wordml/sdtdatahash" xmlns:w16sdtfl="http://schemas.microsoft.com/office/word/2024/wordml/sdtformatlock" xmlns:w16se="http://schemas.microsoft.com/office/word/2015/wordml/symex" xmlns:wpg="http://schemas.microsoft.com/office/word/2010/wordprocessingGroup" xmlns:wpi="http://schemas.microsoft.com/office/word/2010/wordprocessingInk" xmlns:wne="http://schemas.microsoft.com/office/word/2006/wordml" xmlns:wps="http://schemas.microsoft.com/office/word/2010/wordprocessingShape" mc:Ignorable="w14 w15 w16se w16cid w16 w16cex w16sdtdh w16sdtfl w16du wp14">
   <w:p>
     <w:pPr>
       <w:pStyle w:val="Header"/>
-      <w:rPr/>
     </w:pPr>
-    <w:r>
-      <w:rPr/>
-    </w:r>
   </w:p>
 </w:hdr>
 </file>
 
 <file path=word/header2.xml><?xml version="1.0" encoding="utf-8"?>
-<w:hdr xmlns:o="urn:schemas-microsoft-com:office:office" xmlns:r="http://schemas.openxmlformats.org/officeDocument/2006/relationships" xmlns:v="urn:schemas-microsoft-com:vml" xmlns:w="http://schemas.openxmlformats.org/wordprocessingml/2006/main" xmlns:w10="urn:schemas-microsoft-com:office:word" xmlns:wp="http://schemas.openxmlformats.org/drawingml/2006/wordprocessingDrawing" xmlns:wps="http://schemas.microsoft.com/office/word/2010/wordprocessingShape" xmlns:wpg="http://schemas.microsoft.com/office/word/2010/wordprocessingGroup" xmlns:mc="http://schemas.openxmlformats.org/markup-compatibility/2006" xmlns:wp14="http://schemas.microsoft.com/office/word/2010/wordprocessingDrawing" xmlns:w14="http://schemas.microsoft.com/office/word/2010/wordml" xmlns:w15="http://schemas.microsoft.com/office/word/2012/wordml" mc:Ignorable="w14 wp14 w15">
+<w:hdr xmlns:wpc="http://schemas.microsoft.com/office/word/2010/wordprocessingCanvas" xmlns:cx="http://schemas.microsoft.com/office/drawing/2014/chartex" xmlns:cx1="http://schemas.microsoft.com/office/drawing/2015/9/8/chartex" xmlns:cx2="http://schemas.microsoft.com/office/drawing/2015/10/21/chartex" xmlns:cx3="http://schemas.microsoft.com/office/drawing/2016/5/9/chartex" xmlns:cx4="http://schemas.microsoft.com/office/drawing/2016/5/10/chartex" xmlns:cx5="http://schemas.microsoft.com/office/drawing/2016/5/11/chartex" xmlns:cx6="http://schemas.microsoft.com/office/drawing/2016/5/12/chartex" xmlns:cx7="http://schemas.microsoft.com/office/drawing/2016/5/13/chartex" xmlns:cx8="http://schemas.microsoft.com/office/drawing/2016/5/14/chartex" xmlns:mc="http://schemas.openxmlformats.org/markup-compatibility/2006" xmlns:aink="http://schemas.microsoft.com/office/drawing/2016/ink" xmlns:am3d="http://schemas.microsoft.com/office/drawing/2017/model3d" xmlns:o="urn:schemas-microsoft-com:office:office" xmlns:oel="http://schemas.microsoft.com/office/2019/extlst" xmlns:r="http://schemas.openxmlformats.org/officeDocument/2006/relationships" xmlns:m="http://schemas.openxmlformats.org/officeDocument/2006/math" xmlns:v="urn:schemas-microsoft-com:vml" xmlns:wp14="http://schemas.microsoft.com/office/word/2010/wordprocessingDrawing" xmlns:wp="http://schemas.openxmlformats.org/drawingml/2006/wordprocessingDrawing" xmlns:w10="urn:schemas-microsoft-com:office:word" xmlns:w="http://schemas.openxmlformats.org/wordprocessingml/2006/main" xmlns:w14="http://schemas.microsoft.com/office/word/2010/wordml" xmlns:w15="http://schemas.microsoft.com/office/word/2012/wordml" xmlns:w16cex="http://schemas.microsoft.com/office/word/2018/wordml/cex" xmlns:w16cid="http://schemas.microsoft.com/office/word/2016/wordml/cid" xmlns:w16="http://schemas.microsoft.com/office/word/2018/wordml" xmlns:w16du="http://schemas.microsoft.com/office/word/2023/wordml/word16du" xmlns:w16sdtdh="http://schemas.microsoft.com/office/word/2020/wordml/sdtdatahash" xmlns:w16sdtfl="http://schemas.microsoft.com/office/word/2024/wordml/sdtformatlock" xmlns:w16se="http://schemas.microsoft.com/office/word/2015/wordml/symex" xmlns:wpg="http://schemas.microsoft.com/office/word/2010/wordprocessingGroup" xmlns:wpi="http://schemas.microsoft.com/office/word/2010/wordprocessingInk" xmlns:wne="http://schemas.microsoft.com/office/word/2006/wordml" xmlns:wps="http://schemas.microsoft.com/office/word/2010/wordprocessingShape" mc:Ignorable="w14 w15 w16se w16cid w16 w16cex w16sdtdh w16sdtfl w16du wp14">
   <w:p>
     <w:pPr>
       <w:pStyle w:val="Header"/>
-      <w:rPr/>
     </w:pPr>
-    <w:r>
-      <w:rPr/>
-    </w:r>
   </w:p>
 </w:hdr>
 </file>
 
 <file path=word/header3.xml><?xml version="1.0" encoding="utf-8"?>
-<w:hdr xmlns:o="urn:schemas-microsoft-com:office:office" xmlns:r="http://schemas.openxmlformats.org/officeDocument/2006/relationships" xmlns:v="urn:schemas-microsoft-com:vml" xmlns:w="http://schemas.openxmlformats.org/wordprocessingml/2006/main" xmlns:w10="urn:schemas-microsoft-com:office:word" xmlns:wp="http://schemas.openxmlformats.org/drawingml/2006/wordprocessingDrawing" xmlns:wps="http://schemas.microsoft.com/office/word/2010/wordprocessingShape" xmlns:wpg="http://schemas.microsoft.com/office/word/2010/wordprocessingGroup" xmlns:mc="http://schemas.openxmlformats.org/markup-compatibility/2006" xmlns:wp14="http://schemas.microsoft.com/office/word/2010/wordprocessingDrawing" xmlns:w14="http://schemas.microsoft.com/office/word/2010/wordml" xmlns:w15="http://schemas.microsoft.com/office/word/2012/wordml" mc:Ignorable="w14 wp14 w15">
+<w:hdr xmlns:wpc="http://schemas.microsoft.com/office/word/2010/wordprocessingCanvas" xmlns:cx="http://schemas.microsoft.com/office/drawing/2014/chartex" xmlns:cx1="http://schemas.microsoft.com/office/drawing/2015/9/8/chartex" xmlns:cx2="http://schemas.microsoft.com/office/drawing/2015/10/21/chartex" xmlns:cx3="http://schemas.microsoft.com/office/drawing/2016/5/9/chartex" xmlns:cx4="http://schemas.microsoft.com/office/drawing/2016/5/10/chartex" xmlns:cx5="http://schemas.microsoft.com/office/drawing/2016/5/11/chartex" xmlns:cx6="http://schemas.microsoft.com/office/drawing/2016/5/12/chartex" xmlns:cx7="http://schemas.microsoft.com/office/drawing/2016/5/13/chartex" xmlns:cx8="http://schemas.microsoft.com/office/drawing/2016/5/14/chartex" xmlns:mc="http://schemas.openxmlformats.org/markup-compatibility/2006" xmlns:aink="http://schemas.microsoft.com/office/drawing/2016/ink" xmlns:am3d="http://schemas.microsoft.com/office/drawing/2017/model3d" xmlns:o="urn:schemas-microsoft-com:office:office" xmlns:oel="http://schemas.microsoft.com/office/2019/extlst" xmlns:r="http://schemas.openxmlformats.org/officeDocument/2006/relationships" xmlns:m="http://schemas.openxmlformats.org/officeDocument/2006/math" xmlns:v="urn:schemas-microsoft-com:vml" xmlns:wp14="http://schemas.microsoft.com/office/word/2010/wordprocessingDrawing" xmlns:wp="http://schemas.openxmlformats.org/drawingml/2006/wordprocessingDrawing" xmlns:w10="urn:schemas-microsoft-com:office:word" xmlns:w="http://schemas.openxmlformats.org/wordprocessingml/2006/main" xmlns:w14="http://schemas.microsoft.com/office/word/2010/wordml" xmlns:w15="http://schemas.microsoft.com/office/word/2012/wordml" xmlns:w16cex="http://schemas.microsoft.com/office/word/2018/wordml/cex" xmlns:w16cid="http://schemas.microsoft.com/office/word/2016/wordml/cid" xmlns:w16="http://schemas.microsoft.com/office/word/2018/wordml" xmlns:w16du="http://schemas.microsoft.com/office/word/2023/wordml/word16du" xmlns:w16sdtdh="http://schemas.microsoft.com/office/word/2020/wordml/sdtdatahash" xmlns:w16sdtfl="http://schemas.microsoft.com/office/word/2024/wordml/sdtformatlock" xmlns:w16se="http://schemas.microsoft.com/office/word/2015/wordml/symex" xmlns:wpg="http://schemas.microsoft.com/office/word/2010/wordprocessingGroup" xmlns:wpi="http://schemas.microsoft.com/office/word/2010/wordprocessingInk" xmlns:wne="http://schemas.microsoft.com/office/word/2006/wordml" xmlns:wps="http://schemas.microsoft.com/office/word/2010/wordprocessingShape" mc:Ignorable="w14 w15 w16se w16cid w16 w16cex w16sdtdh w16sdtfl w16du wp14">
   <w:p>
     <w:pPr>
       <w:pStyle w:val="Header"/>
-      <w:rPr/>
     </w:pPr>
-    <w:r>
-      <w:rPr/>
-    </w:r>
   </w:p>
 </w:hdr>
 </file>
 
 <file path=word/numbering.xml><?xml version="1.0" encoding="utf-8"?>
-<w:numbering xmlns:w="http://schemas.openxmlformats.org/wordprocessingml/2006/main" xmlns:o="urn:schemas-microsoft-com:office:office" xmlns:r="http://schemas.openxmlformats.org/officeDocument/2006/relationships" xmlns:v="urn:schemas-microsoft-com:vml" xmlns:mc="http://schemas.openxmlformats.org/markup-compatibility/2006" xmlns:w14="http://schemas.microsoft.com/office/word/2010/wordml" mc:Ignorable="w14">
-  <w:abstractNum w:abstractNumId="1">
+<w:numbering xmlns:wpc="http://schemas.microsoft.com/office/word/2010/wordprocessingCanvas" xmlns:cx="http://schemas.microsoft.com/office/drawing/2014/chartex" xmlns:cx1="http://schemas.microsoft.com/office/drawing/2015/9/8/chartex" xmlns:cx2="http://schemas.microsoft.com/office/drawing/2015/10/21/chartex" xmlns:cx3="http://schemas.microsoft.com/office/drawing/2016/5/9/chartex" xmlns:cx4="http://schemas.microsoft.com/office/drawing/2016/5/10/chartex" xmlns:cx5="http://schemas.microsoft.com/office/drawing/2016/5/11/chartex" xmlns:cx6="http://schemas.microsoft.com/office/drawing/2016/5/12/chartex" xmlns:cx7="http://schemas.microsoft.com/office/drawing/2016/5/13/chartex" xmlns:cx8="http://schemas.microsoft.com/office/drawing/2016/5/14/chartex" xmlns:mc="http://schemas.openxmlformats.org/markup-compatibility/2006" xmlns:aink="http://schemas.microsoft.com/office/drawing/2016/ink" xmlns:am3d="http://schemas.microsoft.com/office/drawing/2017/model3d" xmlns:o="urn:schemas-microsoft-com:office:office" xmlns:oel="http://schemas.microsoft.com/office/2019/extlst" xmlns:r="http://schemas.openxmlformats.org/officeDocument/2006/relationships" xmlns:m="http://schemas.openxmlformats.org/officeDocument/2006/math" xmlns:v="urn:schemas-microsoft-com:vml" xmlns:wp14="http://schemas.microsoft.com/office/word/2010/wordprocessingDrawing" xmlns:wp="http://schemas.openxmlformats.org/drawingml/2006/wordprocessingDrawing" xmlns:w10="urn:schemas-microsoft-com:office:word" xmlns:w="http://schemas.openxmlformats.org/wordprocessingml/2006/main" xmlns:w14="http://schemas.microsoft.com/office/word/2010/wordml" xmlns:w15="http://schemas.microsoft.com/office/word/2012/wordml" xmlns:w16cex="http://schemas.microsoft.com/office/word/2018/wordml/cex" xmlns:w16cid="http://schemas.microsoft.com/office/word/2016/wordml/cid" xmlns:w16="http://schemas.microsoft.com/office/word/2018/wordml" xmlns:w16du="http://schemas.microsoft.com/office/word/2023/wordml/word16du" xmlns:w16sdtdh="http://schemas.microsoft.com/office/word/2020/wordml/sdtdatahash" xmlns:w16sdtfl="http://schemas.microsoft.com/office/word/2024/wordml/sdtformatlock" xmlns:w16se="http://schemas.microsoft.com/office/word/2015/wordml/symex" xmlns:wpg="http://schemas.microsoft.com/office/word/2010/wordprocessingGroup" xmlns:wpi="http://schemas.microsoft.com/office/word/2010/wordprocessingInk" xmlns:wne="http://schemas.microsoft.com/office/word/2006/wordml" xmlns:wps="http://schemas.microsoft.com/office/word/2010/wordprocessingShape" mc:Ignorable="w14 w15 w16se w16cid w16 w16cex w16sdtdh w16sdtfl w16du wp14">
+  <w:abstractNum w:abstractNumId="0" w15:restartNumberingAfterBreak="0">
+    <w:nsid w:val="02AB00E6"/>
+    <w:multiLevelType w:val="multilevel"/>
+    <w:tmpl w:val="62EC908A"/>
     <w:lvl w:ilvl="0">
       <w:start w:val="1"/>
       <w:numFmt w:val="bullet"/>
@@ -2289,42 +2118,45 @@
       <w:lvlJc w:val="left"/>
       <w:pPr>
         <w:tabs>
-          <w:tab w:val="num" w:pos="720"/>
-        </w:tabs>
-        <w:ind w:left="720" w:hanging="360"/>
-      </w:pPr>
-      <w:rPr>
-        <w:rFonts w:ascii="Symbol" w:hAnsi="Symbol" w:cs="Symbol" w:hint="default"/>
+          <w:tab w:val="num" w:pos="709"/>
+        </w:tabs>
+        <w:ind w:left="709" w:hanging="283"/>
+      </w:pPr>
+      <w:rPr>
+        <w:rFonts w:ascii="Symbol" w:hAnsi="Symbol" w:cs="Symbol" w:hint="default"/>
+        <w:sz w:val="20"/>
       </w:rPr>
     </w:lvl>
     <w:lvl w:ilvl="1">
       <w:start w:val="1"/>
       <w:numFmt w:val="bullet"/>
-      <w:lvlText w:val="◦"/>
-      <w:lvlJc w:val="left"/>
-      <w:pPr>
-        <w:tabs>
-          <w:tab w:val="num" w:pos="1080"/>
-        </w:tabs>
-        <w:ind w:left="1080" w:hanging="360"/>
-      </w:pPr>
-      <w:rPr>
-        <w:rFonts w:ascii="OpenSymbol" w:hAnsi="OpenSymbol" w:cs="OpenSymbol" w:hint="default"/>
+      <w:lvlText w:val=""/>
+      <w:lvlJc w:val="left"/>
+      <w:pPr>
+        <w:tabs>
+          <w:tab w:val="num" w:pos="1418"/>
+        </w:tabs>
+        <w:ind w:left="1418" w:hanging="283"/>
+      </w:pPr>
+      <w:rPr>
+        <w:rFonts w:ascii="Symbol" w:hAnsi="Symbol" w:cs="Symbol" w:hint="default"/>
+        <w:sz w:val="20"/>
       </w:rPr>
     </w:lvl>
     <w:lvl w:ilvl="2">
       <w:start w:val="1"/>
       <w:numFmt w:val="bullet"/>
-      <w:lvlText w:val="▪"/>
-      <w:lvlJc w:val="left"/>
-      <w:pPr>
-        <w:tabs>
-          <w:tab w:val="num" w:pos="1440"/>
-        </w:tabs>
-        <w:ind w:left="1440" w:hanging="360"/>
-      </w:pPr>
-      <w:rPr>
-        <w:rFonts w:ascii="OpenSymbol" w:hAnsi="OpenSymbol" w:cs="OpenSymbol" w:hint="default"/>
+      <w:lvlText w:val=""/>
+      <w:lvlJc w:val="left"/>
+      <w:pPr>
+        <w:tabs>
+          <w:tab w:val="num" w:pos="2127"/>
+        </w:tabs>
+        <w:ind w:left="2127" w:hanging="283"/>
+      </w:pPr>
+      <w:rPr>
+        <w:rFonts w:ascii="Symbol" w:hAnsi="Symbol" w:cs="Symbol" w:hint="default"/>
+        <w:sz w:val="20"/>
       </w:rPr>
     </w:lvl>
     <w:lvl w:ilvl="3">
@@ -2334,42 +2166,45 @@
       <w:lvlJc w:val="left"/>
       <w:pPr>
         <w:tabs>
-          <w:tab w:val="num" w:pos="1800"/>
-        </w:tabs>
-        <w:ind w:left="1800" w:hanging="360"/>
-      </w:pPr>
-      <w:rPr>
-        <w:rFonts w:ascii="Symbol" w:hAnsi="Symbol" w:cs="Symbol" w:hint="default"/>
+          <w:tab w:val="num" w:pos="2836"/>
+        </w:tabs>
+        <w:ind w:left="2836" w:hanging="283"/>
+      </w:pPr>
+      <w:rPr>
+        <w:rFonts w:ascii="Symbol" w:hAnsi="Symbol" w:cs="Symbol" w:hint="default"/>
+        <w:sz w:val="20"/>
       </w:rPr>
     </w:lvl>
     <w:lvl w:ilvl="4">
       <w:start w:val="1"/>
       <w:numFmt w:val="bullet"/>
-      <w:lvlText w:val="◦"/>
-      <w:lvlJc w:val="left"/>
-      <w:pPr>
-        <w:tabs>
-          <w:tab w:val="num" w:pos="2160"/>
-        </w:tabs>
-        <w:ind w:left="2160" w:hanging="360"/>
-      </w:pPr>
-      <w:rPr>
-        <w:rFonts w:ascii="OpenSymbol" w:hAnsi="OpenSymbol" w:cs="OpenSymbol" w:hint="default"/>
+      <w:lvlText w:val=""/>
+      <w:lvlJc w:val="left"/>
+      <w:pPr>
+        <w:tabs>
+          <w:tab w:val="num" w:pos="3545"/>
+        </w:tabs>
+        <w:ind w:left="3545" w:hanging="283"/>
+      </w:pPr>
+      <w:rPr>
+        <w:rFonts w:ascii="Symbol" w:hAnsi="Symbol" w:cs="Symbol" w:hint="default"/>
+        <w:sz w:val="20"/>
       </w:rPr>
     </w:lvl>
     <w:lvl w:ilvl="5">
       <w:start w:val="1"/>
       <w:numFmt w:val="bullet"/>
-      <w:lvlText w:val="▪"/>
-      <w:lvlJc w:val="left"/>
-      <w:pPr>
-        <w:tabs>
-          <w:tab w:val="num" w:pos="2520"/>
-        </w:tabs>
-        <w:ind w:left="2520" w:hanging="360"/>
-      </w:pPr>
-      <w:rPr>
-        <w:rFonts w:ascii="OpenSymbol" w:hAnsi="OpenSymbol" w:cs="OpenSymbol" w:hint="default"/>
+      <w:lvlText w:val=""/>
+      <w:lvlJc w:val="left"/>
+      <w:pPr>
+        <w:tabs>
+          <w:tab w:val="num" w:pos="4254"/>
+        </w:tabs>
+        <w:ind w:left="4254" w:hanging="283"/>
+      </w:pPr>
+      <w:rPr>
+        <w:rFonts w:ascii="Symbol" w:hAnsi="Symbol" w:cs="Symbol" w:hint="default"/>
+        <w:sz w:val="20"/>
       </w:rPr>
     </w:lvl>
     <w:lvl w:ilvl="6">
@@ -2379,46 +2214,52 @@
       <w:lvlJc w:val="left"/>
       <w:pPr>
         <w:tabs>
-          <w:tab w:val="num" w:pos="2880"/>
-        </w:tabs>
-        <w:ind w:left="2880" w:hanging="360"/>
-      </w:pPr>
-      <w:rPr>
-        <w:rFonts w:ascii="Symbol" w:hAnsi="Symbol" w:cs="Symbol" w:hint="default"/>
+          <w:tab w:val="num" w:pos="4963"/>
+        </w:tabs>
+        <w:ind w:left="4963" w:hanging="283"/>
+      </w:pPr>
+      <w:rPr>
+        <w:rFonts w:ascii="Symbol" w:hAnsi="Symbol" w:cs="Symbol" w:hint="default"/>
+        <w:sz w:val="20"/>
       </w:rPr>
     </w:lvl>
     <w:lvl w:ilvl="7">
       <w:start w:val="1"/>
       <w:numFmt w:val="bullet"/>
-      <w:lvlText w:val="◦"/>
-      <w:lvlJc w:val="left"/>
-      <w:pPr>
-        <w:tabs>
-          <w:tab w:val="num" w:pos="3240"/>
-        </w:tabs>
-        <w:ind w:left="3240" w:hanging="360"/>
-      </w:pPr>
-      <w:rPr>
-        <w:rFonts w:ascii="OpenSymbol" w:hAnsi="OpenSymbol" w:cs="OpenSymbol" w:hint="default"/>
+      <w:lvlText w:val=""/>
+      <w:lvlJc w:val="left"/>
+      <w:pPr>
+        <w:tabs>
+          <w:tab w:val="num" w:pos="5672"/>
+        </w:tabs>
+        <w:ind w:left="5672" w:hanging="283"/>
+      </w:pPr>
+      <w:rPr>
+        <w:rFonts w:ascii="Symbol" w:hAnsi="Symbol" w:cs="Symbol" w:hint="default"/>
+        <w:sz w:val="20"/>
       </w:rPr>
     </w:lvl>
     <w:lvl w:ilvl="8">
       <w:start w:val="1"/>
       <w:numFmt w:val="bullet"/>
-      <w:lvlText w:val="▪"/>
-      <w:lvlJc w:val="left"/>
-      <w:pPr>
-        <w:tabs>
-          <w:tab w:val="num" w:pos="3600"/>
-        </w:tabs>
-        <w:ind w:left="3600" w:hanging="360"/>
-      </w:pPr>
-      <w:rPr>
-        <w:rFonts w:ascii="OpenSymbol" w:hAnsi="OpenSymbol" w:cs="OpenSymbol" w:hint="default"/>
+      <w:lvlText w:val=""/>
+      <w:lvlJc w:val="left"/>
+      <w:pPr>
+        <w:tabs>
+          <w:tab w:val="num" w:pos="6381"/>
+        </w:tabs>
+        <w:ind w:left="6381" w:hanging="283"/>
+      </w:pPr>
+      <w:rPr>
+        <w:rFonts w:ascii="Symbol" w:hAnsi="Symbol" w:cs="Symbol" w:hint="default"/>
+        <w:sz w:val="20"/>
       </w:rPr>
     </w:lvl>
   </w:abstractNum>
-  <w:abstractNum w:abstractNumId="2">
+  <w:abstractNum w:abstractNumId="1" w15:restartNumberingAfterBreak="0">
+    <w:nsid w:val="0AA167C6"/>
+    <w:multiLevelType w:val="multilevel"/>
+    <w:tmpl w:val="A89E5B8C"/>
     <w:lvl w:ilvl="0">
       <w:start w:val="1"/>
       <w:numFmt w:val="bullet"/>
@@ -2564,7 +2405,10 @@
       </w:rPr>
     </w:lvl>
   </w:abstractNum>
-  <w:abstractNum w:abstractNumId="3">
+  <w:abstractNum w:abstractNumId="2" w15:restartNumberingAfterBreak="0">
+    <w:nsid w:val="14011A77"/>
+    <w:multiLevelType w:val="multilevel"/>
+    <w:tmpl w:val="08027AB2"/>
     <w:lvl w:ilvl="0">
       <w:start w:val="1"/>
       <w:numFmt w:val="bullet"/>
@@ -2710,7 +2554,10 @@
       </w:rPr>
     </w:lvl>
   </w:abstractNum>
-  <w:abstractNum w:abstractNumId="4">
+  <w:abstractNum w:abstractNumId="3" w15:restartNumberingAfterBreak="0">
+    <w:nsid w:val="28603078"/>
+    <w:multiLevelType w:val="multilevel"/>
+    <w:tmpl w:val="3DEE52B8"/>
     <w:lvl w:ilvl="0">
       <w:start w:val="1"/>
       <w:numFmt w:val="bullet"/>
@@ -2856,7 +2703,10 @@
       </w:rPr>
     </w:lvl>
   </w:abstractNum>
-  <w:abstractNum w:abstractNumId="5">
+  <w:abstractNum w:abstractNumId="4" w15:restartNumberingAfterBreak="0">
+    <w:nsid w:val="32EA6DD6"/>
+    <w:multiLevelType w:val="multilevel"/>
+    <w:tmpl w:val="F3328CEA"/>
     <w:lvl w:ilvl="0">
       <w:start w:val="1"/>
       <w:numFmt w:val="bullet"/>
@@ -3002,445 +2852,10 @@
       </w:rPr>
     </w:lvl>
   </w:abstractNum>
-  <w:abstractNum w:abstractNumId="6">
-    <w:lvl w:ilvl="0">
-      <w:start w:val="1"/>
-      <w:numFmt w:val="bullet"/>
-      <w:lvlText w:val=""/>
-      <w:lvlJc w:val="left"/>
-      <w:pPr>
-        <w:tabs>
-          <w:tab w:val="num" w:pos="709"/>
-        </w:tabs>
-        <w:ind w:left="709" w:hanging="283"/>
-      </w:pPr>
-      <w:rPr>
-        <w:rFonts w:ascii="Symbol" w:hAnsi="Symbol" w:cs="Symbol" w:hint="default"/>
-        <w:sz w:val="20"/>
-      </w:rPr>
-    </w:lvl>
-    <w:lvl w:ilvl="1">
-      <w:start w:val="1"/>
-      <w:numFmt w:val="bullet"/>
-      <w:lvlText w:val=""/>
-      <w:lvlJc w:val="left"/>
-      <w:pPr>
-        <w:tabs>
-          <w:tab w:val="num" w:pos="1418"/>
-        </w:tabs>
-        <w:ind w:left="1418" w:hanging="283"/>
-      </w:pPr>
-      <w:rPr>
-        <w:rFonts w:ascii="Symbol" w:hAnsi="Symbol" w:cs="Symbol" w:hint="default"/>
-        <w:sz w:val="20"/>
-      </w:rPr>
-    </w:lvl>
-    <w:lvl w:ilvl="2">
-      <w:start w:val="1"/>
-      <w:numFmt w:val="bullet"/>
-      <w:lvlText w:val=""/>
-      <w:lvlJc w:val="left"/>
-      <w:pPr>
-        <w:tabs>
-          <w:tab w:val="num" w:pos="2127"/>
-        </w:tabs>
-        <w:ind w:left="2127" w:hanging="283"/>
-      </w:pPr>
-      <w:rPr>
-        <w:rFonts w:ascii="Symbol" w:hAnsi="Symbol" w:cs="Symbol" w:hint="default"/>
-        <w:sz w:val="20"/>
-      </w:rPr>
-    </w:lvl>
-    <w:lvl w:ilvl="3">
-      <w:start w:val="1"/>
-      <w:numFmt w:val="bullet"/>
-      <w:lvlText w:val=""/>
-      <w:lvlJc w:val="left"/>
-      <w:pPr>
-        <w:tabs>
-          <w:tab w:val="num" w:pos="2836"/>
-        </w:tabs>
-        <w:ind w:left="2836" w:hanging="283"/>
-      </w:pPr>
-      <w:rPr>
-        <w:rFonts w:ascii="Symbol" w:hAnsi="Symbol" w:cs="Symbol" w:hint="default"/>
-        <w:sz w:val="20"/>
-      </w:rPr>
-    </w:lvl>
-    <w:lvl w:ilvl="4">
-      <w:start w:val="1"/>
-      <w:numFmt w:val="bullet"/>
-      <w:lvlText w:val=""/>
-      <w:lvlJc w:val="left"/>
-      <w:pPr>
-        <w:tabs>
-          <w:tab w:val="num" w:pos="3545"/>
-        </w:tabs>
-        <w:ind w:left="3545" w:hanging="283"/>
-      </w:pPr>
-      <w:rPr>
-        <w:rFonts w:ascii="Symbol" w:hAnsi="Symbol" w:cs="Symbol" w:hint="default"/>
-        <w:sz w:val="20"/>
-      </w:rPr>
-    </w:lvl>
-    <w:lvl w:ilvl="5">
-      <w:start w:val="1"/>
-      <w:numFmt w:val="bullet"/>
-      <w:lvlText w:val=""/>
-      <w:lvlJc w:val="left"/>
-      <w:pPr>
-        <w:tabs>
-          <w:tab w:val="num" w:pos="4254"/>
-        </w:tabs>
-        <w:ind w:left="4254" w:hanging="283"/>
-      </w:pPr>
-      <w:rPr>
-        <w:rFonts w:ascii="Symbol" w:hAnsi="Symbol" w:cs="Symbol" w:hint="default"/>
-        <w:sz w:val="20"/>
-      </w:rPr>
-    </w:lvl>
-    <w:lvl w:ilvl="6">
-      <w:start w:val="1"/>
-      <w:numFmt w:val="bullet"/>
-      <w:lvlText w:val=""/>
-      <w:lvlJc w:val="left"/>
-      <w:pPr>
-        <w:tabs>
-          <w:tab w:val="num" w:pos="4963"/>
-        </w:tabs>
-        <w:ind w:left="4963" w:hanging="283"/>
-      </w:pPr>
-      <w:rPr>
-        <w:rFonts w:ascii="Symbol" w:hAnsi="Symbol" w:cs="Symbol" w:hint="default"/>
-        <w:sz w:val="20"/>
-      </w:rPr>
-    </w:lvl>
-    <w:lvl w:ilvl="7">
-      <w:start w:val="1"/>
-      <w:numFmt w:val="bullet"/>
-      <w:lvlText w:val=""/>
-      <w:lvlJc w:val="left"/>
-      <w:pPr>
-        <w:tabs>
-          <w:tab w:val="num" w:pos="5672"/>
-        </w:tabs>
-        <w:ind w:left="5672" w:hanging="283"/>
-      </w:pPr>
-      <w:rPr>
-        <w:rFonts w:ascii="Symbol" w:hAnsi="Symbol" w:cs="Symbol" w:hint="default"/>
-        <w:sz w:val="20"/>
-      </w:rPr>
-    </w:lvl>
-    <w:lvl w:ilvl="8">
-      <w:start w:val="1"/>
-      <w:numFmt w:val="bullet"/>
-      <w:lvlText w:val=""/>
-      <w:lvlJc w:val="left"/>
-      <w:pPr>
-        <w:tabs>
-          <w:tab w:val="num" w:pos="6381"/>
-        </w:tabs>
-        <w:ind w:left="6381" w:hanging="283"/>
-      </w:pPr>
-      <w:rPr>
-        <w:rFonts w:ascii="Symbol" w:hAnsi="Symbol" w:cs="Symbol" w:hint="default"/>
-        <w:sz w:val="20"/>
-      </w:rPr>
-    </w:lvl>
-  </w:abstractNum>
-  <w:abstractNum w:abstractNumId="7">
-    <w:lvl w:ilvl="0">
-      <w:start w:val="1"/>
-      <w:numFmt w:val="bullet"/>
-      <w:lvlText w:val=""/>
-      <w:lvlJc w:val="left"/>
-      <w:pPr>
-        <w:tabs>
-          <w:tab w:val="num" w:pos="709"/>
-        </w:tabs>
-        <w:ind w:left="709" w:hanging="283"/>
-      </w:pPr>
-      <w:rPr>
-        <w:rFonts w:ascii="Symbol" w:hAnsi="Symbol" w:cs="Symbol" w:hint="default"/>
-        <w:sz w:val="20"/>
-      </w:rPr>
-    </w:lvl>
-    <w:lvl w:ilvl="1">
-      <w:start w:val="1"/>
-      <w:numFmt w:val="bullet"/>
-      <w:lvlText w:val=""/>
-      <w:lvlJc w:val="left"/>
-      <w:pPr>
-        <w:tabs>
-          <w:tab w:val="num" w:pos="1418"/>
-        </w:tabs>
-        <w:ind w:left="1418" w:hanging="283"/>
-      </w:pPr>
-      <w:rPr>
-        <w:rFonts w:ascii="Symbol" w:hAnsi="Symbol" w:cs="Symbol" w:hint="default"/>
-        <w:sz w:val="20"/>
-      </w:rPr>
-    </w:lvl>
-    <w:lvl w:ilvl="2">
-      <w:start w:val="1"/>
-      <w:numFmt w:val="bullet"/>
-      <w:lvlText w:val=""/>
-      <w:lvlJc w:val="left"/>
-      <w:pPr>
-        <w:tabs>
-          <w:tab w:val="num" w:pos="2127"/>
-        </w:tabs>
-        <w:ind w:left="2127" w:hanging="283"/>
-      </w:pPr>
-      <w:rPr>
-        <w:rFonts w:ascii="Symbol" w:hAnsi="Symbol" w:cs="Symbol" w:hint="default"/>
-        <w:sz w:val="20"/>
-      </w:rPr>
-    </w:lvl>
-    <w:lvl w:ilvl="3">
-      <w:start w:val="1"/>
-      <w:numFmt w:val="bullet"/>
-      <w:lvlText w:val=""/>
-      <w:lvlJc w:val="left"/>
-      <w:pPr>
-        <w:tabs>
-          <w:tab w:val="num" w:pos="2836"/>
-        </w:tabs>
-        <w:ind w:left="2836" w:hanging="283"/>
-      </w:pPr>
-      <w:rPr>
-        <w:rFonts w:ascii="Symbol" w:hAnsi="Symbol" w:cs="Symbol" w:hint="default"/>
-        <w:sz w:val="20"/>
-      </w:rPr>
-    </w:lvl>
-    <w:lvl w:ilvl="4">
-      <w:start w:val="1"/>
-      <w:numFmt w:val="bullet"/>
-      <w:lvlText w:val=""/>
-      <w:lvlJc w:val="left"/>
-      <w:pPr>
-        <w:tabs>
-          <w:tab w:val="num" w:pos="3545"/>
-        </w:tabs>
-        <w:ind w:left="3545" w:hanging="283"/>
-      </w:pPr>
-      <w:rPr>
-        <w:rFonts w:ascii="Symbol" w:hAnsi="Symbol" w:cs="Symbol" w:hint="default"/>
-        <w:sz w:val="20"/>
-      </w:rPr>
-    </w:lvl>
-    <w:lvl w:ilvl="5">
-      <w:start w:val="1"/>
-      <w:numFmt w:val="bullet"/>
-      <w:lvlText w:val=""/>
-      <w:lvlJc w:val="left"/>
-      <w:pPr>
-        <w:tabs>
-          <w:tab w:val="num" w:pos="4254"/>
-        </w:tabs>
-        <w:ind w:left="4254" w:hanging="283"/>
-      </w:pPr>
-      <w:rPr>
-        <w:rFonts w:ascii="Symbol" w:hAnsi="Symbol" w:cs="Symbol" w:hint="default"/>
-        <w:sz w:val="20"/>
-      </w:rPr>
-    </w:lvl>
-    <w:lvl w:ilvl="6">
-      <w:start w:val="1"/>
-      <w:numFmt w:val="bullet"/>
-      <w:lvlText w:val=""/>
-      <w:lvlJc w:val="left"/>
-      <w:pPr>
-        <w:tabs>
-          <w:tab w:val="num" w:pos="4963"/>
-        </w:tabs>
-        <w:ind w:left="4963" w:hanging="283"/>
-      </w:pPr>
-      <w:rPr>
-        <w:rFonts w:ascii="Symbol" w:hAnsi="Symbol" w:cs="Symbol" w:hint="default"/>
-        <w:sz w:val="20"/>
-      </w:rPr>
-    </w:lvl>
-    <w:lvl w:ilvl="7">
-      <w:start w:val="1"/>
-      <w:numFmt w:val="bullet"/>
-      <w:lvlText w:val=""/>
-      <w:lvlJc w:val="left"/>
-      <w:pPr>
-        <w:tabs>
-          <w:tab w:val="num" w:pos="5672"/>
-        </w:tabs>
-        <w:ind w:left="5672" w:hanging="283"/>
-      </w:pPr>
-      <w:rPr>
-        <w:rFonts w:ascii="Symbol" w:hAnsi="Symbol" w:cs="Symbol" w:hint="default"/>
-        <w:sz w:val="20"/>
-      </w:rPr>
-    </w:lvl>
-    <w:lvl w:ilvl="8">
-      <w:start w:val="1"/>
-      <w:numFmt w:val="bullet"/>
-      <w:lvlText w:val=""/>
-      <w:lvlJc w:val="left"/>
-      <w:pPr>
-        <w:tabs>
-          <w:tab w:val="num" w:pos="6381"/>
-        </w:tabs>
-        <w:ind w:left="6381" w:hanging="283"/>
-      </w:pPr>
-      <w:rPr>
-        <w:rFonts w:ascii="Symbol" w:hAnsi="Symbol" w:cs="Symbol" w:hint="default"/>
-        <w:sz w:val="20"/>
-      </w:rPr>
-    </w:lvl>
-  </w:abstractNum>
-  <w:abstractNum w:abstractNumId="8">
-    <w:lvl w:ilvl="0">
-      <w:start w:val="1"/>
-      <w:numFmt w:val="bullet"/>
-      <w:lvlText w:val=""/>
-      <w:lvlJc w:val="left"/>
-      <w:pPr>
-        <w:tabs>
-          <w:tab w:val="num" w:pos="709"/>
-        </w:tabs>
-        <w:ind w:left="709" w:hanging="283"/>
-      </w:pPr>
-      <w:rPr>
-        <w:rFonts w:ascii="Symbol" w:hAnsi="Symbol" w:cs="Symbol" w:hint="default"/>
-        <w:sz w:val="20"/>
-      </w:rPr>
-    </w:lvl>
-    <w:lvl w:ilvl="1">
-      <w:start w:val="1"/>
-      <w:numFmt w:val="bullet"/>
-      <w:lvlText w:val=""/>
-      <w:lvlJc w:val="left"/>
-      <w:pPr>
-        <w:tabs>
-          <w:tab w:val="num" w:pos="1418"/>
-        </w:tabs>
-        <w:ind w:left="1418" w:hanging="283"/>
-      </w:pPr>
-      <w:rPr>
-        <w:rFonts w:ascii="Symbol" w:hAnsi="Symbol" w:cs="Symbol" w:hint="default"/>
-        <w:sz w:val="20"/>
-      </w:rPr>
-    </w:lvl>
-    <w:lvl w:ilvl="2">
-      <w:start w:val="1"/>
-      <w:numFmt w:val="bullet"/>
-      <w:lvlText w:val=""/>
-      <w:lvlJc w:val="left"/>
-      <w:pPr>
-        <w:tabs>
-          <w:tab w:val="num" w:pos="2127"/>
-        </w:tabs>
-        <w:ind w:left="2127" w:hanging="283"/>
-      </w:pPr>
-      <w:rPr>
-        <w:rFonts w:ascii="Symbol" w:hAnsi="Symbol" w:cs="Symbol" w:hint="default"/>
-        <w:sz w:val="20"/>
-      </w:rPr>
-    </w:lvl>
-    <w:lvl w:ilvl="3">
-      <w:start w:val="1"/>
-      <w:numFmt w:val="bullet"/>
-      <w:lvlText w:val=""/>
-      <w:lvlJc w:val="left"/>
-      <w:pPr>
-        <w:tabs>
-          <w:tab w:val="num" w:pos="2836"/>
-        </w:tabs>
-        <w:ind w:left="2836" w:hanging="283"/>
-      </w:pPr>
-      <w:rPr>
-        <w:rFonts w:ascii="Symbol" w:hAnsi="Symbol" w:cs="Symbol" w:hint="default"/>
-        <w:sz w:val="20"/>
-      </w:rPr>
-    </w:lvl>
-    <w:lvl w:ilvl="4">
-      <w:start w:val="1"/>
-      <w:numFmt w:val="bullet"/>
-      <w:lvlText w:val=""/>
-      <w:lvlJc w:val="left"/>
-      <w:pPr>
-        <w:tabs>
-          <w:tab w:val="num" w:pos="3545"/>
-        </w:tabs>
-        <w:ind w:left="3545" w:hanging="283"/>
-      </w:pPr>
-      <w:rPr>
-        <w:rFonts w:ascii="Symbol" w:hAnsi="Symbol" w:cs="Symbol" w:hint="default"/>
-        <w:sz w:val="20"/>
-      </w:rPr>
-    </w:lvl>
-    <w:lvl w:ilvl="5">
-      <w:start w:val="1"/>
-      <w:numFmt w:val="bullet"/>
-      <w:lvlText w:val=""/>
-      <w:lvlJc w:val="left"/>
-      <w:pPr>
-        <w:tabs>
-          <w:tab w:val="num" w:pos="4254"/>
-        </w:tabs>
-        <w:ind w:left="4254" w:hanging="283"/>
-      </w:pPr>
-      <w:rPr>
-        <w:rFonts w:ascii="Symbol" w:hAnsi="Symbol" w:cs="Symbol" w:hint="default"/>
-        <w:sz w:val="20"/>
-      </w:rPr>
-    </w:lvl>
-    <w:lvl w:ilvl="6">
-      <w:start w:val="1"/>
-      <w:numFmt w:val="bullet"/>
-      <w:lvlText w:val=""/>
-      <w:lvlJc w:val="left"/>
-      <w:pPr>
-        <w:tabs>
-          <w:tab w:val="num" w:pos="4963"/>
-        </w:tabs>
-        <w:ind w:left="4963" w:hanging="283"/>
-      </w:pPr>
-      <w:rPr>
-        <w:rFonts w:ascii="Symbol" w:hAnsi="Symbol" w:cs="Symbol" w:hint="default"/>
-        <w:sz w:val="20"/>
-      </w:rPr>
-    </w:lvl>
-    <w:lvl w:ilvl="7">
-      <w:start w:val="1"/>
-      <w:numFmt w:val="bullet"/>
-      <w:lvlText w:val=""/>
-      <w:lvlJc w:val="left"/>
-      <w:pPr>
-        <w:tabs>
-          <w:tab w:val="num" w:pos="5672"/>
-        </w:tabs>
-        <w:ind w:left="5672" w:hanging="283"/>
-      </w:pPr>
-      <w:rPr>
-        <w:rFonts w:ascii="Symbol" w:hAnsi="Symbol" w:cs="Symbol" w:hint="default"/>
-        <w:sz w:val="20"/>
-      </w:rPr>
-    </w:lvl>
-    <w:lvl w:ilvl="8">
-      <w:start w:val="1"/>
-      <w:numFmt w:val="bullet"/>
-      <w:lvlText w:val=""/>
-      <w:lvlJc w:val="left"/>
-      <w:pPr>
-        <w:tabs>
-          <w:tab w:val="num" w:pos="6381"/>
-        </w:tabs>
-        <w:ind w:left="6381" w:hanging="283"/>
-      </w:pPr>
-      <w:rPr>
-        <w:rFonts w:ascii="Symbol" w:hAnsi="Symbol" w:cs="Symbol" w:hint="default"/>
-        <w:sz w:val="20"/>
-      </w:rPr>
-    </w:lvl>
-  </w:abstractNum>
-  <w:abstractNum w:abstractNumId="9">
+  <w:abstractNum w:abstractNumId="5" w15:restartNumberingAfterBreak="0">
+    <w:nsid w:val="337A12CD"/>
+    <w:multiLevelType w:val="multilevel"/>
+    <w:tmpl w:val="D9728098"/>
     <w:lvl w:ilvl="0">
       <w:start w:val="1"/>
       <w:numFmt w:val="none"/>
@@ -3451,7 +2866,7 @@
         <w:tabs>
           <w:tab w:val="num" w:pos="0"/>
         </w:tabs>
-        <w:ind w:left="0" w:hanging="0"/>
+        <w:ind w:left="0" w:firstLine="0"/>
       </w:pPr>
     </w:lvl>
     <w:lvl w:ilvl="1">
@@ -3464,7 +2879,7 @@
         <w:tabs>
           <w:tab w:val="num" w:pos="0"/>
         </w:tabs>
-        <w:ind w:left="0" w:hanging="0"/>
+        <w:ind w:left="0" w:firstLine="0"/>
       </w:pPr>
     </w:lvl>
     <w:lvl w:ilvl="2">
@@ -3477,7 +2892,7 @@
         <w:tabs>
           <w:tab w:val="num" w:pos="0"/>
         </w:tabs>
-        <w:ind w:left="0" w:hanging="0"/>
+        <w:ind w:left="0" w:firstLine="0"/>
       </w:pPr>
     </w:lvl>
     <w:lvl w:ilvl="3">
@@ -3490,7 +2905,7 @@
         <w:tabs>
           <w:tab w:val="num" w:pos="0"/>
         </w:tabs>
-        <w:ind w:left="0" w:hanging="0"/>
+        <w:ind w:left="0" w:firstLine="0"/>
       </w:pPr>
     </w:lvl>
     <w:lvl w:ilvl="4">
@@ -3503,7 +2918,7 @@
         <w:tabs>
           <w:tab w:val="num" w:pos="0"/>
         </w:tabs>
-        <w:ind w:left="0" w:hanging="0"/>
+        <w:ind w:left="0" w:firstLine="0"/>
       </w:pPr>
     </w:lvl>
     <w:lvl w:ilvl="5">
@@ -3516,7 +2931,7 @@
         <w:tabs>
           <w:tab w:val="num" w:pos="0"/>
         </w:tabs>
-        <w:ind w:left="0" w:hanging="0"/>
+        <w:ind w:left="0" w:firstLine="0"/>
       </w:pPr>
     </w:lvl>
     <w:lvl w:ilvl="6">
@@ -3529,7 +2944,7 @@
         <w:tabs>
           <w:tab w:val="num" w:pos="0"/>
         </w:tabs>
-        <w:ind w:left="0" w:hanging="0"/>
+        <w:ind w:left="0" w:firstLine="0"/>
       </w:pPr>
     </w:lvl>
     <w:lvl w:ilvl="7">
@@ -3542,7 +2957,7 @@
         <w:tabs>
           <w:tab w:val="num" w:pos="0"/>
         </w:tabs>
-        <w:ind w:left="0" w:hanging="0"/>
+        <w:ind w:left="0" w:firstLine="0"/>
       </w:pPr>
     </w:lvl>
     <w:lvl w:ilvl="8">
@@ -3555,74 +2970,512 @@
         <w:tabs>
           <w:tab w:val="num" w:pos="0"/>
         </w:tabs>
-        <w:ind w:left="0" w:hanging="0"/>
+        <w:ind w:left="0" w:firstLine="0"/>
       </w:pPr>
     </w:lvl>
   </w:abstractNum>
-  <w:num w:numId="1">
+  <w:abstractNum w:abstractNumId="6" w15:restartNumberingAfterBreak="0">
+    <w:nsid w:val="429878B0"/>
+    <w:multiLevelType w:val="multilevel"/>
+    <w:tmpl w:val="7214EEC2"/>
+    <w:lvl w:ilvl="0">
+      <w:start w:val="1"/>
+      <w:numFmt w:val="bullet"/>
+      <w:lvlText w:val=""/>
+      <w:lvlJc w:val="left"/>
+      <w:pPr>
+        <w:tabs>
+          <w:tab w:val="num" w:pos="709"/>
+        </w:tabs>
+        <w:ind w:left="709" w:hanging="283"/>
+      </w:pPr>
+      <w:rPr>
+        <w:rFonts w:ascii="Symbol" w:hAnsi="Symbol" w:cs="Symbol" w:hint="default"/>
+        <w:sz w:val="20"/>
+      </w:rPr>
+    </w:lvl>
+    <w:lvl w:ilvl="1">
+      <w:start w:val="1"/>
+      <w:numFmt w:val="bullet"/>
+      <w:lvlText w:val=""/>
+      <w:lvlJc w:val="left"/>
+      <w:pPr>
+        <w:tabs>
+          <w:tab w:val="num" w:pos="1418"/>
+        </w:tabs>
+        <w:ind w:left="1418" w:hanging="283"/>
+      </w:pPr>
+      <w:rPr>
+        <w:rFonts w:ascii="Symbol" w:hAnsi="Symbol" w:cs="Symbol" w:hint="default"/>
+        <w:sz w:val="20"/>
+      </w:rPr>
+    </w:lvl>
+    <w:lvl w:ilvl="2">
+      <w:start w:val="1"/>
+      <w:numFmt w:val="bullet"/>
+      <w:lvlText w:val=""/>
+      <w:lvlJc w:val="left"/>
+      <w:pPr>
+        <w:tabs>
+          <w:tab w:val="num" w:pos="2127"/>
+        </w:tabs>
+        <w:ind w:left="2127" w:hanging="283"/>
+      </w:pPr>
+      <w:rPr>
+        <w:rFonts w:ascii="Symbol" w:hAnsi="Symbol" w:cs="Symbol" w:hint="default"/>
+        <w:sz w:val="20"/>
+      </w:rPr>
+    </w:lvl>
+    <w:lvl w:ilvl="3">
+      <w:start w:val="1"/>
+      <w:numFmt w:val="bullet"/>
+      <w:lvlText w:val=""/>
+      <w:lvlJc w:val="left"/>
+      <w:pPr>
+        <w:tabs>
+          <w:tab w:val="num" w:pos="2836"/>
+        </w:tabs>
+        <w:ind w:left="2836" w:hanging="283"/>
+      </w:pPr>
+      <w:rPr>
+        <w:rFonts w:ascii="Symbol" w:hAnsi="Symbol" w:cs="Symbol" w:hint="default"/>
+        <w:sz w:val="20"/>
+      </w:rPr>
+    </w:lvl>
+    <w:lvl w:ilvl="4">
+      <w:start w:val="1"/>
+      <w:numFmt w:val="bullet"/>
+      <w:lvlText w:val=""/>
+      <w:lvlJc w:val="left"/>
+      <w:pPr>
+        <w:tabs>
+          <w:tab w:val="num" w:pos="3545"/>
+        </w:tabs>
+        <w:ind w:left="3545" w:hanging="283"/>
+      </w:pPr>
+      <w:rPr>
+        <w:rFonts w:ascii="Symbol" w:hAnsi="Symbol" w:cs="Symbol" w:hint="default"/>
+        <w:sz w:val="20"/>
+      </w:rPr>
+    </w:lvl>
+    <w:lvl w:ilvl="5">
+      <w:start w:val="1"/>
+      <w:numFmt w:val="bullet"/>
+      <w:lvlText w:val=""/>
+      <w:lvlJc w:val="left"/>
+      <w:pPr>
+        <w:tabs>
+          <w:tab w:val="num" w:pos="4254"/>
+        </w:tabs>
+        <w:ind w:left="4254" w:hanging="283"/>
+      </w:pPr>
+      <w:rPr>
+        <w:rFonts w:ascii="Symbol" w:hAnsi="Symbol" w:cs="Symbol" w:hint="default"/>
+        <w:sz w:val="20"/>
+      </w:rPr>
+    </w:lvl>
+    <w:lvl w:ilvl="6">
+      <w:start w:val="1"/>
+      <w:numFmt w:val="bullet"/>
+      <w:lvlText w:val=""/>
+      <w:lvlJc w:val="left"/>
+      <w:pPr>
+        <w:tabs>
+          <w:tab w:val="num" w:pos="4963"/>
+        </w:tabs>
+        <w:ind w:left="4963" w:hanging="283"/>
+      </w:pPr>
+      <w:rPr>
+        <w:rFonts w:ascii="Symbol" w:hAnsi="Symbol" w:cs="Symbol" w:hint="default"/>
+        <w:sz w:val="20"/>
+      </w:rPr>
+    </w:lvl>
+    <w:lvl w:ilvl="7">
+      <w:start w:val="1"/>
+      <w:numFmt w:val="bullet"/>
+      <w:lvlText w:val=""/>
+      <w:lvlJc w:val="left"/>
+      <w:pPr>
+        <w:tabs>
+          <w:tab w:val="num" w:pos="5672"/>
+        </w:tabs>
+        <w:ind w:left="5672" w:hanging="283"/>
+      </w:pPr>
+      <w:rPr>
+        <w:rFonts w:ascii="Symbol" w:hAnsi="Symbol" w:cs="Symbol" w:hint="default"/>
+        <w:sz w:val="20"/>
+      </w:rPr>
+    </w:lvl>
+    <w:lvl w:ilvl="8">
+      <w:start w:val="1"/>
+      <w:numFmt w:val="bullet"/>
+      <w:lvlText w:val=""/>
+      <w:lvlJc w:val="left"/>
+      <w:pPr>
+        <w:tabs>
+          <w:tab w:val="num" w:pos="6381"/>
+        </w:tabs>
+        <w:ind w:left="6381" w:hanging="283"/>
+      </w:pPr>
+      <w:rPr>
+        <w:rFonts w:ascii="Symbol" w:hAnsi="Symbol" w:cs="Symbol" w:hint="default"/>
+        <w:sz w:val="20"/>
+      </w:rPr>
+    </w:lvl>
+  </w:abstractNum>
+  <w:abstractNum w:abstractNumId="7" w15:restartNumberingAfterBreak="0">
+    <w:nsid w:val="43E6163D"/>
+    <w:multiLevelType w:val="multilevel"/>
+    <w:tmpl w:val="98FEF48C"/>
+    <w:lvl w:ilvl="0">
+      <w:start w:val="1"/>
+      <w:numFmt w:val="bullet"/>
+      <w:lvlText w:val=""/>
+      <w:lvlJc w:val="left"/>
+      <w:pPr>
+        <w:tabs>
+          <w:tab w:val="num" w:pos="720"/>
+        </w:tabs>
+        <w:ind w:left="720" w:hanging="360"/>
+      </w:pPr>
+      <w:rPr>
+        <w:rFonts w:ascii="Symbol" w:hAnsi="Symbol" w:cs="Symbol" w:hint="default"/>
+      </w:rPr>
+    </w:lvl>
+    <w:lvl w:ilvl="1">
+      <w:start w:val="1"/>
+      <w:numFmt w:val="bullet"/>
+      <w:lvlText w:val="◦"/>
+      <w:lvlJc w:val="left"/>
+      <w:pPr>
+        <w:tabs>
+          <w:tab w:val="num" w:pos="1080"/>
+        </w:tabs>
+        <w:ind w:left="1080" w:hanging="360"/>
+      </w:pPr>
+      <w:rPr>
+        <w:rFonts w:ascii="OpenSymbol" w:hAnsi="OpenSymbol" w:cs="OpenSymbol" w:hint="default"/>
+      </w:rPr>
+    </w:lvl>
+    <w:lvl w:ilvl="2">
+      <w:start w:val="1"/>
+      <w:numFmt w:val="bullet"/>
+      <w:lvlText w:val="▪"/>
+      <w:lvlJc w:val="left"/>
+      <w:pPr>
+        <w:tabs>
+          <w:tab w:val="num" w:pos="1440"/>
+        </w:tabs>
+        <w:ind w:left="1440" w:hanging="360"/>
+      </w:pPr>
+      <w:rPr>
+        <w:rFonts w:ascii="OpenSymbol" w:hAnsi="OpenSymbol" w:cs="OpenSymbol" w:hint="default"/>
+      </w:rPr>
+    </w:lvl>
+    <w:lvl w:ilvl="3">
+      <w:start w:val="1"/>
+      <w:numFmt w:val="bullet"/>
+      <w:lvlText w:val=""/>
+      <w:lvlJc w:val="left"/>
+      <w:pPr>
+        <w:tabs>
+          <w:tab w:val="num" w:pos="1800"/>
+        </w:tabs>
+        <w:ind w:left="1800" w:hanging="360"/>
+      </w:pPr>
+      <w:rPr>
+        <w:rFonts w:ascii="Symbol" w:hAnsi="Symbol" w:cs="Symbol" w:hint="default"/>
+      </w:rPr>
+    </w:lvl>
+    <w:lvl w:ilvl="4">
+      <w:start w:val="1"/>
+      <w:numFmt w:val="bullet"/>
+      <w:lvlText w:val="◦"/>
+      <w:lvlJc w:val="left"/>
+      <w:pPr>
+        <w:tabs>
+          <w:tab w:val="num" w:pos="2160"/>
+        </w:tabs>
+        <w:ind w:left="2160" w:hanging="360"/>
+      </w:pPr>
+      <w:rPr>
+        <w:rFonts w:ascii="OpenSymbol" w:hAnsi="OpenSymbol" w:cs="OpenSymbol" w:hint="default"/>
+      </w:rPr>
+    </w:lvl>
+    <w:lvl w:ilvl="5">
+      <w:start w:val="1"/>
+      <w:numFmt w:val="bullet"/>
+      <w:lvlText w:val="▪"/>
+      <w:lvlJc w:val="left"/>
+      <w:pPr>
+        <w:tabs>
+          <w:tab w:val="num" w:pos="2520"/>
+        </w:tabs>
+        <w:ind w:left="2520" w:hanging="360"/>
+      </w:pPr>
+      <w:rPr>
+        <w:rFonts w:ascii="OpenSymbol" w:hAnsi="OpenSymbol" w:cs="OpenSymbol" w:hint="default"/>
+      </w:rPr>
+    </w:lvl>
+    <w:lvl w:ilvl="6">
+      <w:start w:val="1"/>
+      <w:numFmt w:val="bullet"/>
+      <w:lvlText w:val=""/>
+      <w:lvlJc w:val="left"/>
+      <w:pPr>
+        <w:tabs>
+          <w:tab w:val="num" w:pos="2880"/>
+        </w:tabs>
+        <w:ind w:left="2880" w:hanging="360"/>
+      </w:pPr>
+      <w:rPr>
+        <w:rFonts w:ascii="Symbol" w:hAnsi="Symbol" w:cs="Symbol" w:hint="default"/>
+      </w:rPr>
+    </w:lvl>
+    <w:lvl w:ilvl="7">
+      <w:start w:val="1"/>
+      <w:numFmt w:val="bullet"/>
+      <w:lvlText w:val="◦"/>
+      <w:lvlJc w:val="left"/>
+      <w:pPr>
+        <w:tabs>
+          <w:tab w:val="num" w:pos="3240"/>
+        </w:tabs>
+        <w:ind w:left="3240" w:hanging="360"/>
+      </w:pPr>
+      <w:rPr>
+        <w:rFonts w:ascii="OpenSymbol" w:hAnsi="OpenSymbol" w:cs="OpenSymbol" w:hint="default"/>
+      </w:rPr>
+    </w:lvl>
+    <w:lvl w:ilvl="8">
+      <w:start w:val="1"/>
+      <w:numFmt w:val="bullet"/>
+      <w:lvlText w:val="▪"/>
+      <w:lvlJc w:val="left"/>
+      <w:pPr>
+        <w:tabs>
+          <w:tab w:val="num" w:pos="3600"/>
+        </w:tabs>
+        <w:ind w:left="3600" w:hanging="360"/>
+      </w:pPr>
+      <w:rPr>
+        <w:rFonts w:ascii="OpenSymbol" w:hAnsi="OpenSymbol" w:cs="OpenSymbol" w:hint="default"/>
+      </w:rPr>
+    </w:lvl>
+  </w:abstractNum>
+  <w:abstractNum w:abstractNumId="8" w15:restartNumberingAfterBreak="0">
+    <w:nsid w:val="4F203AAC"/>
+    <w:multiLevelType w:val="multilevel"/>
+    <w:tmpl w:val="349E1EA4"/>
+    <w:lvl w:ilvl="0">
+      <w:start w:val="1"/>
+      <w:numFmt w:val="bullet"/>
+      <w:lvlText w:val=""/>
+      <w:lvlJc w:val="left"/>
+      <w:pPr>
+        <w:tabs>
+          <w:tab w:val="num" w:pos="709"/>
+        </w:tabs>
+        <w:ind w:left="709" w:hanging="283"/>
+      </w:pPr>
+      <w:rPr>
+        <w:rFonts w:ascii="Symbol" w:hAnsi="Symbol" w:cs="Symbol" w:hint="default"/>
+        <w:sz w:val="20"/>
+      </w:rPr>
+    </w:lvl>
+    <w:lvl w:ilvl="1">
+      <w:start w:val="1"/>
+      <w:numFmt w:val="bullet"/>
+      <w:lvlText w:val=""/>
+      <w:lvlJc w:val="left"/>
+      <w:pPr>
+        <w:tabs>
+          <w:tab w:val="num" w:pos="1418"/>
+        </w:tabs>
+        <w:ind w:left="1418" w:hanging="283"/>
+      </w:pPr>
+      <w:rPr>
+        <w:rFonts w:ascii="Symbol" w:hAnsi="Symbol" w:cs="Symbol" w:hint="default"/>
+        <w:sz w:val="20"/>
+      </w:rPr>
+    </w:lvl>
+    <w:lvl w:ilvl="2">
+      <w:start w:val="1"/>
+      <w:numFmt w:val="bullet"/>
+      <w:lvlText w:val=""/>
+      <w:lvlJc w:val="left"/>
+      <w:pPr>
+        <w:tabs>
+          <w:tab w:val="num" w:pos="2127"/>
+        </w:tabs>
+        <w:ind w:left="2127" w:hanging="283"/>
+      </w:pPr>
+      <w:rPr>
+        <w:rFonts w:ascii="Symbol" w:hAnsi="Symbol" w:cs="Symbol" w:hint="default"/>
+        <w:sz w:val="20"/>
+      </w:rPr>
+    </w:lvl>
+    <w:lvl w:ilvl="3">
+      <w:start w:val="1"/>
+      <w:numFmt w:val="bullet"/>
+      <w:lvlText w:val=""/>
+      <w:lvlJc w:val="left"/>
+      <w:pPr>
+        <w:tabs>
+          <w:tab w:val="num" w:pos="2836"/>
+        </w:tabs>
+        <w:ind w:left="2836" w:hanging="283"/>
+      </w:pPr>
+      <w:rPr>
+        <w:rFonts w:ascii="Symbol" w:hAnsi="Symbol" w:cs="Symbol" w:hint="default"/>
+        <w:sz w:val="20"/>
+      </w:rPr>
+    </w:lvl>
+    <w:lvl w:ilvl="4">
+      <w:start w:val="1"/>
+      <w:numFmt w:val="bullet"/>
+      <w:lvlText w:val=""/>
+      <w:lvlJc w:val="left"/>
+      <w:pPr>
+        <w:tabs>
+          <w:tab w:val="num" w:pos="3545"/>
+        </w:tabs>
+        <w:ind w:left="3545" w:hanging="283"/>
+      </w:pPr>
+      <w:rPr>
+        <w:rFonts w:ascii="Symbol" w:hAnsi="Symbol" w:cs="Symbol" w:hint="default"/>
+        <w:sz w:val="20"/>
+      </w:rPr>
+    </w:lvl>
+    <w:lvl w:ilvl="5">
+      <w:start w:val="1"/>
+      <w:numFmt w:val="bullet"/>
+      <w:lvlText w:val=""/>
+      <w:lvlJc w:val="left"/>
+      <w:pPr>
+        <w:tabs>
+          <w:tab w:val="num" w:pos="4254"/>
+        </w:tabs>
+        <w:ind w:left="4254" w:hanging="283"/>
+      </w:pPr>
+      <w:rPr>
+        <w:rFonts w:ascii="Symbol" w:hAnsi="Symbol" w:cs="Symbol" w:hint="default"/>
+        <w:sz w:val="20"/>
+      </w:rPr>
+    </w:lvl>
+    <w:lvl w:ilvl="6">
+      <w:start w:val="1"/>
+      <w:numFmt w:val="bullet"/>
+      <w:lvlText w:val=""/>
+      <w:lvlJc w:val="left"/>
+      <w:pPr>
+        <w:tabs>
+          <w:tab w:val="num" w:pos="4963"/>
+        </w:tabs>
+        <w:ind w:left="4963" w:hanging="283"/>
+      </w:pPr>
+      <w:rPr>
+        <w:rFonts w:ascii="Symbol" w:hAnsi="Symbol" w:cs="Symbol" w:hint="default"/>
+        <w:sz w:val="20"/>
+      </w:rPr>
+    </w:lvl>
+    <w:lvl w:ilvl="7">
+      <w:start w:val="1"/>
+      <w:numFmt w:val="bullet"/>
+      <w:lvlText w:val=""/>
+      <w:lvlJc w:val="left"/>
+      <w:pPr>
+        <w:tabs>
+          <w:tab w:val="num" w:pos="5672"/>
+        </w:tabs>
+        <w:ind w:left="5672" w:hanging="283"/>
+      </w:pPr>
+      <w:rPr>
+        <w:rFonts w:ascii="Symbol" w:hAnsi="Symbol" w:cs="Symbol" w:hint="default"/>
+        <w:sz w:val="20"/>
+      </w:rPr>
+    </w:lvl>
+    <w:lvl w:ilvl="8">
+      <w:start w:val="1"/>
+      <w:numFmt w:val="bullet"/>
+      <w:lvlText w:val=""/>
+      <w:lvlJc w:val="left"/>
+      <w:pPr>
+        <w:tabs>
+          <w:tab w:val="num" w:pos="6381"/>
+        </w:tabs>
+        <w:ind w:left="6381" w:hanging="283"/>
+      </w:pPr>
+      <w:rPr>
+        <w:rFonts w:ascii="Symbol" w:hAnsi="Symbol" w:cs="Symbol" w:hint="default"/>
+        <w:sz w:val="20"/>
+      </w:rPr>
+    </w:lvl>
+  </w:abstractNum>
+  <w:num w:numId="1" w16cid:durableId="420413826">
+    <w:abstractNumId w:val="7"/>
+  </w:num>
+  <w:num w:numId="2" w16cid:durableId="575824300">
+    <w:abstractNumId w:val="2"/>
+  </w:num>
+  <w:num w:numId="3" w16cid:durableId="727150861">
+    <w:abstractNumId w:val="6"/>
+  </w:num>
+  <w:num w:numId="4" w16cid:durableId="520313777">
+    <w:abstractNumId w:val="4"/>
+  </w:num>
+  <w:num w:numId="5" w16cid:durableId="1116102124">
+    <w:abstractNumId w:val="3"/>
+  </w:num>
+  <w:num w:numId="6" w16cid:durableId="35742920">
+    <w:abstractNumId w:val="0"/>
+  </w:num>
+  <w:num w:numId="7" w16cid:durableId="1771117429">
     <w:abstractNumId w:val="1"/>
   </w:num>
-  <w:num w:numId="2">
-    <w:abstractNumId w:val="2"/>
+  <w:num w:numId="8" w16cid:durableId="1253516091">
+    <w:abstractNumId w:val="8"/>
   </w:num>
-  <w:num w:numId="3">
-    <w:abstractNumId w:val="3"/>
-  </w:num>
-  <w:num w:numId="4">
-    <w:abstractNumId w:val="4"/>
-  </w:num>
-  <w:num w:numId="5">
+  <w:num w:numId="9" w16cid:durableId="711656465">
     <w:abstractNumId w:val="5"/>
   </w:num>
-  <w:num w:numId="6">
-    <w:abstractNumId w:val="6"/>
-  </w:num>
-  <w:num w:numId="7">
-    <w:abstractNumId w:val="7"/>
-  </w:num>
-  <w:num w:numId="8">
-    <w:abstractNumId w:val="8"/>
-  </w:num>
-  <w:num w:numId="9">
-    <w:abstractNumId w:val="9"/>
-  </w:num>
-  <w:num w:numId="10">
+  <w:num w:numId="10" w16cid:durableId="1369068607">
     <w:abstractNumId w:val="2"/>
     <w:lvlOverride w:ilvl="0">
       <w:startOverride w:val="1"/>
     </w:lvlOverride>
   </w:num>
-  <w:num w:numId="11">
+  <w:num w:numId="11" w16cid:durableId="532378361">
     <w:abstractNumId w:val="2"/>
     <w:lvlOverride w:ilvl="0">
       <w:startOverride w:val="1"/>
     </w:lvlOverride>
   </w:num>
-  <w:num w:numId="12">
+  <w:num w:numId="12" w16cid:durableId="1756439254">
     <w:abstractNumId w:val="2"/>
     <w:lvlOverride w:ilvl="0">
       <w:startOverride w:val="1"/>
     </w:lvlOverride>
   </w:num>
-  <w:num w:numId="13">
+  <w:num w:numId="13" w16cid:durableId="1835291793">
     <w:abstractNumId w:val="2"/>
     <w:lvlOverride w:ilvl="0">
       <w:startOverride w:val="1"/>
     </w:lvlOverride>
   </w:num>
-  <w:num w:numId="14">
+  <w:num w:numId="14" w16cid:durableId="791172600">
     <w:abstractNumId w:val="2"/>
     <w:lvlOverride w:ilvl="0">
       <w:startOverride w:val="1"/>
     </w:lvlOverride>
   </w:num>
-  <w:num w:numId="15">
+  <w:num w:numId="15" w16cid:durableId="438185796">
     <w:abstractNumId w:val="2"/>
     <w:lvlOverride w:ilvl="0">
       <w:startOverride w:val="1"/>
     </w:lvlOverride>
   </w:num>
-  <w:num w:numId="16">
+  <w:num w:numId="16" w16cid:durableId="317197759">
     <w:abstractNumId w:val="2"/>
     <w:lvlOverride w:ilvl="0">
       <w:startOverride w:val="1"/>
@@ -3632,11 +3485,11 @@
 </file>
 
 <file path=word/styles.xml><?xml version="1.0" encoding="utf-8"?>
-<w:styles xmlns:w="http://schemas.openxmlformats.org/wordprocessingml/2006/main" xmlns:w14="http://schemas.microsoft.com/office/word/2010/wordml" xmlns:mc="http://schemas.openxmlformats.org/markup-compatibility/2006" mc:Ignorable="w14">
+<w:styles xmlns:mc="http://schemas.openxmlformats.org/markup-compatibility/2006" xmlns:r="http://schemas.openxmlformats.org/officeDocument/2006/relationships" xmlns:w="http://schemas.openxmlformats.org/wordprocessingml/2006/main" xmlns:w14="http://schemas.microsoft.com/office/word/2010/wordml" xmlns:w15="http://schemas.microsoft.com/office/word/2012/wordml" xmlns:w16cex="http://schemas.microsoft.com/office/word/2018/wordml/cex" xmlns:w16cid="http://schemas.microsoft.com/office/word/2016/wordml/cid" xmlns:w16="http://schemas.microsoft.com/office/word/2018/wordml" xmlns:w16du="http://schemas.microsoft.com/office/word/2023/wordml/word16du" xmlns:w16sdtdh="http://schemas.microsoft.com/office/word/2020/wordml/sdtdatahash" xmlns:w16sdtfl="http://schemas.microsoft.com/office/word/2024/wordml/sdtformatlock" xmlns:w16se="http://schemas.microsoft.com/office/word/2015/wordml/symex" mc:Ignorable="w14 w15 w16se w16cid w16 w16cex w16sdtdh w16sdtfl w16du">
   <w:docDefaults>
     <w:rPrDefault>
       <w:rPr>
-        <w:rFonts w:ascii="Calibri" w:hAnsi="Calibri" w:eastAsia="Calibri" w:cs="" w:asciiTheme="minorHAnsi" w:cstheme="minorBidi" w:eastAsiaTheme="minorHAnsi" w:hAnsiTheme="minorHAnsi"/>
+        <w:rFonts w:asciiTheme="minorHAnsi" w:eastAsiaTheme="minorHAnsi" w:hAnsiTheme="minorHAnsi" w:cstheme="minorBidi"/>
         <w:sz w:val="22"/>
         <w:szCs w:val="22"/>
         <w:lang w:val="en-IN" w:eastAsia="en-US" w:bidi="ar-SA"/>
@@ -3644,21 +3497,21 @@
     </w:rPrDefault>
     <w:pPrDefault>
       <w:pPr>
-        <w:suppressAutoHyphens w:val="true"/>
+        <w:suppressAutoHyphens/>
       </w:pPr>
     </w:pPrDefault>
   </w:docDefaults>
   <w:latentStyles w:defLockedState="0" w:defUIPriority="99" w:defSemiHidden="0" w:defUnhideWhenUsed="0" w:defQFormat="0" w:count="376">
     <w:lsdException w:name="Normal" w:uiPriority="0" w:qFormat="1"/>
     <w:lsdException w:name="heading 1" w:uiPriority="9" w:qFormat="1"/>
-    <w:lsdException w:name="heading 2" w:uiPriority="9" w:semiHidden="1" w:unhideWhenUsed="1" w:qFormat="1"/>
-    <w:lsdException w:name="heading 3" w:uiPriority="9" w:semiHidden="1" w:unhideWhenUsed="1" w:qFormat="1"/>
-    <w:lsdException w:name="heading 4" w:uiPriority="9" w:semiHidden="1" w:unhideWhenUsed="1" w:qFormat="1"/>
-    <w:lsdException w:name="heading 5" w:uiPriority="9" w:semiHidden="1" w:unhideWhenUsed="1" w:qFormat="1"/>
-    <w:lsdException w:name="heading 6" w:uiPriority="9" w:semiHidden="1" w:unhideWhenUsed="1" w:qFormat="1"/>
-    <w:lsdException w:name="heading 7" w:uiPriority="9" w:semiHidden="1" w:unhideWhenUsed="1" w:qFormat="1"/>
-    <w:lsdException w:name="heading 8" w:uiPriority="9" w:semiHidden="1" w:unhideWhenUsed="1" w:qFormat="1"/>
-    <w:lsdException w:name="heading 9" w:uiPriority="9" w:semiHidden="1" w:unhideWhenUsed="1" w:qFormat="1"/>
+    <w:lsdException w:name="heading 2" w:semiHidden="1" w:uiPriority="9" w:unhideWhenUsed="1" w:qFormat="1"/>
+    <w:lsdException w:name="heading 3" w:semiHidden="1" w:uiPriority="9" w:unhideWhenUsed="1" w:qFormat="1"/>
+    <w:lsdException w:name="heading 4" w:semiHidden="1" w:uiPriority="9" w:unhideWhenUsed="1" w:qFormat="1"/>
+    <w:lsdException w:name="heading 5" w:semiHidden="1" w:uiPriority="9" w:unhideWhenUsed="1" w:qFormat="1"/>
+    <w:lsdException w:name="heading 6" w:semiHidden="1" w:uiPriority="9" w:unhideWhenUsed="1" w:qFormat="1"/>
+    <w:lsdException w:name="heading 7" w:semiHidden="1" w:uiPriority="9" w:unhideWhenUsed="1" w:qFormat="1"/>
+    <w:lsdException w:name="heading 8" w:semiHidden="1" w:uiPriority="9" w:unhideWhenUsed="1" w:qFormat="1"/>
+    <w:lsdException w:name="heading 9" w:semiHidden="1" w:uiPriority="9" w:unhideWhenUsed="1" w:qFormat="1"/>
     <w:lsdException w:name="index 1" w:semiHidden="1" w:unhideWhenUsed="1"/>
     <w:lsdException w:name="index 2" w:semiHidden="1" w:unhideWhenUsed="1"/>
     <w:lsdException w:name="index 3" w:semiHidden="1" w:unhideWhenUsed="1"/>
@@ -3668,22 +3521,22 @@
     <w:lsdException w:name="index 7" w:semiHidden="1" w:unhideWhenUsed="1"/>
     <w:lsdException w:name="index 8" w:semiHidden="1" w:unhideWhenUsed="1"/>
     <w:lsdException w:name="index 9" w:semiHidden="1" w:unhideWhenUsed="1"/>
-    <w:lsdException w:name="toc 1" w:uiPriority="39" w:semiHidden="1" w:unhideWhenUsed="1"/>
-    <w:lsdException w:name="toc 2" w:uiPriority="39" w:semiHidden="1" w:unhideWhenUsed="1"/>
-    <w:lsdException w:name="toc 3" w:uiPriority="39" w:semiHidden="1" w:unhideWhenUsed="1"/>
-    <w:lsdException w:name="toc 4" w:uiPriority="39" w:semiHidden="1" w:unhideWhenUsed="1"/>
-    <w:lsdException w:name="toc 5" w:uiPriority="39" w:semiHidden="1" w:unhideWhenUsed="1"/>
-    <w:lsdException w:name="toc 6" w:uiPriority="39" w:semiHidden="1" w:unhideWhenUsed="1"/>
-    <w:lsdException w:name="toc 7" w:uiPriority="39" w:semiHidden="1" w:unhideWhenUsed="1"/>
-    <w:lsdException w:name="toc 8" w:uiPriority="39" w:semiHidden="1" w:unhideWhenUsed="1"/>
-    <w:lsdException w:name="toc 9" w:uiPriority="39" w:semiHidden="1" w:unhideWhenUsed="1"/>
+    <w:lsdException w:name="toc 1" w:semiHidden="1" w:uiPriority="39" w:unhideWhenUsed="1"/>
+    <w:lsdException w:name="toc 2" w:semiHidden="1" w:uiPriority="39" w:unhideWhenUsed="1"/>
+    <w:lsdException w:name="toc 3" w:semiHidden="1" w:uiPriority="39" w:unhideWhenUsed="1"/>
+    <w:lsdException w:name="toc 4" w:semiHidden="1" w:uiPriority="39" w:unhideWhenUsed="1"/>
+    <w:lsdException w:name="toc 5" w:semiHidden="1" w:uiPriority="39" w:unhideWhenUsed="1"/>
+    <w:lsdException w:name="toc 6" w:semiHidden="1" w:uiPriority="39" w:unhideWhenUsed="1"/>
+    <w:lsdException w:name="toc 7" w:semiHidden="1" w:uiPriority="39" w:unhideWhenUsed="1"/>
+    <w:lsdException w:name="toc 8" w:semiHidden="1" w:uiPriority="39" w:unhideWhenUsed="1"/>
+    <w:lsdException w:name="toc 9" w:semiHidden="1" w:uiPriority="39" w:unhideWhenUsed="1"/>
     <w:lsdException w:name="Normal Indent" w:semiHidden="1" w:unhideWhenUsed="1"/>
     <w:lsdException w:name="footnote text" w:semiHidden="1" w:unhideWhenUsed="1"/>
     <w:lsdException w:name="annotation text" w:semiHidden="1" w:unhideWhenUsed="1"/>
     <w:lsdException w:name="header" w:semiHidden="1" w:unhideWhenUsed="1"/>
     <w:lsdException w:name="footer" w:semiHidden="1" w:unhideWhenUsed="1"/>
     <w:lsdException w:name="index heading" w:semiHidden="1" w:unhideWhenUsed="1"/>
-    <w:lsdException w:name="caption" w:uiPriority="35" w:semiHidden="1" w:unhideWhenUsed="1" w:qFormat="1"/>
+    <w:lsdException w:name="caption" w:semiHidden="1" w:uiPriority="35" w:unhideWhenUsed="1" w:qFormat="1"/>
     <w:lsdException w:name="table of figures" w:semiHidden="1" w:unhideWhenUsed="1"/>
     <w:lsdException w:name="envelope address" w:semiHidden="1" w:unhideWhenUsed="1"/>
     <w:lsdException w:name="envelope return" w:semiHidden="1" w:unhideWhenUsed="1"/>
@@ -3714,7 +3567,7 @@
     <w:lsdException w:name="Title" w:uiPriority="10" w:qFormat="1"/>
     <w:lsdException w:name="Closing" w:semiHidden="1" w:unhideWhenUsed="1"/>
     <w:lsdException w:name="Signature" w:semiHidden="1" w:unhideWhenUsed="1"/>
-    <w:lsdException w:name="Default Paragraph Font" w:uiPriority="1" w:semiHidden="1" w:unhideWhenUsed="1"/>
+    <w:lsdException w:name="Default Paragraph Font" w:semiHidden="1" w:uiPriority="1" w:unhideWhenUsed="1"/>
     <w:lsdException w:name="Body Text" w:semiHidden="1" w:unhideWhenUsed="1"/>
     <w:lsdException w:name="Body Text Indent" w:semiHidden="1" w:unhideWhenUsed="1"/>
     <w:lsdException w:name="List Continue" w:semiHidden="1" w:unhideWhenUsed="1"/>
@@ -3914,8 +3767,8 @@
     <w:lsdException w:name="Subtle Reference" w:uiPriority="31" w:qFormat="1"/>
     <w:lsdException w:name="Intense Reference" w:uiPriority="32" w:qFormat="1"/>
     <w:lsdException w:name="Book Title" w:uiPriority="33" w:qFormat="1"/>
-    <w:lsdException w:name="Bibliography" w:uiPriority="37" w:semiHidden="1" w:unhideWhenUsed="1"/>
-    <w:lsdException w:name="TOC Heading" w:uiPriority="39" w:semiHidden="1" w:unhideWhenUsed="1" w:qFormat="1"/>
+    <w:lsdException w:name="Bibliography" w:semiHidden="1" w:uiPriority="37" w:unhideWhenUsed="1"/>
+    <w:lsdException w:name="TOC Heading" w:semiHidden="1" w:uiPriority="39" w:unhideWhenUsed="1" w:qFormat="1"/>
     <w:lsdException w:name="Plain Table 1" w:uiPriority="41"/>
     <w:lsdException w:name="Plain Table 2" w:uiPriority="42"/>
     <w:lsdException w:name="Plain Table 3" w:uiPriority="43"/>
@@ -4026,34 +3879,22 @@
     <w:lsdException w:name="Unresolved Mention" w:semiHidden="1" w:unhideWhenUsed="1"/>
     <w:lsdException w:name="Smart Link" w:semiHidden="1" w:unhideWhenUsed="1"/>
   </w:latentStyles>
-  <w:style w:type="paragraph" w:styleId="Normal" w:default="1">
+  <w:style w:type="paragraph" w:default="1" w:styleId="Normal">
     <w:name w:val="Normal"/>
     <w:qFormat/>
     <w:pPr>
-      <w:widowControl/>
-      <w:suppressAutoHyphens w:val="true"/>
-      <w:bidi w:val="0"/>
-      <w:spacing w:lineRule="auto" w:line="259" w:before="0" w:after="160"/>
-      <w:jc w:val="left"/>
+      <w:spacing w:after="160" w:line="259" w:lineRule="auto"/>
     </w:pPr>
-    <w:rPr>
-      <w:rFonts w:ascii="Calibri" w:hAnsi="Calibri" w:eastAsia="Calibri" w:cs="" w:asciiTheme="minorHAnsi" w:cstheme="minorBidi" w:eastAsiaTheme="minorHAnsi" w:hAnsiTheme="minorHAnsi"/>
-      <w:color w:val="auto"/>
-      <w:kern w:val="0"/>
-      <w:sz w:val="22"/>
-      <w:szCs w:val="22"/>
-      <w:lang w:val="en-IN" w:eastAsia="en-US" w:bidi="ar-SA"/>
-    </w:rPr>
   </w:style>
   <w:style w:type="paragraph" w:styleId="Heading2">
-    <w:name w:val="Heading 2"/>
+    <w:name w:val="heading 2"/>
     <w:basedOn w:val="Normal"/>
     <w:next w:val="Normal"/>
     <w:qFormat/>
     <w:pPr>
-      <w:keepNext w:val="true"/>
+      <w:keepNext/>
       <w:keepLines/>
-      <w:spacing w:lineRule="auto" w:line="240" w:before="300" w:after="0"/>
+      <w:spacing w:before="300" w:after="0" w:line="240" w:lineRule="auto"/>
       <w:outlineLvl w:val="1"/>
     </w:pPr>
     <w:rPr>
@@ -4063,14 +3904,14 @@
     </w:rPr>
   </w:style>
   <w:style w:type="paragraph" w:styleId="Heading3">
-    <w:name w:val="Heading 3"/>
+    <w:name w:val="heading 3"/>
     <w:basedOn w:val="Normal"/>
     <w:next w:val="Normal"/>
     <w:qFormat/>
     <w:pPr>
-      <w:keepNext w:val="true"/>
+      <w:keepNext/>
       <w:keepLines/>
-      <w:spacing w:lineRule="auto" w:line="240" w:before="100" w:after="100"/>
+      <w:spacing w:before="100" w:after="100" w:line="240" w:lineRule="auto"/>
       <w:outlineLvl w:val="2"/>
     </w:pPr>
     <w:rPr>
@@ -4078,40 +3919,57 @@
       <w:szCs w:val="18"/>
     </w:rPr>
   </w:style>
-  <w:style w:type="character" w:styleId="DefaultParagraphFont" w:default="1">
+  <w:style w:type="character" w:default="1" w:styleId="DefaultParagraphFont">
     <w:name w:val="Default Paragraph Font"/>
     <w:uiPriority w:val="1"/>
     <w:semiHidden/>
     <w:unhideWhenUsed/>
-    <w:qFormat/>
-    <w:rPr/>
   </w:style>
-  <w:style w:type="character" w:styleId="HeaderChar" w:customStyle="1">
+  <w:style w:type="table" w:default="1" w:styleId="TableNormal">
+    <w:name w:val="Normal Table"/>
+    <w:uiPriority w:val="99"/>
+    <w:semiHidden/>
+    <w:unhideWhenUsed/>
+    <w:tblPr>
+      <w:tblInd w:w="0" w:type="dxa"/>
+      <w:tblCellMar>
+        <w:top w:w="0" w:type="dxa"/>
+        <w:left w:w="108" w:type="dxa"/>
+        <w:bottom w:w="0" w:type="dxa"/>
+        <w:right w:w="108" w:type="dxa"/>
+      </w:tblCellMar>
+    </w:tblPr>
+  </w:style>
+  <w:style w:type="numbering" w:default="1" w:styleId="NoList">
+    <w:name w:val="No List"/>
+    <w:uiPriority w:val="99"/>
+    <w:semiHidden/>
+    <w:unhideWhenUsed/>
+  </w:style>
+  <w:style w:type="character" w:customStyle="1" w:styleId="HeaderChar">
     <w:name w:val="Header Char"/>
     <w:basedOn w:val="DefaultParagraphFont"/>
     <w:link w:val="Header"/>
     <w:uiPriority w:val="99"/>
     <w:qFormat/>
     <w:rsid w:val="00971807"/>
-    <w:rPr/>
   </w:style>
-  <w:style w:type="character" w:styleId="FooterChar" w:customStyle="1">
+  <w:style w:type="character" w:customStyle="1" w:styleId="FooterChar">
     <w:name w:val="Footer Char"/>
     <w:basedOn w:val="DefaultParagraphFont"/>
     <w:link w:val="Footer"/>
     <w:uiPriority w:val="99"/>
     <w:qFormat/>
     <w:rsid w:val="00971807"/>
-    <w:rPr/>
   </w:style>
   <w:style w:type="character" w:styleId="Hyperlink">
     <w:name w:val="Hyperlink"/>
     <w:basedOn w:val="DefaultParagraphFont"/>
     <w:uiPriority w:val="99"/>
     <w:unhideWhenUsed/>
-    <w:rsid w:val="005d175a"/>
+    <w:rsid w:val="005D175A"/>
     <w:rPr>
-      <w:color w:themeColor="hyperlink" w:val="0563C1"/>
+      <w:color w:val="0563C1" w:themeColor="hyperlink"/>
       <w:u w:val="single"/>
     </w:rPr>
   </w:style>
@@ -4122,17 +3980,17 @@
     <w:semiHidden/>
     <w:unhideWhenUsed/>
     <w:qFormat/>
-    <w:rsid w:val="005d175a"/>
+    <w:rsid w:val="005D175A"/>
     <w:rPr>
       <w:color w:val="605E5C"/>
-      <w:shd w:fill="E1DFDD" w:val="clear"/>
+      <w:shd w:val="clear" w:color="auto" w:fill="E1DFDD"/>
     </w:rPr>
   </w:style>
-  <w:style w:type="character" w:styleId="Bullets">
+  <w:style w:type="character" w:customStyle="1" w:styleId="Bullets">
     <w:name w:val="Bullets"/>
     <w:qFormat/>
     <w:rPr>
-      <w:rFonts w:ascii="OpenSymbol" w:hAnsi="OpenSymbol" w:eastAsia="OpenSymbol" w:cs="OpenSymbol"/>
+      <w:rFonts w:ascii="OpenSymbol" w:eastAsia="OpenSymbol" w:hAnsi="OpenSymbol" w:cs="OpenSymbol"/>
     </w:rPr>
   </w:style>
   <w:style w:type="character" w:styleId="Strong">
@@ -4150,17 +4008,17 @@
       <w:u w:val="single"/>
     </w:rPr>
   </w:style>
-  <w:style w:type="paragraph" w:styleId="Heading">
+  <w:style w:type="paragraph" w:customStyle="1" w:styleId="Heading">
     <w:name w:val="Heading"/>
     <w:basedOn w:val="Normal"/>
     <w:next w:val="BodyText"/>
     <w:qFormat/>
     <w:pPr>
-      <w:keepNext w:val="true"/>
+      <w:keepNext/>
       <w:spacing w:before="240" w:after="120"/>
     </w:pPr>
     <w:rPr>
-      <w:rFonts w:ascii="Liberation Sans" w:hAnsi="Liberation Sans" w:eastAsia="Noto Sans CJK SC" w:cs="Noto Sans Devanagari"/>
+      <w:rFonts w:ascii="Liberation Sans" w:eastAsia="Noto Sans CJK SC" w:hAnsi="Liberation Sans" w:cs="Noto Sans Devanagari"/>
       <w:sz w:val="28"/>
       <w:szCs w:val="28"/>
     </w:rPr>
@@ -4169,20 +4027,18 @@
     <w:name w:val="Body Text"/>
     <w:basedOn w:val="Normal"/>
     <w:pPr>
-      <w:spacing w:lineRule="auto" w:line="276" w:before="0" w:after="140"/>
+      <w:spacing w:after="140" w:line="276" w:lineRule="auto"/>
     </w:pPr>
-    <w:rPr/>
   </w:style>
   <w:style w:type="paragraph" w:styleId="List">
     <w:name w:val="List"/>
     <w:basedOn w:val="BodyText"/>
-    <w:pPr/>
     <w:rPr>
       <w:rFonts w:cs="Noto Sans Devanagari"/>
     </w:rPr>
   </w:style>
   <w:style w:type="paragraph" w:styleId="Caption">
-    <w:name w:val="Caption"/>
+    <w:name w:val="caption"/>
     <w:basedOn w:val="Normal"/>
     <w:qFormat/>
     <w:pPr>
@@ -4197,7 +4053,7 @@
       <w:szCs w:val="24"/>
     </w:rPr>
   </w:style>
-  <w:style w:type="paragraph" w:styleId="Index">
+  <w:style w:type="paragraph" w:customStyle="1" w:styleId="Index">
     <w:name w:val="Index"/>
     <w:basedOn w:val="Normal"/>
     <w:qFormat/>
@@ -4214,26 +4070,24 @@
     <w:uiPriority w:val="99"/>
     <w:unhideWhenUsed/>
     <w:qFormat/>
-    <w:rsid w:val="00417c0f"/>
+    <w:rsid w:val="00417C0F"/>
     <w:pPr>
-      <w:spacing w:lineRule="auto" w:line="240" w:beforeAutospacing="1" w:afterAutospacing="1"/>
+      <w:spacing w:beforeAutospacing="1" w:afterAutospacing="1" w:line="240" w:lineRule="auto"/>
     </w:pPr>
     <w:rPr>
-      <w:rFonts w:ascii="Times New Roman" w:hAnsi="Times New Roman" w:eastAsia="Times New Roman" w:cs="Times New Roman"/>
+      <w:rFonts w:ascii="Times New Roman" w:eastAsia="Times New Roman" w:hAnsi="Times New Roman" w:cs="Times New Roman"/>
       <w:sz w:val="24"/>
       <w:szCs w:val="24"/>
       <w:lang w:eastAsia="en-IN"/>
     </w:rPr>
   </w:style>
-  <w:style w:type="paragraph" w:styleId="HeaderandFooter">
+  <w:style w:type="paragraph" w:customStyle="1" w:styleId="HeaderandFooter">
     <w:name w:val="Header and Footer"/>
     <w:basedOn w:val="Normal"/>
     <w:qFormat/>
-    <w:pPr/>
-    <w:rPr/>
   </w:style>
   <w:style w:type="paragraph" w:styleId="Header">
-    <w:name w:val="Header"/>
+    <w:name w:val="header"/>
     <w:basedOn w:val="Normal"/>
     <w:link w:val="HeaderChar"/>
     <w:uiPriority w:val="99"/>
@@ -4241,16 +4095,14 @@
     <w:rsid w:val="00971807"/>
     <w:pPr>
       <w:tabs>
-        <w:tab w:val="clear" w:pos="720"/>
-        <w:tab w:val="center" w:pos="4680" w:leader="none"/>
-        <w:tab w:val="right" w:pos="9360" w:leader="none"/>
+        <w:tab w:val="center" w:pos="4680"/>
+        <w:tab w:val="right" w:pos="9360"/>
       </w:tabs>
-      <w:spacing w:lineRule="auto" w:line="240" w:before="0" w:after="0"/>
+      <w:spacing w:after="0" w:line="240" w:lineRule="auto"/>
     </w:pPr>
-    <w:rPr/>
   </w:style>
   <w:style w:type="paragraph" w:styleId="Footer">
-    <w:name w:val="Footer"/>
+    <w:name w:val="footer"/>
     <w:basedOn w:val="Normal"/>
     <w:link w:val="FooterChar"/>
     <w:uiPriority w:val="99"/>
@@ -4258,43 +4110,37 @@
     <w:rsid w:val="00971807"/>
     <w:pPr>
       <w:tabs>
-        <w:tab w:val="clear" w:pos="720"/>
-        <w:tab w:val="center" w:pos="4680" w:leader="none"/>
-        <w:tab w:val="right" w:pos="9360" w:leader="none"/>
+        <w:tab w:val="center" w:pos="4680"/>
+        <w:tab w:val="right" w:pos="9360"/>
       </w:tabs>
-      <w:spacing w:lineRule="auto" w:line="240" w:before="0" w:after="0"/>
+      <w:spacing w:after="0" w:line="240" w:lineRule="auto"/>
     </w:pPr>
-    <w:rPr/>
   </w:style>
   <w:style w:type="paragraph" w:styleId="ListParagraph">
     <w:name w:val="List Paragraph"/>
     <w:basedOn w:val="Normal"/>
     <w:uiPriority w:val="34"/>
     <w:qFormat/>
-    <w:rsid w:val="00566aef"/>
+    <w:rsid w:val="00566AEF"/>
     <w:pPr>
-      <w:spacing w:before="0" w:after="160"/>
       <w:ind w:left="720"/>
       <w:contextualSpacing/>
     </w:pPr>
-    <w:rPr/>
   </w:style>
-  <w:style w:type="paragraph" w:styleId="TableContents">
+  <w:style w:type="paragraph" w:customStyle="1" w:styleId="TableContents">
     <w:name w:val="Table Contents"/>
     <w:basedOn w:val="Normal"/>
     <w:qFormat/>
     <w:pPr>
-      <w:widowControl w:val="false"/>
+      <w:widowControl w:val="0"/>
       <w:suppressLineNumbers/>
     </w:pPr>
-    <w:rPr/>
   </w:style>
-  <w:style w:type="paragraph" w:styleId="TableHeading">
+  <w:style w:type="paragraph" w:customStyle="1" w:styleId="TableHeading">
     <w:name w:val="Table Heading"/>
     <w:basedOn w:val="TableContents"/>
     <w:qFormat/>
     <w:pPr>
-      <w:suppressLineNumbers/>
       <w:jc w:val="center"/>
     </w:pPr>
     <w:rPr>
@@ -4302,43 +4148,19 @@
       <w:bCs/>
     </w:rPr>
   </w:style>
-  <w:style w:type="numbering" w:styleId="NoList" w:default="1">
-    <w:name w:val="No List"/>
-    <w:uiPriority w:val="99"/>
-    <w:semiHidden/>
-    <w:unhideWhenUsed/>
-    <w:qFormat/>
-  </w:style>
-  <w:style w:type="table" w:default="1" w:styleId="TableNormal">
-    <w:name w:val="Normal Table"/>
-    <w:uiPriority w:val="99"/>
-    <w:semiHidden/>
-    <w:unhideWhenUsed/>
-    <w:tblPr>
-      <w:tblCellMar>
-        <w:top w:w="0" w:type="dxa"/>
-        <w:left w:w="108" w:type="dxa"/>
-        <w:bottom w:w="0" w:type="dxa"/>
-        <w:right w:w="108" w:type="dxa"/>
-      </w:tblCellMar>
-    </w:tblPr>
-  </w:style>
   <w:style w:type="table" w:styleId="TableGrid">
     <w:name w:val="Table Grid"/>
     <w:basedOn w:val="TableNormal"/>
     <w:uiPriority w:val="39"/>
-    <w:rsid w:val="0087217b"/>
-    <w:pPr>
-      <w:spacing w:after="0" w:line="240" w:lineRule="auto"/>
-    </w:pPr>
+    <w:rsid w:val="0087217B"/>
     <w:tblPr>
       <w:tblBorders>
-        <w:top w:val="single" w:color="auto" w:sz="4" w:space="0"/>
-        <w:left w:val="single" w:color="auto" w:sz="4" w:space="0"/>
-        <w:bottom w:val="single" w:color="auto" w:sz="4" w:space="0"/>
-        <w:right w:val="single" w:color="auto" w:sz="4" w:space="0"/>
-        <w:insideH w:val="single" w:color="auto" w:sz="4" w:space="0"/>
-        <w:insideV w:val="single" w:color="auto" w:sz="4" w:space="0"/>
+        <w:top w:val="single" w:sz="4" w:space="0" w:color="auto"/>
+        <w:left w:val="single" w:sz="4" w:space="0" w:color="auto"/>
+        <w:bottom w:val="single" w:sz="4" w:space="0" w:color="auto"/>
+        <w:right w:val="single" w:sz="4" w:space="0" w:color="auto"/>
+        <w:insideH w:val="single" w:sz="4" w:space="0" w:color="auto"/>
+        <w:insideV w:val="single" w:sz="4" w:space="0" w:color="auto"/>
       </w:tblBorders>
     </w:tblPr>
   </w:style>
@@ -4346,54 +4168,54 @@
 </file>
 
 <file path=word/theme/theme1.xml><?xml version="1.0" encoding="utf-8"?>
-<a:theme xmlns:a="http://schemas.openxmlformats.org/drawingml/2006/main" xmlns:r="http://schemas.openxmlformats.org/officeDocument/2006/relationships" name="Office Theme">
+<a:theme xmlns:a="http://schemas.openxmlformats.org/drawingml/2006/main" name="Office Theme">
   <a:themeElements>
     <a:clrScheme name="Office">
       <a:dk1>
         <a:srgbClr val="000000"/>
       </a:dk1>
       <a:lt1>
-        <a:srgbClr val="ffffff"/>
+        <a:srgbClr val="FFFFFF"/>
       </a:lt1>
       <a:dk2>
-        <a:srgbClr val="44546a"/>
+        <a:srgbClr val="44546A"/>
       </a:dk2>
       <a:lt2>
-        <a:srgbClr val="e7e6e6"/>
+        <a:srgbClr val="E7E6E6"/>
       </a:lt2>
       <a:accent1>
-        <a:srgbClr val="4472c4"/>
+        <a:srgbClr val="4472C4"/>
       </a:accent1>
       <a:accent2>
-        <a:srgbClr val="ed7d31"/>
+        <a:srgbClr val="ED7D31"/>
       </a:accent2>
       <a:accent3>
-        <a:srgbClr val="a5a5a5"/>
+        <a:srgbClr val="A5A5A5"/>
       </a:accent3>
       <a:accent4>
-        <a:srgbClr val="ffc000"/>
+        <a:srgbClr val="FFC000"/>
       </a:accent4>
       <a:accent5>
-        <a:srgbClr val="5b9bd5"/>
+        <a:srgbClr val="5B9BD5"/>
       </a:accent5>
       <a:accent6>
-        <a:srgbClr val="70ad47"/>
+        <a:srgbClr val="70AD47"/>
       </a:accent6>
       <a:hlink>
-        <a:srgbClr val="0563c1"/>
+        <a:srgbClr val="0563C1"/>
       </a:hlink>
       <a:folHlink>
-        <a:srgbClr val="954f72"/>
+        <a:srgbClr val="954F72"/>
       </a:folHlink>
     </a:clrScheme>
     <a:fontScheme name="Office">
       <a:majorFont>
-        <a:latin typeface="Calibri Light" panose="020F0302020204030204" pitchFamily="0" charset="1"/>
+        <a:latin typeface="Calibri Light" panose="020F0302020204030204"/>
         <a:ea typeface=""/>
         <a:cs typeface=""/>
       </a:majorFont>
       <a:minorFont>
-        <a:latin typeface="Calibri" panose="020F0502020204030204" pitchFamily="0" charset="1"/>
+        <a:latin typeface="Calibri" panose="020F0502020204030204"/>
         <a:ea typeface=""/>
         <a:cs typeface=""/>
       </a:minorFont>
@@ -4425,7 +4247,7 @@
             </a:gs>
           </a:gsLst>
           <a:lin ang="5400000" scaled="0"/>
-          <a:tileRect l="0" t="0" r="0" b="0"/>
+          <a:tileRect/>
         </a:gradFill>
         <a:gradFill>
           <a:gsLst>
@@ -4449,7 +4271,7 @@
             </a:gs>
           </a:gsLst>
           <a:lin ang="5400000" scaled="0"/>
-          <a:tileRect l="0" t="0" r="0" b="0"/>
+          <a:tileRect/>
         </a:gradFill>
       </a:fillStyleLst>
       <a:lnStyleLst>
@@ -4509,10 +4331,12 @@
             </a:gs>
           </a:gsLst>
           <a:lin ang="5400000" scaled="0"/>
-          <a:tileRect l="0" t="0" r="0" b="0"/>
+          <a:tileRect/>
         </a:gradFill>
       </a:bgFillStyleLst>
     </a:fmtScheme>
   </a:themeElements>
+  <a:objectDefaults/>
+  <a:extraClrSchemeLst/>
 </a:theme>
 </file>